--- a/apresentacao-orientador/relatorios-por-etapa/E6-memoria.docx
+++ b/apresentacao-orientador/relatorios-por-etapa/E6-memoria.docx
@@ -821,34 +821,6 @@
           </w:p>
         </w:tc>
       </w:tr>
-      <w:tr>
-        <w:tc>
-          <w:tcPr>
-            <w:tcW w:type="dxa" w:w="5669"/>
-          </w:tcPr>
-          <w:p>
-            <w:r>
-              <w:rPr>
-                <w:sz w:val="19"/>
-              </w:rPr>
-              <w:t>Custo medido dos agentes (dólar-equivalente da cota)</w:t>
-            </w:r>
-          </w:p>
-        </w:tc>
-        <w:tc>
-          <w:tcPr>
-            <w:tcW w:type="dxa" w:w="3685"/>
-          </w:tcPr>
-          <w:p>
-            <w:r>
-              <w:rPr>
-                <w:sz w:val="19"/>
-              </w:rPr>
-              <w:t>US$ 167,15</w:t>
-            </w:r>
-          </w:p>
-        </w:tc>
-      </w:tr>
     </w:tbl>
     <w:p/>
     <w:p>

--- a/apresentacao-orientador/relatorios-por-etapa/E6-memoria.docx
+++ b/apresentacao-orientador/relatorios-por-etapa/E6-memoria.docx
@@ -3,85 +3,114 @@
 <w:document xmlns:wpc="http://schemas.microsoft.com/office/word/2010/wordprocessingCanvas" xmlns:mo="http://schemas.microsoft.com/office/mac/office/2008/main" xmlns:mc="http://schemas.openxmlformats.org/markup-compatibility/2006" xmlns:mv="urn:schemas-microsoft-com:mac:vml" xmlns:o="urn:schemas-microsoft-com:office:office" xmlns:r="http://schemas.openxmlformats.org/officeDocument/2006/relationships" xmlns:m="http://schemas.openxmlformats.org/officeDocument/2006/math" xmlns:v="urn:schemas-microsoft-com:vml" xmlns:wp14="http://schemas.microsoft.com/office/word/2010/wordprocessingDrawing" xmlns:wp="http://schemas.openxmlformats.org/drawingml/2006/wordprocessingDrawing" xmlns:w10="urn:schemas-microsoft-com:office:word" xmlns:w="http://schemas.openxmlformats.org/wordprocessingml/2006/main" xmlns:w14="http://schemas.microsoft.com/office/word/2010/wordml" xmlns:wpg="http://schemas.microsoft.com/office/word/2010/wordprocessingGroup" xmlns:wpi="http://schemas.microsoft.com/office/word/2010/wordprocessingInk" xmlns:wne="http://schemas.microsoft.com/office/word/2006/wordml" xmlns:wps="http://schemas.microsoft.com/office/word/2010/wordprocessingShape" mc:Ignorable="w14 wp14">
   <w:body>
     <w:p>
+      <w:pPr>
+        <w:spacing w:before="80" w:after="0"/>
+      </w:pPr>
       <w:r>
         <w:rPr>
           <w:b/>
-          <w:color w:val="555555"/>
-          <w:sz w:val="17"/>
+          <w:i w:val="0"/>
+          <w:color w:val="6B7480"/>
+          <w:sz w:val="26"/>
         </w:rPr>
-        <w:t>FÁBRICA DE SOFTWARE MULTI-AGENTE · TCC · ENZO CONSULO</w:t>
+        <w:t>ETAPA 6 DE 10</w:t>
       </w:r>
     </w:p>
     <w:p>
       <w:pPr>
-        <w:pStyle w:val="Title"/>
+        <w:spacing w:before="0" w:after="40"/>
       </w:pPr>
       <w:r>
         <w:rPr>
-          <w:color w:val="222222"/>
+          <w:rFonts w:ascii="Cambria" w:hAnsi="Cambria"/>
+          <w:b/>
+          <w:i w:val="0"/>
+          <w:color w:val="1B2A41"/>
+          <w:sz w:val="68"/>
         </w:rPr>
-        <w:t>E6 — Memória do projeto</w:t>
+        <w:t>Memória do projeto</w:t>
       </w:r>
     </w:p>
     <w:p>
+      <w:pPr>
+        <w:spacing w:before="0" w:after="280"/>
+      </w:pPr>
       <w:r>
         <w:rPr>
-          <w:color w:val="555555"/>
+          <w:b w:val="0"/>
+          <w:i w:val="0"/>
+          <w:color w:val="6B7480"/>
+          <w:sz w:val="24"/>
         </w:rPr>
-        <w:t>Período planejado: 18/11 – 02/12/2026   ·   Branch: etapa/e6-memoria</w:t>
+        <w:t xml:space="preserve">Período planejado: 18/11 – 02/12/2026     ·     branch </w:t>
+      </w:r>
+      <w:r>
+        <w:rPr>
+          <w:rFonts w:ascii="Consolas" w:hAnsi="Consolas"/>
+          <w:b/>
+          <w:i w:val="0"/>
+          <w:color w:val="4A6FA5"/>
+          <w:sz w:val="24"/>
+        </w:rPr>
+        <w:t>etapa/e6-memoria</w:t>
       </w:r>
     </w:p>
     <w:tbl>
       <w:tblPr>
-        <w:tblStyle w:val="LightGrid-Accent1"/>
         <w:tblW w:type="auto" w:w="0"/>
         <w:jc w:val="center"/>
         <w:tblLayout w:type="fixed"/>
         <w:tblLook w:firstColumn="1" w:firstRow="1" w:lastColumn="0" w:lastRow="0" w:noHBand="0" w:noVBand="1" w:val="04A0"/>
+        <w:tblBorders>
+          <w:top w:val="nil"/>
+          <w:left w:val="nil"/>
+          <w:bottom w:val="nil"/>
+          <w:right w:val="nil"/>
+          <w:insideH w:val="nil"/>
+          <w:insideV w:val="nil"/>
+        </w:tblBorders>
       </w:tblPr>
       <w:tblGrid>
-        <w:gridCol w:w="7087"/>
-        <w:gridCol w:w="2268"/>
+        <w:gridCol w:w="7370"/>
+        <w:gridCol w:w="7654"/>
       </w:tblGrid>
       <w:tr>
         <w:tc>
           <w:tcPr>
-            <w:tcW w:type="dxa" w:w="7087"/>
+            <w:tcW w:type="dxa" w:w="7370"/>
+            <w:shd w:val="clear" w:color="auto" w:fill="1B2A41"/>
+            <w:tcMar>
+              <w:top w:w="283" w:type="dxa"/>
+              <w:left w:w="283" w:type="dxa"/>
+              <w:bottom w:w="283" w:type="dxa"/>
+              <w:right w:w="283" w:type="dxa"/>
+            </w:tcMar>
           </w:tcPr>
           <w:p>
+            <w:pPr>
+              <w:spacing w:before="0" w:after="120"/>
+            </w:pPr>
             <w:r>
               <w:rPr>
                 <w:b/>
-                <w:sz w:val="19"/>
+                <w:i w:val="0"/>
+                <w:color w:val="E9A23B"/>
+                <w:sz w:val="22"/>
               </w:rPr>
-              <w:t>Entrega combinada no plano</w:t>
+              <w:t>PROPOSTA DO PLANO</w:t>
             </w:r>
           </w:p>
-        </w:tc>
-        <w:tc>
-          <w:tcPr>
-            <w:tcW w:type="dxa" w:w="2268"/>
-          </w:tcPr>
           <w:p>
+            <w:pPr>
+              <w:spacing w:before="0" w:after="0"/>
+            </w:pPr>
             <w:r>
               <w:rPr>
+                <w:rFonts w:ascii="Cambria" w:hAnsi="Cambria"/>
                 <w:b/>
-                <w:sz w:val="19"/>
-              </w:rPr>
-              <w:t>Situação</w:t>
-            </w:r>
-          </w:p>
-        </w:tc>
-      </w:tr>
-      <w:tr>
-        <w:tc>
-          <w:tcPr>
-            <w:tcW w:type="dxa" w:w="7087"/>
-          </w:tcPr>
-          <w:p>
-            <w:r>
-              <w:rPr>
-                <w:sz w:val="19"/>
+                <w:i w:val="0"/>
+                <w:color w:val="FFFFFF"/>
+                <w:sz w:val="38"/>
               </w:rPr>
               <w:t>O agente cita a decisão anterior, com a fonte certa, em vez de decidir de novo.</w:t>
             </w:r>
@@ -89,441 +118,42 @@
         </w:tc>
         <w:tc>
           <w:tcPr>
-            <w:tcW w:type="dxa" w:w="2268"/>
-            <w:shd w:val="clear" w:color="auto" w:fill="FBF0DC"/>
+            <w:tcW w:type="dxa" w:w="7654"/>
+            <w:shd w:val="clear" w:color="auto" w:fill="C0392B"/>
+            <w:tcMar>
+              <w:top w:w="283" w:type="dxa"/>
+              <w:left w:w="283" w:type="dxa"/>
+              <w:bottom w:w="283" w:type="dxa"/>
+              <w:right w:w="283" w:type="dxa"/>
+            </w:tcMar>
           </w:tcPr>
           <w:p>
-            <w:r>
-              <w:rPr>
-                <w:sz w:val="19"/>
-              </w:rPr>
-              <w:t>Entrega pendente</w:t>
-            </w:r>
-          </w:p>
-        </w:tc>
-      </w:tr>
-    </w:tbl>
-    <w:p/>
-    <w:p>
-      <w:r>
-        <w:rPr>
-          <w:b/>
-        </w:rPr>
-        <w:t xml:space="preserve">Em uma frase: </w:t>
-      </w:r>
-      <w:r>
-        <w:t>As peças da memória estão construídas e testadas; a entrega da etapa (o agente citar a decisão anterior) ainda não foi demonstrada.</w:t>
-      </w:r>
-    </w:p>
-    <w:p>
-      <w:pPr>
-        <w:pStyle w:val="Heading1"/>
-      </w:pPr>
-      <w:r>
-        <w:rPr>
-          <w:color w:val="2A78D6"/>
-        </w:rPr>
-        <w:t>O que foi feito</w:t>
-      </w:r>
-    </w:p>
-    <w:tbl>
-      <w:tblPr>
-        <w:tblStyle w:val="LightGrid-Accent1"/>
-        <w:tblW w:type="auto" w:w="0"/>
-        <w:jc w:val="center"/>
-        <w:tblLayout w:type="fixed"/>
-        <w:tblLook w:firstColumn="1" w:firstRow="1" w:lastColumn="0" w:lastRow="0" w:noHBand="0" w:noVBand="1" w:val="04A0"/>
-      </w:tblPr>
-      <w:tblGrid>
-        <w:gridCol w:w="1247"/>
-        <w:gridCol w:w="907"/>
-        <w:gridCol w:w="5783"/>
-        <w:gridCol w:w="1474"/>
-      </w:tblGrid>
-      <w:tr>
-        <w:tc>
-          <w:tcPr>
-            <w:tcW w:type="dxa" w:w="1247"/>
-          </w:tcPr>
-          <w:p>
+            <w:pPr>
+              <w:spacing w:before="0" w:after="120"/>
+            </w:pPr>
             <w:r>
               <w:rPr>
                 <w:b/>
-                <w:sz w:val="19"/>
+                <w:i w:val="0"/>
+                <w:color w:val="FFFFFF"/>
+                <w:sz w:val="22"/>
               </w:rPr>
-              <w:t>Tarefa</w:t>
+              <w:t>ENTREGA BLOQUEADA</w:t>
             </w:r>
           </w:p>
-        </w:tc>
-        <w:tc>
-          <w:tcPr>
-            <w:tcW w:type="dxa" w:w="907"/>
-          </w:tcPr>
           <w:p>
+            <w:pPr>
+              <w:spacing w:before="0" w:after="0"/>
+            </w:pPr>
             <w:r>
               <w:rPr>
+                <w:rFonts w:ascii="Cambria" w:hAnsi="Cambria"/>
                 <w:b/>
-                <w:sz w:val="19"/>
+                <w:i w:val="0"/>
+                <w:color w:val="FFFFFF"/>
+                <w:sz w:val="30"/>
               </w:rPr>
-              <w:t>Pacote</w:t>
-            </w:r>
-          </w:p>
-        </w:tc>
-        <w:tc>
-          <w:tcPr>
-            <w:tcW w:type="dxa" w:w="5783"/>
-          </w:tcPr>
-          <w:p>
-            <w:r>
-              <w:rPr>
-                <w:b/>
-                <w:sz w:val="19"/>
-              </w:rPr>
-              <w:t>Descrição</w:t>
-            </w:r>
-          </w:p>
-        </w:tc>
-        <w:tc>
-          <w:tcPr>
-            <w:tcW w:type="dxa" w:w="1474"/>
-          </w:tcPr>
-          <w:p>
-            <w:r>
-              <w:rPr>
-                <w:b/>
-                <w:sz w:val="19"/>
-              </w:rPr>
-              <w:t>Status</w:t>
-            </w:r>
-          </w:p>
-        </w:tc>
-      </w:tr>
-      <w:tr>
-        <w:tc>
-          <w:tcPr>
-            <w:tcW w:type="dxa" w:w="1247"/>
-          </w:tcPr>
-          <w:p>
-            <w:r>
-              <w:rPr>
-                <w:sz w:val="19"/>
-              </w:rPr>
-              <w:t>FAB-601</w:t>
-            </w:r>
-          </w:p>
-        </w:tc>
-        <w:tc>
-          <w:tcPr>
-            <w:tcW w:type="dxa" w:w="907"/>
-          </w:tcPr>
-          <w:p>
-            <w:r>
-              <w:rPr>
-                <w:sz w:val="19"/>
-              </w:rPr>
-              <w:t>6.1</w:t>
-            </w:r>
-          </w:p>
-        </w:tc>
-        <w:tc>
-          <w:tcPr>
-            <w:tcW w:type="dxa" w:w="5783"/>
-          </w:tcPr>
-          <w:p>
-            <w:r>
-              <w:rPr>
-                <w:sz w:val="19"/>
-              </w:rPr>
-              <w:t>Medir antes de escolher onde a busca roda</w:t>
-            </w:r>
-          </w:p>
-        </w:tc>
-        <w:tc>
-          <w:tcPr>
-            <w:tcW w:type="dxa" w:w="1474"/>
-            <w:shd w:val="clear" w:color="auto" w:fill="E3F3E8"/>
-          </w:tcPr>
-          <w:p>
-            <w:r>
-              <w:rPr>
-                <w:sz w:val="19"/>
-              </w:rPr>
-              <w:t>Concluída</w:t>
-            </w:r>
-          </w:p>
-        </w:tc>
-      </w:tr>
-      <w:tr>
-        <w:tc>
-          <w:tcPr>
-            <w:tcW w:type="dxa" w:w="1247"/>
-          </w:tcPr>
-          <w:p>
-            <w:r>
-              <w:rPr>
-                <w:sz w:val="19"/>
-              </w:rPr>
-              <w:t>FAB-602</w:t>
-            </w:r>
-          </w:p>
-        </w:tc>
-        <w:tc>
-          <w:tcPr>
-            <w:tcW w:type="dxa" w:w="907"/>
-          </w:tcPr>
-          <w:p>
-            <w:r>
-              <w:rPr>
-                <w:sz w:val="19"/>
-              </w:rPr>
-              <w:t>6.2</w:t>
-            </w:r>
-          </w:p>
-        </w:tc>
-        <w:tc>
-          <w:tcPr>
-            <w:tcW w:type="dxa" w:w="5783"/>
-          </w:tcPr>
-          <w:p>
-            <w:r>
-              <w:rPr>
-                <w:sz w:val="19"/>
-              </w:rPr>
-              <w:t>Guardar o histórico a cada alteração</w:t>
-            </w:r>
-          </w:p>
-        </w:tc>
-        <w:tc>
-          <w:tcPr>
-            <w:tcW w:type="dxa" w:w="1474"/>
-            <w:shd w:val="clear" w:color="auto" w:fill="E3F3E8"/>
-          </w:tcPr>
-          <w:p>
-            <w:r>
-              <w:rPr>
-                <w:sz w:val="19"/>
-              </w:rPr>
-              <w:t>Concluída</w:t>
-            </w:r>
-          </w:p>
-        </w:tc>
-      </w:tr>
-      <w:tr>
-        <w:tc>
-          <w:tcPr>
-            <w:tcW w:type="dxa" w:w="1247"/>
-          </w:tcPr>
-          <w:p>
-            <w:r>
-              <w:rPr>
-                <w:sz w:val="19"/>
-              </w:rPr>
-              <w:t>FAB-603</w:t>
-            </w:r>
-          </w:p>
-        </w:tc>
-        <w:tc>
-          <w:tcPr>
-            <w:tcW w:type="dxa" w:w="907"/>
-          </w:tcPr>
-          <w:p>
-            <w:r>
-              <w:rPr>
-                <w:sz w:val="19"/>
-              </w:rPr>
-              <w:t>6.3</w:t>
-            </w:r>
-          </w:p>
-        </w:tc>
-        <w:tc>
-          <w:tcPr>
-            <w:tcW w:type="dxa" w:w="5783"/>
-          </w:tcPr>
-          <w:p>
-            <w:r>
-              <w:rPr>
-                <w:sz w:val="19"/>
-              </w:rPr>
-              <w:t>Busca por significado e por termo exato</w:t>
-            </w:r>
-          </w:p>
-        </w:tc>
-        <w:tc>
-          <w:tcPr>
-            <w:tcW w:type="dxa" w:w="1474"/>
-            <w:shd w:val="clear" w:color="auto" w:fill="E3F3E8"/>
-          </w:tcPr>
-          <w:p>
-            <w:r>
-              <w:rPr>
-                <w:sz w:val="19"/>
-              </w:rPr>
-              <w:t>Concluída</w:t>
-            </w:r>
-          </w:p>
-        </w:tc>
-      </w:tr>
-      <w:tr>
-        <w:tc>
-          <w:tcPr>
-            <w:tcW w:type="dxa" w:w="1247"/>
-          </w:tcPr>
-          <w:p>
-            <w:r>
-              <w:rPr>
-                <w:sz w:val="19"/>
-              </w:rPr>
-              <w:t>FAB-604</w:t>
-            </w:r>
-          </w:p>
-        </w:tc>
-        <w:tc>
-          <w:tcPr>
-            <w:tcW w:type="dxa" w:w="907"/>
-          </w:tcPr>
-          <w:p>
-            <w:r>
-              <w:rPr>
-                <w:sz w:val="19"/>
-              </w:rPr>
-              <w:t>6.4</w:t>
-            </w:r>
-          </w:p>
-        </w:tc>
-        <w:tc>
-          <w:tcPr>
-            <w:tcW w:type="dxa" w:w="5783"/>
-          </w:tcPr>
-          <w:p>
-            <w:r>
-              <w:rPr>
-                <w:sz w:val="19"/>
-              </w:rPr>
-              <w:t>Entregar o contexto com a fonte citada</w:t>
-            </w:r>
-          </w:p>
-        </w:tc>
-        <w:tc>
-          <w:tcPr>
-            <w:tcW w:type="dxa" w:w="1474"/>
-            <w:shd w:val="clear" w:color="auto" w:fill="E3F3E8"/>
-          </w:tcPr>
-          <w:p>
-            <w:r>
-              <w:rPr>
-                <w:sz w:val="19"/>
-              </w:rPr>
-              <w:t>Concluída</w:t>
-            </w:r>
-          </w:p>
-        </w:tc>
-      </w:tr>
-      <w:tr>
-        <w:tc>
-          <w:tcPr>
-            <w:tcW w:type="dxa" w:w="1247"/>
-          </w:tcPr>
-          <w:p>
-            <w:r>
-              <w:rPr>
-                <w:sz w:val="19"/>
-              </w:rPr>
-              <w:t>FAB-605</w:t>
-            </w:r>
-          </w:p>
-        </w:tc>
-        <w:tc>
-          <w:tcPr>
-            <w:tcW w:type="dxa" w:w="907"/>
-          </w:tcPr>
-          <w:p>
-            <w:r>
-              <w:rPr>
-                <w:sz w:val="19"/>
-              </w:rPr>
-              <w:t>6.5</w:t>
-            </w:r>
-          </w:p>
-        </w:tc>
-        <w:tc>
-          <w:tcPr>
-            <w:tcW w:type="dxa" w:w="5783"/>
-          </w:tcPr>
-          <w:p>
-            <w:r>
-              <w:rPr>
-                <w:sz w:val="19"/>
-              </w:rPr>
-              <w:t>Avaliar a qualidade da busca</w:t>
-            </w:r>
-          </w:p>
-        </w:tc>
-        <w:tc>
-          <w:tcPr>
-            <w:tcW w:type="dxa" w:w="1474"/>
-            <w:shd w:val="clear" w:color="auto" w:fill="E3F3E8"/>
-          </w:tcPr>
-          <w:p>
-            <w:r>
-              <w:rPr>
-                <w:sz w:val="19"/>
-              </w:rPr>
-              <w:t>Concluída</w:t>
-            </w:r>
-          </w:p>
-        </w:tc>
-      </w:tr>
-      <w:tr>
-        <w:tc>
-          <w:tcPr>
-            <w:tcW w:type="dxa" w:w="1247"/>
-          </w:tcPr>
-          <w:p>
-            <w:r>
-              <w:rPr>
-                <w:sz w:val="19"/>
-              </w:rPr>
-              <w:t>FAB-606</w:t>
-            </w:r>
-          </w:p>
-        </w:tc>
-        <w:tc>
-          <w:tcPr>
-            <w:tcW w:type="dxa" w:w="907"/>
-          </w:tcPr>
-          <w:p>
-            <w:r>
-              <w:rPr>
-                <w:sz w:val="19"/>
-              </w:rPr>
-              <w:t>Marco</w:t>
-            </w:r>
-          </w:p>
-        </w:tc>
-        <w:tc>
-          <w:tcPr>
-            <w:tcW w:type="dxa" w:w="5783"/>
-          </w:tcPr>
-          <w:p>
-            <w:r>
-              <w:rPr>
-                <w:sz w:val="19"/>
-              </w:rPr>
-              <w:t>MARCO E6 — o agente cita a decisão anterior</w:t>
-            </w:r>
-          </w:p>
-        </w:tc>
-        <w:tc>
-          <w:tcPr>
-            <w:tcW w:type="dxa" w:w="1474"/>
-            <w:shd w:val="clear" w:color="auto" w:fill="F9E3E3"/>
-          </w:tcPr>
-          <w:p>
-            <w:r>
-              <w:rPr>
-                <w:sz w:val="19"/>
-              </w:rPr>
-              <w:t>Bloqueada</w:t>
+              <w:t>As peças da memória estão construídas e testadas; a entrega da etapa (o agente citar a decisão anterior) ainda não foi demonstrada.</w:t>
             </w:r>
           </w:p>
         </w:tc>
@@ -531,303 +161,490 @@
     </w:tbl>
     <w:p>
       <w:pPr>
-        <w:pStyle w:val="Heading1"/>
+        <w:spacing w:before="0" w:after="200"/>
       </w:pPr>
-      <w:r>
-        <w:rPr>
-          <w:color w:val="2A78D6"/>
-        </w:rPr>
-        <w:t>Como foi feito</w:t>
-      </w:r>
-    </w:p>
-    <w:p>
-      <w:pPr>
-        <w:pStyle w:val="ListBullet"/>
-      </w:pPr>
-      <w:r>
-        <w:t>Medição antes da escolha: o modelo de embedding local escolhido por desempenho medido (R9).</w:t>
-      </w:r>
-    </w:p>
-    <w:p>
-      <w:pPr>
-        <w:pStyle w:val="ListBullet"/>
-      </w:pPr>
-      <w:r>
-        <w:t>Cada commit do projeto vira trechos com embedding, sem duplicar em reingestão.</w:t>
-      </w:r>
-    </w:p>
-    <w:p>
-      <w:pPr>
-        <w:pStyle w:val="ListBullet"/>
-      </w:pPr>
-      <w:r>
-        <w:t>Busca híbrida (significado + termo exato) com fusão de postos, filtrada por projeto.</w:t>
-      </w:r>
-    </w:p>
-    <w:p>
-      <w:pPr>
-        <w:pStyle w:val="ListBullet"/>
-      </w:pPr>
-      <w:r>
-        <w:t>Bloco de contexto com a fonte de cada trecho, fora da faixa cacheada do prompt (R7).</w:t>
-      </w:r>
-    </w:p>
-    <w:p>
-      <w:pPr>
-        <w:pStyle w:val="ListBullet"/>
-      </w:pPr>
-      <w:r>
-        <w:t>Avaliação com recall@8, recall@1 e MRR; busca abaixo da linha de base desliga o bloco.</w:t>
-      </w:r>
-    </w:p>
-    <w:p>
-      <w:pPr>
-        <w:pStyle w:val="Heading1"/>
-      </w:pPr>
-      <w:r>
-        <w:rPr>
-          <w:color w:val="2A78D6"/>
-        </w:rPr>
-        <w:t>Como se prova</w:t>
-      </w:r>
-    </w:p>
-    <w:p>
-      <w:r>
-        <w:rPr>
-          <w:rFonts w:ascii="Consolas" w:hAnsi="Consolas"/>
-          <w:sz w:val="19"/>
-        </w:rPr>
-        <w:t>mix test test/factory/memory/ — busca, contexto, ingestão e avaliação.</w:t>
-      </w:r>
-    </w:p>
-    <w:p>
-      <w:pPr>
-        <w:pStyle w:val="Heading1"/>
-      </w:pPr>
-      <w:r>
-        <w:rPr>
-          <w:color w:val="2A78D6"/>
-        </w:rPr>
-        <w:t>Números da etapa</w:t>
-      </w:r>
     </w:p>
     <w:tbl>
       <w:tblPr>
-        <w:tblStyle w:val="LightGrid-Accent1"/>
         <w:tblW w:type="auto" w:w="0"/>
         <w:jc w:val="center"/>
         <w:tblLayout w:type="fixed"/>
         <w:tblLook w:firstColumn="1" w:firstRow="1" w:lastColumn="0" w:lastRow="0" w:noHBand="0" w:noVBand="1" w:val="04A0"/>
+        <w:tblBorders>
+          <w:top w:val="nil"/>
+          <w:left w:val="nil"/>
+          <w:bottom w:val="nil"/>
+          <w:right w:val="nil"/>
+          <w:insideH w:val="nil"/>
+          <w:insideV w:val="nil"/>
+        </w:tblBorders>
       </w:tblPr>
       <w:tblGrid>
-        <w:gridCol w:w="5669"/>
-        <w:gridCol w:w="3685"/>
+        <w:gridCol w:w="3742"/>
+        <w:gridCol w:w="3742"/>
+        <w:gridCol w:w="3742"/>
+        <w:gridCol w:w="3742"/>
       </w:tblGrid>
       <w:tr>
         <w:tc>
           <w:tcPr>
-            <w:tcW w:type="dxa" w:w="5669"/>
+            <w:tcW w:type="dxa" w:w="3742"/>
+            <w:shd w:val="clear" w:color="auto" w:fill="F2F4F7"/>
+            <w:tcMar>
+              <w:top w:w="198" w:type="dxa"/>
+              <w:left w:w="198" w:type="dxa"/>
+              <w:bottom w:w="198" w:type="dxa"/>
+              <w:right w:w="198" w:type="dxa"/>
+            </w:tcMar>
           </w:tcPr>
           <w:p>
+            <w:pPr>
+              <w:spacing w:before="0" w:after="0"/>
+            </w:pPr>
             <w:r>
               <w:rPr>
+                <w:rFonts w:ascii="Cambria" w:hAnsi="Cambria"/>
                 <w:b/>
-                <w:sz w:val="19"/>
+                <w:i w:val="0"/>
+                <w:color w:val="1B2A41"/>
+                <w:sz w:val="60"/>
               </w:rPr>
-              <w:t>Indicador</w:t>
+              <w:t>5/6</w:t>
+            </w:r>
+          </w:p>
+          <w:p>
+            <w:pPr>
+              <w:spacing w:before="0" w:after="0"/>
+            </w:pPr>
+            <w:r>
+              <w:rPr>
+                <w:b w:val="0"/>
+                <w:i w:val="0"/>
+                <w:color w:val="6B7480"/>
+                <w:sz w:val="22"/>
+              </w:rPr>
+              <w:t>tarefas concluídas</w:t>
             </w:r>
           </w:p>
         </w:tc>
         <w:tc>
           <w:tcPr>
-            <w:tcW w:type="dxa" w:w="3685"/>
+            <w:tcW w:type="dxa" w:w="3742"/>
+            <w:shd w:val="clear" w:color="auto" w:fill="F2F4F7"/>
+            <w:tcMar>
+              <w:top w:w="198" w:type="dxa"/>
+              <w:left w:w="198" w:type="dxa"/>
+              <w:bottom w:w="198" w:type="dxa"/>
+              <w:right w:w="198" w:type="dxa"/>
+            </w:tcMar>
           </w:tcPr>
           <w:p>
+            <w:pPr>
+              <w:spacing w:before="0" w:after="0"/>
+            </w:pPr>
             <w:r>
               <w:rPr>
+                <w:rFonts w:ascii="Cambria" w:hAnsi="Cambria"/>
                 <w:b/>
-                <w:sz w:val="19"/>
+                <w:i w:val="0"/>
+                <w:color w:val="1B2A41"/>
+                <w:sz w:val="60"/>
               </w:rPr>
-              <w:t>Valor</w:t>
+              <w:t>9</w:t>
             </w:r>
           </w:p>
-        </w:tc>
-      </w:tr>
-      <w:tr>
-        <w:tc>
-          <w:tcPr>
-            <w:tcW w:type="dxa" w:w="5669"/>
-          </w:tcPr>
           <w:p>
+            <w:pPr>
+              <w:spacing w:before="0" w:after="0"/>
+            </w:pPr>
             <w:r>
               <w:rPr>
-                <w:sz w:val="19"/>
+                <w:b w:val="0"/>
+                <w:i w:val="0"/>
+                <w:color w:val="6B7480"/>
+                <w:sz w:val="22"/>
               </w:rPr>
-              <w:t>Tarefas concluídas</w:t>
+              <w:t>commits nesta etapa</w:t>
             </w:r>
           </w:p>
         </w:tc>
         <w:tc>
           <w:tcPr>
-            <w:tcW w:type="dxa" w:w="3685"/>
+            <w:tcW w:type="dxa" w:w="3742"/>
+            <w:shd w:val="clear" w:color="auto" w:fill="F2F4F7"/>
+            <w:tcMar>
+              <w:top w:w="198" w:type="dxa"/>
+              <w:left w:w="198" w:type="dxa"/>
+              <w:bottom w:w="198" w:type="dxa"/>
+              <w:right w:w="198" w:type="dxa"/>
+            </w:tcMar>
           </w:tcPr>
           <w:p>
+            <w:pPr>
+              <w:spacing w:before="0" w:after="0"/>
+            </w:pPr>
             <w:r>
               <w:rPr>
-                <w:sz w:val="19"/>
+                <w:rFonts w:ascii="Cambria" w:hAnsi="Cambria"/>
+                <w:b/>
+                <w:i w:val="0"/>
+                <w:color w:val="1B2A41"/>
+                <w:sz w:val="60"/>
               </w:rPr>
-              <w:t>5 de 6</w:t>
+              <w:t>1.080</w:t>
             </w:r>
           </w:p>
-        </w:tc>
-      </w:tr>
-      <w:tr>
-        <w:tc>
-          <w:tcPr>
-            <w:tcW w:type="dxa" w:w="5669"/>
-          </w:tcPr>
           <w:p>
+            <w:pPr>
+              <w:spacing w:before="0" w:after="0"/>
+            </w:pPr>
             <w:r>
               <w:rPr>
-                <w:sz w:val="19"/>
+                <w:b w:val="0"/>
+                <w:i w:val="0"/>
+                <w:color w:val="6B7480"/>
+                <w:sz w:val="22"/>
               </w:rPr>
-              <w:t>Commits na branch da etapa</w:t>
+              <w:t>testes automáticos</w:t>
             </w:r>
           </w:p>
         </w:tc>
         <w:tc>
           <w:tcPr>
-            <w:tcW w:type="dxa" w:w="3685"/>
+            <w:tcW w:type="dxa" w:w="3742"/>
+            <w:shd w:val="clear" w:color="auto" w:fill="F2F4F7"/>
+            <w:tcMar>
+              <w:top w:w="198" w:type="dxa"/>
+              <w:left w:w="198" w:type="dxa"/>
+              <w:bottom w:w="198" w:type="dxa"/>
+              <w:right w:w="198" w:type="dxa"/>
+            </w:tcMar>
           </w:tcPr>
           <w:p>
+            <w:pPr>
+              <w:spacing w:before="0" w:after="0"/>
+            </w:pPr>
             <w:r>
               <w:rPr>
-                <w:sz w:val="19"/>
+                <w:rFonts w:ascii="Cambria" w:hAnsi="Cambria"/>
+                <w:b/>
+                <w:i w:val="0"/>
+                <w:color w:val="1B2A41"/>
+                <w:sz w:val="60"/>
               </w:rPr>
-              <w:t>9</w:t>
+              <w:t>92</w:t>
+            </w:r>
+          </w:p>
+          <w:p>
+            <w:pPr>
+              <w:spacing w:before="0" w:after="0"/>
+            </w:pPr>
+            <w:r>
+              <w:rPr>
+                <w:b w:val="0"/>
+                <w:i w:val="0"/>
+                <w:color w:val="6B7480"/>
+                <w:sz w:val="22"/>
+              </w:rPr>
+              <w:t>módulos Elixir</w:t>
             </w:r>
           </w:p>
         </w:tc>
       </w:tr>
+    </w:tbl>
+    <w:p>
+      <w:pPr>
+        <w:spacing w:before="0" w:after="240"/>
+      </w:pPr>
+    </w:p>
+    <w:p>
+      <w:pPr>
+        <w:spacing w:before="0" w:after="80"/>
+      </w:pPr>
+      <w:r>
+        <w:rPr>
+          <w:b/>
+          <w:i w:val="0"/>
+          <w:color w:val="4A6FA5"/>
+          <w:sz w:val="21"/>
+        </w:rPr>
+        <w:t>NESTA APRESENTAÇÃO</w:t>
+      </w:r>
+    </w:p>
+    <w:tbl>
+      <w:tblPr>
+        <w:tblW w:type="auto" w:w="0"/>
+        <w:jc w:val="center"/>
+        <w:tblLayout w:type="fixed"/>
+        <w:tblLook w:firstColumn="1" w:firstRow="1" w:lastColumn="0" w:lastRow="0" w:noHBand="0" w:noVBand="1" w:val="04A0"/>
+        <w:tblBorders>
+          <w:top w:val="nil"/>
+          <w:left w:val="nil"/>
+          <w:bottom w:val="nil"/>
+          <w:right w:val="nil"/>
+          <w:insideH w:val="nil"/>
+          <w:insideV w:val="nil"/>
+        </w:tblBorders>
+      </w:tblPr>
+      <w:tblGrid>
+        <w:gridCol w:w="2504"/>
+        <w:gridCol w:w="2504"/>
+        <w:gridCol w:w="2504"/>
+        <w:gridCol w:w="2504"/>
+        <w:gridCol w:w="2504"/>
+        <w:gridCol w:w="2504"/>
+      </w:tblGrid>
       <w:tr>
         <w:tc>
           <w:tcPr>
-            <w:tcW w:type="dxa" w:w="5669"/>
+            <w:tcW w:type="dxa" w:w="2504"/>
+            <w:shd w:val="clear" w:color="auto" w:fill="FFFFFF"/>
+            <w:tcMar>
+              <w:top w:w="85" w:type="dxa"/>
+              <w:left w:w="85" w:type="dxa"/>
+              <w:bottom w:w="85" w:type="dxa"/>
+              <w:right w:w="85" w:type="dxa"/>
+            </w:tcMar>
           </w:tcPr>
           <w:p>
+            <w:pPr>
+              <w:spacing w:before="0" w:after="0"/>
+            </w:pPr>
             <w:r>
               <w:rPr>
-                <w:sz w:val="19"/>
+                <w:b/>
+                <w:i w:val="0"/>
+                <w:color w:val="E9A23B"/>
+                <w:sz w:val="28"/>
               </w:rPr>
-              <w:t>Módulos Elixir</w:t>
+              <w:t xml:space="preserve">1  </w:t>
+            </w:r>
+            <w:r>
+              <w:rPr>
+                <w:b/>
+                <w:i w:val="0"/>
+                <w:color w:val="1B2A41"/>
+                <w:sz w:val="23"/>
+              </w:rPr>
+              <w:t>Onde entra no sistema</w:t>
             </w:r>
           </w:p>
         </w:tc>
         <w:tc>
           <w:tcPr>
-            <w:tcW w:type="dxa" w:w="3685"/>
+            <w:tcW w:type="dxa" w:w="2504"/>
+            <w:shd w:val="clear" w:color="auto" w:fill="FFFFFF"/>
+            <w:tcMar>
+              <w:top w:w="85" w:type="dxa"/>
+              <w:left w:w="85" w:type="dxa"/>
+              <w:bottom w:w="85" w:type="dxa"/>
+              <w:right w:w="85" w:type="dxa"/>
+            </w:tcMar>
           </w:tcPr>
           <w:p>
+            <w:pPr>
+              <w:spacing w:before="0" w:after="0"/>
+            </w:pPr>
             <w:r>
               <w:rPr>
-                <w:sz w:val="19"/>
+                <w:b/>
+                <w:i w:val="0"/>
+                <w:color w:val="E9A23B"/>
+                <w:sz w:val="28"/>
               </w:rPr>
-              <w:t>92 (+9)</w:t>
+              <w:t xml:space="preserve">2  </w:t>
             </w:r>
-          </w:p>
-        </w:tc>
-      </w:tr>
-      <w:tr>
-        <w:tc>
-          <w:tcPr>
-            <w:tcW w:type="dxa" w:w="5669"/>
-          </w:tcPr>
-          <w:p>
             <w:r>
               <w:rPr>
-                <w:sz w:val="19"/>
+                <w:b/>
+                <w:i w:val="0"/>
+                <w:color w:val="1B2A41"/>
+                <w:sz w:val="23"/>
               </w:rPr>
-              <w:t>Linhas de código (lib/)</w:t>
+              <w:t>Como funciona</w:t>
             </w:r>
           </w:p>
         </w:tc>
         <w:tc>
           <w:tcPr>
-            <w:tcW w:type="dxa" w:w="3685"/>
+            <w:tcW w:type="dxa" w:w="2504"/>
+            <w:shd w:val="clear" w:color="auto" w:fill="FFFFFF"/>
+            <w:tcMar>
+              <w:top w:w="85" w:type="dxa"/>
+              <w:left w:w="85" w:type="dxa"/>
+              <w:bottom w:w="85" w:type="dxa"/>
+              <w:right w:w="85" w:type="dxa"/>
+            </w:tcMar>
           </w:tcPr>
           <w:p>
+            <w:pPr>
+              <w:spacing w:before="0" w:after="0"/>
+            </w:pPr>
             <w:r>
               <w:rPr>
-                <w:sz w:val="19"/>
+                <w:b/>
+                <w:i w:val="0"/>
+                <w:color w:val="E9A23B"/>
+                <w:sz w:val="28"/>
               </w:rPr>
-              <w:t>11.468 (+986)</w:t>
+              <w:t xml:space="preserve">3  </w:t>
             </w:r>
-          </w:p>
-        </w:tc>
-      </w:tr>
-      <w:tr>
-        <w:tc>
-          <w:tcPr>
-            <w:tcW w:type="dxa" w:w="5669"/>
-          </w:tcPr>
-          <w:p>
             <w:r>
               <w:rPr>
-                <w:sz w:val="19"/>
+                <w:b/>
+                <w:i w:val="0"/>
+                <w:color w:val="1B2A41"/>
+                <w:sz w:val="23"/>
               </w:rPr>
-              <w:t>Testes automáticos</w:t>
+              <w:t>Tarefa por tarefa</w:t>
             </w:r>
           </w:p>
         </w:tc>
         <w:tc>
           <w:tcPr>
-            <w:tcW w:type="dxa" w:w="3685"/>
+            <w:tcW w:type="dxa" w:w="2504"/>
+            <w:shd w:val="clear" w:color="auto" w:fill="FFFFFF"/>
+            <w:tcMar>
+              <w:top w:w="85" w:type="dxa"/>
+              <w:left w:w="85" w:type="dxa"/>
+              <w:bottom w:w="85" w:type="dxa"/>
+              <w:right w:w="85" w:type="dxa"/>
+            </w:tcMar>
           </w:tcPr>
           <w:p>
+            <w:pPr>
+              <w:spacing w:before="0" w:after="0"/>
+            </w:pPr>
             <w:r>
               <w:rPr>
-                <w:sz w:val="19"/>
+                <w:b/>
+                <w:i w:val="0"/>
+                <w:color w:val="E9A23B"/>
+                <w:sz w:val="28"/>
               </w:rPr>
-              <w:t>1080 (+85)</w:t>
+              <w:t xml:space="preserve">4  </w:t>
             </w:r>
-          </w:p>
-        </w:tc>
-      </w:tr>
-      <w:tr>
-        <w:tc>
-          <w:tcPr>
-            <w:tcW w:type="dxa" w:w="5669"/>
-          </w:tcPr>
-          <w:p>
             <w:r>
               <w:rPr>
-                <w:sz w:val="19"/>
+                <w:b/>
+                <w:i w:val="0"/>
+                <w:color w:val="1B2A41"/>
+                <w:sz w:val="23"/>
               </w:rPr>
-              <w:t>Execuções de agente por item de trabalho (média)</w:t>
+              <w:t>Como se prova</w:t>
             </w:r>
           </w:p>
         </w:tc>
         <w:tc>
           <w:tcPr>
-            <w:tcW w:type="dxa" w:w="3685"/>
+            <w:tcW w:type="dxa" w:w="2504"/>
+            <w:shd w:val="clear" w:color="auto" w:fill="FFFFFF"/>
+            <w:tcMar>
+              <w:top w:w="85" w:type="dxa"/>
+              <w:left w:w="85" w:type="dxa"/>
+              <w:bottom w:w="85" w:type="dxa"/>
+              <w:right w:w="85" w:type="dxa"/>
+            </w:tcMar>
           </w:tcPr>
           <w:p>
+            <w:pPr>
+              <w:spacing w:before="0" w:after="0"/>
+            </w:pPr>
             <w:r>
               <w:rPr>
-                <w:sz w:val="19"/>
+                <w:b/>
+                <w:i w:val="0"/>
+                <w:color w:val="E9A23B"/>
+                <w:sz w:val="28"/>
               </w:rPr>
-              <w:t>1,62  (critério: ≤ 2)</w:t>
+              <w:t xml:space="preserve">5  </w:t>
+            </w:r>
+            <w:r>
+              <w:rPr>
+                <w:b/>
+                <w:i w:val="0"/>
+                <w:color w:val="1B2A41"/>
+                <w:sz w:val="23"/>
+              </w:rPr>
+              <w:t>Números</w:t>
+            </w:r>
+          </w:p>
+        </w:tc>
+        <w:tc>
+          <w:tcPr>
+            <w:tcW w:type="dxa" w:w="2504"/>
+            <w:shd w:val="clear" w:color="auto" w:fill="FFFFFF"/>
+            <w:tcMar>
+              <w:top w:w="85" w:type="dxa"/>
+              <w:left w:w="85" w:type="dxa"/>
+              <w:bottom w:w="85" w:type="dxa"/>
+              <w:right w:w="85" w:type="dxa"/>
+            </w:tcMar>
+          </w:tcPr>
+          <w:p>
+            <w:pPr>
+              <w:spacing w:before="0" w:after="0"/>
+            </w:pPr>
+            <w:r>
+              <w:rPr>
+                <w:b/>
+                <w:i w:val="0"/>
+                <w:color w:val="E9A23B"/>
+                <w:sz w:val="28"/>
+              </w:rPr>
+              <w:t xml:space="preserve">6  </w:t>
+            </w:r>
+            <w:r>
+              <w:rPr>
+                <w:b/>
+                <w:i w:val="0"/>
+                <w:color w:val="1B2A41"/>
+                <w:sz w:val="23"/>
+              </w:rPr>
+              <w:t>Próximos passos</w:t>
             </w:r>
           </w:p>
         </w:tc>
       </w:tr>
     </w:tbl>
-    <w:p/>
     <w:p>
+      <w:pPr>
+        <w:pageBreakBefore/>
+        <w:spacing w:before="0" w:after="40"/>
+      </w:pPr>
+      <w:r>
+        <w:rPr>
+          <w:rFonts w:ascii="Cambria" w:hAnsi="Cambria"/>
+          <w:b/>
+          <w:i w:val="0"/>
+          <w:color w:val="1B2A41"/>
+          <w:sz w:val="48"/>
+        </w:rPr>
+        <w:t>Onde esta etapa entra no sistema</w:t>
+      </w:r>
+    </w:p>
+    <w:p>
+      <w:pPr>
+        <w:spacing w:before="0" w:after="200"/>
+      </w:pPr>
+      <w:r>
+        <w:rPr>
+          <w:b w:val="0"/>
+          <w:i w:val="0"/>
+          <w:color w:val="6B7480"/>
+          <w:sz w:val="25"/>
+        </w:rPr>
+        <w:t>O sistema é construído de baixo para cima; cada etapa acrescenta uma camada. Em destaque, a camada desta etapa.</w:t>
+      </w:r>
+    </w:p>
+    <w:p>
+      <w:pPr>
+        <w:jc w:val="center"/>
+      </w:pPr>
       <w:r>
         <w:drawing>
           <wp:inline xmlns:a="http://schemas.openxmlformats.org/drawingml/2006/main" xmlns:pic="http://schemas.openxmlformats.org/drawingml/2006/picture">
-            <wp:extent cx="5760000" cy="1920000"/>
+            <wp:extent cx="7560000" cy="3190539"/>
             <wp:docPr id="1" name="Picture 1"/>
             <wp:cNvGraphicFramePr>
               <a:graphicFrameLocks noChangeAspect="1"/>
@@ -836,11 +653,11 @@
               <a:graphicData uri="http://schemas.openxmlformats.org/drawingml/2006/picture">
                 <pic:pic>
                   <pic:nvPicPr>
-                    <pic:cNvPr id="0" name="grafico-e6.png"/>
+                    <pic:cNvPr id="0" name="mapa.png"/>
                     <pic:cNvPicPr/>
                   </pic:nvPicPr>
                   <pic:blipFill>
-                    <a:blip r:embed="rId9"/>
+                    <a:blip r:embed="rId11"/>
                     <a:stretch>
                       <a:fillRect/>
                     </a:stretch>
@@ -848,7 +665,7 @@
                   <pic:spPr>
                     <a:xfrm>
                       <a:off x="0" y="0"/>
-                      <a:ext cx="5760000" cy="1920000"/>
+                      <a:ext cx="7560000" cy="3190539"/>
                     </a:xfrm>
                     <a:prstGeom prst="rect"/>
                   </pic:spPr>
@@ -861,65 +678,2631 @@
     </w:p>
     <w:p>
       <w:pPr>
-        <w:jc w:val="center"/>
+        <w:pageBreakBefore/>
+        <w:spacing w:before="0" w:after="40"/>
       </w:pPr>
       <w:r>
         <w:rPr>
-          <w:color w:val="555555"/>
-          <w:sz w:val="17"/>
+          <w:rFonts w:ascii="Cambria" w:hAnsi="Cambria"/>
+          <w:b/>
+          <w:i w:val="0"/>
+          <w:color w:val="1B2A41"/>
+          <w:sz w:val="48"/>
         </w:rPr>
-        <w:t>Crescimento do sistema até esta etapa (em destaque).</w:t>
+        <w:t>Como funciona</w:t>
       </w:r>
     </w:p>
     <w:p>
       <w:pPr>
-        <w:pStyle w:val="Heading1"/>
+        <w:spacing w:before="0" w:after="200"/>
       </w:pPr>
       <w:r>
         <w:rPr>
-          <w:color w:val="2A78D6"/>
+          <w:b w:val="0"/>
+          <w:i w:val="0"/>
+          <w:color w:val="6B7480"/>
+          <w:sz w:val="25"/>
         </w:rPr>
-        <w:t>Requisitos desta etapa</w:t>
+        <w:t>O desenho mostra as peças desta etapa e como elas conversam.</w:t>
+      </w:r>
+    </w:p>
+    <w:p>
+      <w:pPr>
+        <w:jc w:val="center"/>
+      </w:pPr>
+      <w:r>
+        <w:drawing>
+          <wp:inline xmlns:a="http://schemas.openxmlformats.org/drawingml/2006/main" xmlns:pic="http://schemas.openxmlformats.org/drawingml/2006/picture">
+            <wp:extent cx="8460000" cy="3689999"/>
+            <wp:docPr id="2" name="Picture 2"/>
+            <wp:cNvGraphicFramePr>
+              <a:graphicFrameLocks noChangeAspect="1"/>
+            </wp:cNvGraphicFramePr>
+            <a:graphic>
+              <a:graphicData uri="http://schemas.openxmlformats.org/drawingml/2006/picture">
+                <pic:pic>
+                  <pic:nvPicPr>
+                    <pic:cNvPr id="0" name="diag.png"/>
+                    <pic:cNvPicPr/>
+                  </pic:nvPicPr>
+                  <pic:blipFill>
+                    <a:blip r:embed="rId12"/>
+                    <a:stretch>
+                      <a:fillRect/>
+                    </a:stretch>
+                  </pic:blipFill>
+                  <pic:spPr>
+                    <a:xfrm>
+                      <a:off x="0" y="0"/>
+                      <a:ext cx="8460000" cy="3689999"/>
+                    </a:xfrm>
+                    <a:prstGeom prst="rect"/>
+                  </pic:spPr>
+                </pic:pic>
+              </a:graphicData>
+            </a:graphic>
+          </wp:inline>
+        </w:drawing>
+      </w:r>
+    </w:p>
+    <w:p>
+      <w:pPr>
+        <w:pStyle w:val="ListBullet"/>
+        <w:spacing w:after="40"/>
+      </w:pPr>
+      <w:r>
+        <w:rPr>
+          <w:b w:val="0"/>
+          <w:i w:val="0"/>
+          <w:color w:val="1F2328"/>
+          <w:sz w:val="24"/>
+        </w:rPr>
+        <w:t>Medição antes da escolha: o modelo de embedding local escolhido por desempenho medido (R9).</w:t>
+      </w:r>
+    </w:p>
+    <w:p>
+      <w:pPr>
+        <w:pStyle w:val="ListBullet"/>
+        <w:spacing w:after="40"/>
+      </w:pPr>
+      <w:r>
+        <w:rPr>
+          <w:b w:val="0"/>
+          <w:i w:val="0"/>
+          <w:color w:val="1F2328"/>
+          <w:sz w:val="24"/>
+        </w:rPr>
+        <w:t>Cada commit do projeto vira trechos com embedding, sem duplicar em reingestão.</w:t>
+      </w:r>
+    </w:p>
+    <w:p>
+      <w:pPr>
+        <w:pStyle w:val="ListBullet"/>
+        <w:spacing w:after="40"/>
+      </w:pPr>
+      <w:r>
+        <w:rPr>
+          <w:b w:val="0"/>
+          <w:i w:val="0"/>
+          <w:color w:val="1F2328"/>
+          <w:sz w:val="24"/>
+        </w:rPr>
+        <w:t>Busca híbrida (significado + termo exato) com fusão de postos, filtrada por projeto.</w:t>
+      </w:r>
+    </w:p>
+    <w:p>
+      <w:pPr>
+        <w:pStyle w:val="ListBullet"/>
+        <w:spacing w:after="40"/>
+      </w:pPr>
+      <w:r>
+        <w:rPr>
+          <w:b w:val="0"/>
+          <w:i w:val="0"/>
+          <w:color w:val="1F2328"/>
+          <w:sz w:val="24"/>
+        </w:rPr>
+        <w:t>Bloco de contexto com a fonte de cada trecho, fora da faixa cacheada do prompt (R7).</w:t>
+      </w:r>
+    </w:p>
+    <w:p>
+      <w:pPr>
+        <w:pStyle w:val="ListBullet"/>
+        <w:spacing w:after="40"/>
+      </w:pPr>
+      <w:r>
+        <w:rPr>
+          <w:b w:val="0"/>
+          <w:i w:val="0"/>
+          <w:color w:val="1F2328"/>
+          <w:sz w:val="24"/>
+        </w:rPr>
+        <w:t>Avaliação com recall@8, recall@1 e MRR; busca abaixo da linha de base desliga o bloco.</w:t>
+      </w:r>
+    </w:p>
+    <w:p>
+      <w:pPr>
+        <w:pageBreakBefore/>
+        <w:spacing w:before="0" w:after="40"/>
+      </w:pPr>
+      <w:r>
+        <w:rPr>
+          <w:rFonts w:ascii="Cambria" w:hAnsi="Cambria"/>
+          <w:b/>
+          <w:i w:val="0"/>
+          <w:color w:val="1B2A41"/>
+          <w:sz w:val="48"/>
+        </w:rPr>
+        <w:t>O que foi feito, tarefa por tarefa</w:t>
+      </w:r>
+    </w:p>
+    <w:p>
+      <w:pPr>
+        <w:spacing w:before="0" w:after="200"/>
+      </w:pPr>
+      <w:r>
+        <w:rPr>
+          <w:b w:val="0"/>
+          <w:i w:val="0"/>
+          <w:color w:val="6B7480"/>
+          <w:sz w:val="25"/>
+        </w:rPr>
+        <w:t>Cada tarefa é um pacote do plano de desenvolvimento. Detalhes completos em docs/tasks/pt/.</w:t>
       </w:r>
     </w:p>
     <w:tbl>
       <w:tblPr>
-        <w:tblStyle w:val="LightGrid-Accent1"/>
         <w:tblW w:type="auto" w:w="0"/>
         <w:jc w:val="center"/>
         <w:tblLayout w:type="fixed"/>
         <w:tblLook w:firstColumn="1" w:firstRow="1" w:lastColumn="0" w:lastRow="0" w:noHBand="0" w:noVBand="1" w:val="04A0"/>
+        <w:tblBorders>
+          <w:top w:val="nil"/>
+          <w:left w:val="nil"/>
+          <w:bottom w:val="nil"/>
+          <w:right w:val="nil"/>
+          <w:insideH w:val="nil"/>
+          <w:insideV w:val="nil"/>
+        </w:tblBorders>
       </w:tblPr>
       <w:tblGrid>
-        <w:gridCol w:w="1020"/>
-        <w:gridCol w:w="8334"/>
+        <w:gridCol w:w="11622"/>
+        <w:gridCol w:w="3402"/>
       </w:tblGrid>
       <w:tr>
+        <w:trPr>
+          <w:cantSplit/>
+        </w:trPr>
         <w:tc>
           <w:tcPr>
-            <w:tcW w:type="dxa" w:w="1020"/>
+            <w:tcW w:type="dxa" w:w="11622"/>
+            <w:shd w:val="clear" w:color="auto" w:fill="1B2A41"/>
+            <w:tcMar>
+              <w:top w:w="158" w:type="dxa"/>
+              <w:left w:w="158" w:type="dxa"/>
+              <w:bottom w:w="158" w:type="dxa"/>
+              <w:right w:w="158" w:type="dxa"/>
+            </w:tcMar>
           </w:tcPr>
           <w:p>
+            <w:pPr>
+              <w:keepNext/>
+              <w:spacing w:before="0" w:after="0"/>
+            </w:pPr>
+            <w:r>
+              <w:rPr>
+                <w:rFonts w:ascii="Consolas" w:hAnsi="Consolas"/>
+                <w:b/>
+                <w:i w:val="0"/>
+                <w:color w:val="E9A23B"/>
+                <w:sz w:val="24"/>
+              </w:rPr>
+              <w:t xml:space="preserve">FAB-601   </w:t>
+            </w:r>
             <w:r>
               <w:rPr>
                 <w:b/>
-                <w:sz w:val="19"/>
+                <w:i w:val="0"/>
+                <w:color w:val="FFFFFF"/>
+                <w:sz w:val="27"/>
               </w:rPr>
-              <w:t>Req.</w:t>
+              <w:t>Medir antes de escolher onde a busca roda</w:t>
             </w:r>
           </w:p>
         </w:tc>
         <w:tc>
           <w:tcPr>
-            <w:tcW w:type="dxa" w:w="8334"/>
+            <w:tcW w:type="dxa" w:w="3402"/>
+            <w:shd w:val="clear" w:color="auto" w:fill="2A9D8F"/>
+            <w:tcMar>
+              <w:top w:w="158" w:type="dxa"/>
+              <w:left w:w="158" w:type="dxa"/>
+              <w:bottom w:w="158" w:type="dxa"/>
+              <w:right w:w="158" w:type="dxa"/>
+            </w:tcMar>
           </w:tcPr>
           <w:p>
+            <w:pPr>
+              <w:keepNext/>
+              <w:spacing w:before="0" w:after="0"/>
+              <w:jc w:val="center"/>
+            </w:pPr>
             <w:r>
               <w:rPr>
                 <w:b/>
+                <w:i w:val="0"/>
+                <w:color w:val="FFFFFF"/>
+                <w:sz w:val="25"/>
+              </w:rPr>
+              <w:t>✓ Concluída</w:t>
+            </w:r>
+          </w:p>
+        </w:tc>
+      </w:tr>
+      <w:tr>
+        <w:trPr>
+          <w:cantSplit/>
+        </w:trPr>
+        <w:tc>
+          <w:tcPr>
+            <w:tcW w:type="dxa" w:w="15024"/>
+            <w:gridSpan w:val="2"/>
+            <w:shd w:val="clear" w:color="auto" w:fill="F2F4F7"/>
+            <w:tcMar>
+              <w:top w:w="198" w:type="dxa"/>
+              <w:left w:w="198" w:type="dxa"/>
+              <w:bottom w:w="198" w:type="dxa"/>
+              <w:right w:w="198" w:type="dxa"/>
+            </w:tcMar>
+          </w:tcPr>
+          <w:p>
+            <w:pPr>
+              <w:keepNext/>
+              <w:spacing w:before="0" w:after="80"/>
+            </w:pPr>
+            <w:r>
+              <w:rPr>
+                <w:b/>
+                <w:i w:val="0"/>
+                <w:color w:val="4A6FA5"/>
+                <w:sz w:val="22"/>
+              </w:rPr>
+              <w:t xml:space="preserve">O que é   </w:t>
+            </w:r>
+            <w:r>
+              <w:rPr>
+                <w:b w:val="0"/>
+                <w:i w:val="0"/>
+                <w:color w:val="1F2328"/>
+                <w:sz w:val="23"/>
+              </w:rPr>
+              <w:t xml:space="preserve">Investigação (spike) para escolher onde gerar os embeddings da memória: modelo local em processo, servidor local Ollama ou serviço pago. Mediu memória e tempo e escolheu o Ollama com </w:t>
+            </w:r>
+            <w:r>
+              <w:rPr>
+                <w:rFonts w:ascii="Consolas" w:hAnsi="Consolas"/>
+                <w:b w:val="0"/>
+                <w:i w:val="0"/>
+                <w:color w:val="2A4A7F"/>
+                <w:sz w:val="22"/>
+              </w:rPr>
+              <w:t>embeddinggemma</w:t>
+            </w:r>
+            <w:r>
+              <w:rPr>
+                <w:b w:val="0"/>
+                <w:i w:val="0"/>
+                <w:color w:val="1F2328"/>
+                <w:sz w:val="23"/>
+              </w:rPr>
+              <w:t xml:space="preserve"> como padrão. A dimensão da coluna de vetores no banco passou a ser conferida contra o embedder configurado.</w:t>
+            </w:r>
+          </w:p>
+          <w:p>
+            <w:pPr>
+              <w:keepNext/>
+              <w:spacing w:before="0" w:after="80"/>
+            </w:pPr>
+            <w:r>
+              <w:rPr>
+                <w:b/>
+                <w:i w:val="0"/>
+                <w:color w:val="4A6FA5"/>
+                <w:sz w:val="22"/>
+              </w:rPr>
+              <w:t xml:space="preserve">Por que   </w:t>
+            </w:r>
+            <w:r>
+              <w:rPr>
+                <w:b w:val="0"/>
+                <w:i w:val="0"/>
+                <w:color w:val="1F2328"/>
+                <w:sz w:val="23"/>
+              </w:rPr>
+              <w:t>Garante R9 (roda numa máquina de 8 GB): o embedding é a única peça pesada do projeto, e a escolha foi feita com números medidos.</w:t>
+            </w:r>
+          </w:p>
+          <w:p>
+            <w:pPr>
+              <w:pStyle w:val="ListBullet"/>
+              <w:keepNext/>
+              <w:spacing w:after="20"/>
+            </w:pPr>
+            <w:r>
+              <w:rPr>
+                <w:rFonts w:ascii="Consolas" w:hAnsi="Consolas"/>
+                <w:b w:val="0"/>
+                <w:i w:val="0"/>
+                <w:color w:val="2A4A7F"/>
+                <w:sz w:val="20"/>
+              </w:rPr>
+              <w:t>Factory.Embedder.Ollama</w:t>
+            </w:r>
+            <w:r>
+              <w:rPr>
+                <w:b w:val="0"/>
+                <w:i w:val="0"/>
+                <w:color w:val="1F2328"/>
+                <w:sz w:val="21"/>
+              </w:rPr>
+              <w:t xml:space="preserve"> (padrão): prefixos diferentes para documento e consulta, exigidos pelo </w:t>
+            </w:r>
+            <w:r>
+              <w:rPr>
+                <w:rFonts w:ascii="Consolas" w:hAnsi="Consolas"/>
+                <w:b w:val="0"/>
+                <w:i w:val="0"/>
+                <w:color w:val="2A4A7F"/>
+                <w:sz w:val="20"/>
+              </w:rPr>
+              <w:t>embeddinggemma</w:t>
+            </w:r>
+          </w:p>
+          <w:p>
+            <w:pPr>
+              <w:pStyle w:val="ListBullet"/>
+              <w:keepNext/>
+              <w:spacing w:after="20"/>
+            </w:pPr>
+            <w:r>
+              <w:rPr>
+                <w:rFonts w:ascii="Consolas" w:hAnsi="Consolas"/>
+                <w:b w:val="0"/>
+                <w:i w:val="0"/>
+                <w:color w:val="2A4A7F"/>
+                <w:sz w:val="20"/>
+              </w:rPr>
+              <w:t>Factory.Embedder.Local</w:t>
+            </w:r>
+            <w:r>
+              <w:rPr>
+                <w:b w:val="0"/>
+                <w:i w:val="0"/>
+                <w:color w:val="1F2328"/>
+                <w:sz w:val="21"/>
+              </w:rPr>
+              <w:t xml:space="preserve"> (Bumblebee): ~220 MB residentes; sem binário EXLA no Windows, então só atrás de </w:t>
+            </w:r>
+            <w:r>
+              <w:rPr>
+                <w:rFonts w:ascii="Consolas" w:hAnsi="Consolas"/>
+                <w:b w:val="0"/>
+                <w:i w:val="0"/>
+                <w:color w:val="2A4A7F"/>
+                <w:sz w:val="20"/>
+              </w:rPr>
+              <w:t>FACTORY_EMBEDDER_LOCAL=1</w:t>
+            </w:r>
+          </w:p>
+          <w:p>
+            <w:pPr>
+              <w:pStyle w:val="ListBullet"/>
+              <w:keepNext/>
+              <w:spacing w:after="20"/>
+            </w:pPr>
+            <w:r>
+              <w:rPr>
+                <w:rFonts w:ascii="Consolas" w:hAnsi="Consolas"/>
+                <w:b w:val="0"/>
+                <w:i w:val="0"/>
+                <w:color w:val="2A4A7F"/>
+                <w:sz w:val="20"/>
+              </w:rPr>
+              <w:t>Factory.Embedder.Service</w:t>
+            </w:r>
+            <w:r>
+              <w:rPr>
+                <w:b w:val="0"/>
+                <w:i w:val="0"/>
+                <w:color w:val="1F2328"/>
+                <w:sz w:val="21"/>
+              </w:rPr>
+              <w:t>: HTTP para serviço externo, deixado sem configuração</w:t>
+            </w:r>
+          </w:p>
+          <w:p>
+            <w:pPr>
+              <w:pStyle w:val="ListBullet"/>
+              <w:keepNext/>
+              <w:spacing w:after="20"/>
+            </w:pPr>
+            <w:r>
+              <w:rPr>
+                <w:rFonts w:ascii="Consolas" w:hAnsi="Consolas"/>
+                <w:b w:val="0"/>
+                <w:i w:val="0"/>
+                <w:color w:val="2A4A7F"/>
+                <w:sz w:val="20"/>
+              </w:rPr>
+              <w:t>Factory.Memory.Dimension.check/0</w:t>
+            </w:r>
+            <w:r>
+              <w:rPr>
+                <w:b w:val="0"/>
+                <w:i w:val="0"/>
+                <w:color w:val="1F2328"/>
+                <w:sz w:val="21"/>
+              </w:rPr>
+              <w:t xml:space="preserve"> compara a coluna </w:t>
+            </w:r>
+            <w:r>
+              <w:rPr>
+                <w:rFonts w:ascii="Consolas" w:hAnsi="Consolas"/>
+                <w:b w:val="0"/>
+                <w:i w:val="0"/>
+                <w:color w:val="2A4A7F"/>
+                <w:sz w:val="20"/>
+              </w:rPr>
+              <w:t>chunks.embedding</w:t>
+            </w:r>
+            <w:r>
+              <w:rPr>
+                <w:b w:val="0"/>
+                <w:i w:val="0"/>
+                <w:color w:val="1F2328"/>
+                <w:sz w:val="21"/>
+              </w:rPr>
+              <w:t xml:space="preserve"> com o embedder; </w:t>
+            </w:r>
+            <w:r>
+              <w:rPr>
+                <w:rFonts w:ascii="Consolas" w:hAnsi="Consolas"/>
+                <w:b w:val="0"/>
+                <w:i w:val="0"/>
+                <w:color w:val="2A4A7F"/>
+                <w:sz w:val="20"/>
+              </w:rPr>
+              <w:t>align!/0</w:t>
+            </w:r>
+            <w:r>
+              <w:rPr>
+                <w:b w:val="0"/>
+                <w:i w:val="0"/>
+                <w:color w:val="1F2328"/>
+                <w:sz w:val="21"/>
+              </w:rPr>
+              <w:t xml:space="preserve"> corrige</w:t>
+            </w:r>
+          </w:p>
+          <w:p>
+            <w:pPr>
+              <w:keepNext/>
+              <w:spacing w:before="80" w:after="0"/>
+            </w:pPr>
+            <w:r>
+              <w:rPr>
+                <w:b/>
+                <w:i w:val="0"/>
+                <w:color w:val="4A6FA5"/>
+                <w:sz w:val="22"/>
+              </w:rPr>
+              <w:t xml:space="preserve">Verificar   </w:t>
+            </w:r>
+            <w:r>
+              <w:rPr>
+                <w:rFonts w:ascii="Consolas" w:hAnsi="Consolas"/>
+                <w:b w:val="0"/>
+                <w:i w:val="0"/>
+                <w:color w:val="1F2328"/>
                 <w:sz w:val="19"/>
               </w:rPr>
-              <w:t>Requisito</w:t>
+              <w:t>mix test test/factory/embedder/ollama_test.exs    mix test test/factory/embedder/service_test.exs    mix test test/factory/memory/dimension_test.exs    mix factory.syntax priv/probes/ollama_real.exs</w:t>
+            </w:r>
+          </w:p>
+        </w:tc>
+      </w:tr>
+    </w:tbl>
+    <w:p>
+      <w:pPr>
+        <w:spacing w:before="0" w:after="120"/>
+      </w:pPr>
+    </w:p>
+    <w:tbl>
+      <w:tblPr>
+        <w:tblW w:type="auto" w:w="0"/>
+        <w:jc w:val="center"/>
+        <w:tblLayout w:type="fixed"/>
+        <w:tblLook w:firstColumn="1" w:firstRow="1" w:lastColumn="0" w:lastRow="0" w:noHBand="0" w:noVBand="1" w:val="04A0"/>
+        <w:tblBorders>
+          <w:top w:val="nil"/>
+          <w:left w:val="nil"/>
+          <w:bottom w:val="nil"/>
+          <w:right w:val="nil"/>
+          <w:insideH w:val="nil"/>
+          <w:insideV w:val="nil"/>
+        </w:tblBorders>
+      </w:tblPr>
+      <w:tblGrid>
+        <w:gridCol w:w="11622"/>
+        <w:gridCol w:w="3402"/>
+      </w:tblGrid>
+      <w:tr>
+        <w:trPr>
+          <w:cantSplit/>
+        </w:trPr>
+        <w:tc>
+          <w:tcPr>
+            <w:tcW w:type="dxa" w:w="11622"/>
+            <w:shd w:val="clear" w:color="auto" w:fill="1B2A41"/>
+            <w:tcMar>
+              <w:top w:w="158" w:type="dxa"/>
+              <w:left w:w="158" w:type="dxa"/>
+              <w:bottom w:w="158" w:type="dxa"/>
+              <w:right w:w="158" w:type="dxa"/>
+            </w:tcMar>
+          </w:tcPr>
+          <w:p>
+            <w:pPr>
+              <w:keepNext/>
+              <w:spacing w:before="0" w:after="0"/>
+            </w:pPr>
+            <w:r>
+              <w:rPr>
+                <w:rFonts w:ascii="Consolas" w:hAnsi="Consolas"/>
+                <w:b/>
+                <w:i w:val="0"/>
+                <w:color w:val="E9A23B"/>
+                <w:sz w:val="24"/>
+              </w:rPr>
+              <w:t xml:space="preserve">FAB-602   </w:t>
+            </w:r>
+            <w:r>
+              <w:rPr>
+                <w:b/>
+                <w:i w:val="0"/>
+                <w:color w:val="FFFFFF"/>
+                <w:sz w:val="27"/>
+              </w:rPr>
+              <w:t>Guardar o histórico a cada alteração</w:t>
+            </w:r>
+          </w:p>
+        </w:tc>
+        <w:tc>
+          <w:tcPr>
+            <w:tcW w:type="dxa" w:w="3402"/>
+            <w:shd w:val="clear" w:color="auto" w:fill="2A9D8F"/>
+            <w:tcMar>
+              <w:top w:w="158" w:type="dxa"/>
+              <w:left w:w="158" w:type="dxa"/>
+              <w:bottom w:w="158" w:type="dxa"/>
+              <w:right w:w="158" w:type="dxa"/>
+            </w:tcMar>
+          </w:tcPr>
+          <w:p>
+            <w:pPr>
+              <w:keepNext/>
+              <w:spacing w:before="0" w:after="0"/>
+              <w:jc w:val="center"/>
+            </w:pPr>
+            <w:r>
+              <w:rPr>
+                <w:b/>
+                <w:i w:val="0"/>
+                <w:color w:val="FFFFFF"/>
+                <w:sz w:val="25"/>
+              </w:rPr>
+              <w:t>✓ Concluída</w:t>
+            </w:r>
+          </w:p>
+        </w:tc>
+      </w:tr>
+      <w:tr>
+        <w:trPr>
+          <w:cantSplit/>
+        </w:trPr>
+        <w:tc>
+          <w:tcPr>
+            <w:tcW w:type="dxa" w:w="15024"/>
+            <w:gridSpan w:val="2"/>
+            <w:shd w:val="clear" w:color="auto" w:fill="F2F4F7"/>
+            <w:tcMar>
+              <w:top w:w="198" w:type="dxa"/>
+              <w:left w:w="198" w:type="dxa"/>
+              <w:bottom w:w="198" w:type="dxa"/>
+              <w:right w:w="198" w:type="dxa"/>
+            </w:tcMar>
+          </w:tcPr>
+          <w:p>
+            <w:pPr>
+              <w:keepNext/>
+              <w:spacing w:before="0" w:after="80"/>
+            </w:pPr>
+            <w:r>
+              <w:rPr>
+                <w:b/>
+                <w:i w:val="0"/>
+                <w:color w:val="4A6FA5"/>
+                <w:sz w:val="22"/>
+              </w:rPr>
+              <w:t xml:space="preserve">O que é   </w:t>
+            </w:r>
+            <w:r>
+              <w:rPr>
+                <w:b w:val="0"/>
+                <w:i w:val="0"/>
+                <w:color w:val="1F2328"/>
+                <w:sz w:val="23"/>
+              </w:rPr>
+              <w:t>Ingestão da memória: quebra o histórico do projeto (decisões, achados de revisão, relatórios de verificação, tarefas concluídas) em trechos por seção do markdown e grava cada trecho com seu embedding. Não indexa código — isso já é papel do índice denso.</w:t>
+            </w:r>
+          </w:p>
+          <w:p>
+            <w:pPr>
+              <w:keepNext/>
+              <w:spacing w:before="0" w:after="80"/>
+            </w:pPr>
+            <w:r>
+              <w:rPr>
+                <w:b/>
+                <w:i w:val="0"/>
+                <w:color w:val="4A6FA5"/>
+                <w:sz w:val="22"/>
+              </w:rPr>
+              <w:t xml:space="preserve">Por que   </w:t>
+            </w:r>
+            <w:r>
+              <w:rPr>
+                <w:b w:val="0"/>
+                <w:i w:val="0"/>
+                <w:color w:val="1F2328"/>
+                <w:sz w:val="23"/>
+              </w:rPr>
+              <w:t>Dá ao agente acesso ao que já foi decidido no projeto, a custo baixo: só trechos novos ou alterados são reprocessados.</w:t>
+            </w:r>
+          </w:p>
+          <w:p>
+            <w:pPr>
+              <w:pStyle w:val="ListBullet"/>
+              <w:keepNext/>
+              <w:spacing w:after="20"/>
+            </w:pPr>
+            <w:r>
+              <w:rPr>
+                <w:rFonts w:ascii="Consolas" w:hAnsi="Consolas"/>
+                <w:b w:val="0"/>
+                <w:i w:val="0"/>
+                <w:color w:val="2A4A7F"/>
+                <w:sz w:val="20"/>
+              </w:rPr>
+              <w:t>Factory.Memory.Ingestion.split/1</w:t>
+            </w:r>
+            <w:r>
+              <w:rPr>
+                <w:b w:val="0"/>
+                <w:i w:val="0"/>
+                <w:color w:val="1F2328"/>
+                <w:sz w:val="21"/>
+              </w:rPr>
+              <w:t xml:space="preserve"> corta em cada título </w:t>
+            </w:r>
+            <w:r>
+              <w:rPr>
+                <w:rFonts w:ascii="Consolas" w:hAnsi="Consolas"/>
+                <w:b w:val="0"/>
+                <w:i w:val="0"/>
+                <w:color w:val="2A4A7F"/>
+                <w:sz w:val="20"/>
+              </w:rPr>
+              <w:t>#</w:t>
+            </w:r>
+            <w:r>
+              <w:rPr>
+                <w:b w:val="0"/>
+                <w:i w:val="0"/>
+                <w:color w:val="1F2328"/>
+                <w:sz w:val="21"/>
+              </w:rPr>
+              <w:t>..</w:t>
+            </w:r>
+            <w:r>
+              <w:rPr>
+                <w:rFonts w:ascii="Consolas" w:hAnsi="Consolas"/>
+                <w:b w:val="0"/>
+                <w:i w:val="0"/>
+                <w:color w:val="2A4A7F"/>
+                <w:sz w:val="20"/>
+              </w:rPr>
+              <w:t>######</w:t>
+            </w:r>
+            <w:r>
+              <w:rPr>
+                <w:b w:val="0"/>
+                <w:i w:val="0"/>
+                <w:color w:val="1F2328"/>
+                <w:sz w:val="21"/>
+              </w:rPr>
+              <w:t>, nunca dentro de bloco de código</w:t>
+            </w:r>
+          </w:p>
+          <w:p>
+            <w:pPr>
+              <w:pStyle w:val="ListBullet"/>
+              <w:keepNext/>
+              <w:spacing w:after="20"/>
+            </w:pPr>
+            <w:r>
+              <w:rPr>
+                <w:rFonts w:ascii="Consolas" w:hAnsi="Consolas"/>
+                <w:b w:val="0"/>
+                <w:i w:val="0"/>
+                <w:color w:val="2A4A7F"/>
+                <w:sz w:val="20"/>
+              </w:rPr>
+              <w:t>process/3</w:t>
+            </w:r>
+            <w:r>
+              <w:rPr>
+                <w:b w:val="0"/>
+                <w:i w:val="0"/>
+                <w:color w:val="1F2328"/>
+                <w:sz w:val="21"/>
+              </w:rPr>
+              <w:t xml:space="preserve"> compara o sha256 de cada trecho (</w:t>
+            </w:r>
+            <w:r>
+              <w:rPr>
+                <w:rFonts w:ascii="Consolas" w:hAnsi="Consolas"/>
+                <w:b w:val="0"/>
+                <w:i w:val="0"/>
+                <w:color w:val="2A4A7F"/>
+                <w:sz w:val="20"/>
+              </w:rPr>
+              <w:t>Factory.Memory.Chunk.hash/1</w:t>
+            </w:r>
+            <w:r>
+              <w:rPr>
+                <w:b w:val="0"/>
+                <w:i w:val="0"/>
+                <w:color w:val="1F2328"/>
+                <w:sz w:val="21"/>
+              </w:rPr>
+              <w:t>) e só embeda o que mudou</w:t>
+            </w:r>
+          </w:p>
+          <w:p>
+            <w:pPr>
+              <w:pStyle w:val="ListBullet"/>
+              <w:keepNext/>
+              <w:spacing w:after="20"/>
+            </w:pPr>
+            <w:r>
+              <w:rPr>
+                <w:b w:val="0"/>
+                <w:i w:val="0"/>
+                <w:color w:val="1F2328"/>
+                <w:sz w:val="21"/>
+              </w:rPr>
+              <w:t xml:space="preserve">Todos os trechos novos de uma passada vão numa única chamada </w:t>
+            </w:r>
+            <w:r>
+              <w:rPr>
+                <w:rFonts w:ascii="Consolas" w:hAnsi="Consolas"/>
+                <w:b w:val="0"/>
+                <w:i w:val="0"/>
+                <w:color w:val="2A4A7F"/>
+                <w:sz w:val="20"/>
+              </w:rPr>
+              <w:t>embed/1</w:t>
+            </w:r>
+          </w:p>
+          <w:p>
+            <w:pPr>
+              <w:pStyle w:val="ListBullet"/>
+              <w:keepNext/>
+              <w:spacing w:after="20"/>
+            </w:pPr>
+            <w:r>
+              <w:rPr>
+                <w:rFonts w:ascii="Consolas" w:hAnsi="Consolas"/>
+                <w:b w:val="0"/>
+                <w:i w:val="0"/>
+                <w:color w:val="2A4A7F"/>
+                <w:sz w:val="20"/>
+              </w:rPr>
+              <w:t>source</w:t>
+            </w:r>
+            <w:r>
+              <w:rPr>
+                <w:b w:val="0"/>
+                <w:i w:val="0"/>
+                <w:color w:val="1F2328"/>
+                <w:sz w:val="21"/>
+              </w:rPr>
+              <w:t xml:space="preserve"> identifica arquivo e seção, ex.: </w:t>
+            </w:r>
+            <w:r>
+              <w:rPr>
+                <w:rFonts w:ascii="Consolas" w:hAnsi="Consolas"/>
+                <w:b w:val="0"/>
+                <w:i w:val="0"/>
+                <w:color w:val="2A4A7F"/>
+                <w:sz w:val="20"/>
+              </w:rPr>
+              <w:t>_management/DECISIONS.md#6.2</w:t>
+            </w:r>
+          </w:p>
+          <w:p>
+            <w:pPr>
+              <w:keepNext/>
+              <w:spacing w:before="80" w:after="0"/>
+            </w:pPr>
+            <w:r>
+              <w:rPr>
+                <w:b/>
+                <w:i w:val="0"/>
+                <w:color w:val="4A6FA5"/>
+                <w:sz w:val="22"/>
+              </w:rPr>
+              <w:t xml:space="preserve">Verificar   </w:t>
+            </w:r>
+            <w:r>
+              <w:rPr>
+                <w:rFonts w:ascii="Consolas" w:hAnsi="Consolas"/>
+                <w:b w:val="0"/>
+                <w:i w:val="0"/>
+                <w:color w:val="1F2328"/>
+                <w:sz w:val="19"/>
+              </w:rPr>
+              <w:t>mix test test/factory/memory/ingestion_test.exs</w:t>
+            </w:r>
+          </w:p>
+        </w:tc>
+      </w:tr>
+    </w:tbl>
+    <w:p>
+      <w:pPr>
+        <w:spacing w:before="0" w:after="120"/>
+      </w:pPr>
+    </w:p>
+    <w:tbl>
+      <w:tblPr>
+        <w:tblW w:type="auto" w:w="0"/>
+        <w:jc w:val="center"/>
+        <w:tblLayout w:type="fixed"/>
+        <w:tblLook w:firstColumn="1" w:firstRow="1" w:lastColumn="0" w:lastRow="0" w:noHBand="0" w:noVBand="1" w:val="04A0"/>
+        <w:tblBorders>
+          <w:top w:val="nil"/>
+          <w:left w:val="nil"/>
+          <w:bottom w:val="nil"/>
+          <w:right w:val="nil"/>
+          <w:insideH w:val="nil"/>
+          <w:insideV w:val="nil"/>
+        </w:tblBorders>
+      </w:tblPr>
+      <w:tblGrid>
+        <w:gridCol w:w="11622"/>
+        <w:gridCol w:w="3402"/>
+      </w:tblGrid>
+      <w:tr>
+        <w:trPr>
+          <w:cantSplit/>
+        </w:trPr>
+        <w:tc>
+          <w:tcPr>
+            <w:tcW w:type="dxa" w:w="11622"/>
+            <w:shd w:val="clear" w:color="auto" w:fill="1B2A41"/>
+            <w:tcMar>
+              <w:top w:w="158" w:type="dxa"/>
+              <w:left w:w="158" w:type="dxa"/>
+              <w:bottom w:w="158" w:type="dxa"/>
+              <w:right w:w="158" w:type="dxa"/>
+            </w:tcMar>
+          </w:tcPr>
+          <w:p>
+            <w:pPr>
+              <w:keepNext/>
+              <w:spacing w:before="0" w:after="0"/>
+            </w:pPr>
+            <w:r>
+              <w:rPr>
+                <w:rFonts w:ascii="Consolas" w:hAnsi="Consolas"/>
+                <w:b/>
+                <w:i w:val="0"/>
+                <w:color w:val="E9A23B"/>
+                <w:sz w:val="24"/>
+              </w:rPr>
+              <w:t xml:space="preserve">FAB-603   </w:t>
+            </w:r>
+            <w:r>
+              <w:rPr>
+                <w:b/>
+                <w:i w:val="0"/>
+                <w:color w:val="FFFFFF"/>
+                <w:sz w:val="27"/>
+              </w:rPr>
+              <w:t>Busca por significado e por termo exato</w:t>
+            </w:r>
+          </w:p>
+        </w:tc>
+        <w:tc>
+          <w:tcPr>
+            <w:tcW w:type="dxa" w:w="3402"/>
+            <w:shd w:val="clear" w:color="auto" w:fill="2A9D8F"/>
+            <w:tcMar>
+              <w:top w:w="158" w:type="dxa"/>
+              <w:left w:w="158" w:type="dxa"/>
+              <w:bottom w:w="158" w:type="dxa"/>
+              <w:right w:w="158" w:type="dxa"/>
+            </w:tcMar>
+          </w:tcPr>
+          <w:p>
+            <w:pPr>
+              <w:keepNext/>
+              <w:spacing w:before="0" w:after="0"/>
+              <w:jc w:val="center"/>
+            </w:pPr>
+            <w:r>
+              <w:rPr>
+                <w:b/>
+                <w:i w:val="0"/>
+                <w:color w:val="FFFFFF"/>
+                <w:sz w:val="25"/>
+              </w:rPr>
+              <w:t>✓ Concluída</w:t>
+            </w:r>
+          </w:p>
+        </w:tc>
+      </w:tr>
+      <w:tr>
+        <w:trPr>
+          <w:cantSplit/>
+        </w:trPr>
+        <w:tc>
+          <w:tcPr>
+            <w:tcW w:type="dxa" w:w="15024"/>
+            <w:gridSpan w:val="2"/>
+            <w:shd w:val="clear" w:color="auto" w:fill="F2F4F7"/>
+            <w:tcMar>
+              <w:top w:w="198" w:type="dxa"/>
+              <w:left w:w="198" w:type="dxa"/>
+              <w:bottom w:w="198" w:type="dxa"/>
+              <w:right w:w="198" w:type="dxa"/>
+            </w:tcMar>
+          </w:tcPr>
+          <w:p>
+            <w:pPr>
+              <w:keepNext/>
+              <w:spacing w:before="0" w:after="80"/>
+            </w:pPr>
+            <w:r>
+              <w:rPr>
+                <w:b/>
+                <w:i w:val="0"/>
+                <w:color w:val="4A6FA5"/>
+                <w:sz w:val="22"/>
+              </w:rPr>
+              <w:t xml:space="preserve">O que é   </w:t>
+            </w:r>
+            <w:r>
+              <w:rPr>
+                <w:b w:val="0"/>
+                <w:i w:val="0"/>
+                <w:color w:val="1F2328"/>
+                <w:sz w:val="23"/>
+              </w:rPr>
+              <w:t>Busca na memória do projeto em três modos: por significado (vetor), por termo exato (texto completo do Postgres) e híbrido, que funde os dois rankings por Reciprocal Rank Fusion. O híbrido é o padrão, escolhido por medição.</w:t>
+            </w:r>
+          </w:p>
+          <w:p>
+            <w:pPr>
+              <w:keepNext/>
+              <w:spacing w:before="0" w:after="80"/>
+            </w:pPr>
+            <w:r>
+              <w:rPr>
+                <w:b/>
+                <w:i w:val="0"/>
+                <w:color w:val="4A6FA5"/>
+                <w:sz w:val="22"/>
+              </w:rPr>
+              <w:t xml:space="preserve">Por que   </w:t>
+            </w:r>
+            <w:r>
+              <w:rPr>
+                <w:b w:val="0"/>
+                <w:i w:val="0"/>
+                <w:color w:val="1F2328"/>
+                <w:sz w:val="23"/>
+              </w:rPr>
+              <w:t>Vetores perdem nomes próprios (como o nome de uma opção) e busca textual perde sinônimos; um cobre a lacuna do outro.</w:t>
+            </w:r>
+          </w:p>
+          <w:p>
+            <w:pPr>
+              <w:pStyle w:val="ListBullet"/>
+              <w:keepNext/>
+              <w:spacing w:after="20"/>
+            </w:pPr>
+            <w:r>
+              <w:rPr>
+                <w:rFonts w:ascii="Consolas" w:hAnsi="Consolas"/>
+                <w:b w:val="0"/>
+                <w:i w:val="0"/>
+                <w:color w:val="2A4A7F"/>
+                <w:sz w:val="20"/>
+              </w:rPr>
+              <w:t>Factory.Memory.Search.search/3</w:t>
+            </w:r>
+            <w:r>
+              <w:rPr>
+                <w:b w:val="0"/>
+                <w:i w:val="0"/>
+                <w:color w:val="1F2328"/>
+                <w:sz w:val="21"/>
+              </w:rPr>
+              <w:t xml:space="preserve"> com </w:t>
+            </w:r>
+            <w:r>
+              <w:rPr>
+                <w:rFonts w:ascii="Consolas" w:hAnsi="Consolas"/>
+                <w:b w:val="0"/>
+                <w:i w:val="0"/>
+                <w:color w:val="2A4A7F"/>
+                <w:sz w:val="20"/>
+              </w:rPr>
+              <w:t>mode: :vector | :text | :hybrid</w:t>
+            </w:r>
+            <w:r>
+              <w:rPr>
+                <w:b w:val="0"/>
+                <w:i w:val="0"/>
+                <w:color w:val="1F2328"/>
+                <w:sz w:val="21"/>
+              </w:rPr>
+              <w:t>; cada modo é uma única consulta SQL</w:t>
+            </w:r>
+          </w:p>
+          <w:p>
+            <w:pPr>
+              <w:pStyle w:val="ListBullet"/>
+              <w:keepNext/>
+              <w:spacing w:after="20"/>
+            </w:pPr>
+            <w:r>
+              <w:rPr>
+                <w:b w:val="0"/>
+                <w:i w:val="0"/>
+                <w:color w:val="1F2328"/>
+                <w:sz w:val="21"/>
+              </w:rPr>
+              <w:t xml:space="preserve">CTE </w:t>
+            </w:r>
+            <w:r>
+              <w:rPr>
+                <w:rFonts w:ascii="Consolas" w:hAnsi="Consolas"/>
+                <w:b w:val="0"/>
+                <w:i w:val="0"/>
+                <w:color w:val="2A4A7F"/>
+                <w:sz w:val="20"/>
+              </w:rPr>
+              <w:t>MATERIALIZED</w:t>
+            </w:r>
+            <w:r>
+              <w:rPr>
+                <w:b w:val="0"/>
+                <w:i w:val="0"/>
+                <w:color w:val="1F2328"/>
+                <w:sz w:val="21"/>
+              </w:rPr>
+              <w:t xml:space="preserve"> filtra por </w:t>
+            </w:r>
+            <w:r>
+              <w:rPr>
+                <w:rFonts w:ascii="Consolas" w:hAnsi="Consolas"/>
+                <w:b w:val="0"/>
+                <w:i w:val="0"/>
+                <w:color w:val="2A4A7F"/>
+                <w:sz w:val="20"/>
+              </w:rPr>
+              <w:t>project_id</w:t>
+            </w:r>
+            <w:r>
+              <w:rPr>
+                <w:b w:val="0"/>
+                <w:i w:val="0"/>
+                <w:color w:val="1F2328"/>
+                <w:sz w:val="21"/>
+              </w:rPr>
+              <w:t xml:space="preserve"> ANTES da distância vetorial, para o índice HNSW não devolver menos resultados</w:t>
+            </w:r>
+          </w:p>
+          <w:p>
+            <w:pPr>
+              <w:pStyle w:val="ListBullet"/>
+              <w:keepNext/>
+              <w:spacing w:after="20"/>
+            </w:pPr>
+            <w:r>
+              <w:rPr>
+                <w:b w:val="0"/>
+                <w:i w:val="0"/>
+                <w:color w:val="1F2328"/>
+                <w:sz w:val="21"/>
+              </w:rPr>
+              <w:t>O termo é embedado como CONSULTA (</w:t>
+            </w:r>
+            <w:r>
+              <w:rPr>
+                <w:rFonts w:ascii="Consolas" w:hAnsi="Consolas"/>
+                <w:b w:val="0"/>
+                <w:i w:val="0"/>
+                <w:color w:val="2A4A7F"/>
+                <w:sz w:val="20"/>
+              </w:rPr>
+              <w:t>Factory.Embedder.embed_query/2</w:t>
+            </w:r>
+            <w:r>
+              <w:rPr>
+                <w:b w:val="0"/>
+                <w:i w:val="0"/>
+                <w:color w:val="1F2328"/>
+                <w:sz w:val="21"/>
+              </w:rPr>
+              <w:t>), não como documento</w:t>
+            </w:r>
+          </w:p>
+          <w:p>
+            <w:pPr>
+              <w:pStyle w:val="ListBullet"/>
+              <w:keepNext/>
+              <w:spacing w:after="20"/>
+            </w:pPr>
+            <w:r>
+              <w:rPr>
+                <w:b w:val="0"/>
+                <w:i w:val="0"/>
+                <w:color w:val="1F2328"/>
+                <w:sz w:val="21"/>
+              </w:rPr>
+              <w:t>Medido: recall@8 híbrido 0,667, vetor 0,619, texto 0,048</w:t>
+            </w:r>
+          </w:p>
+          <w:p>
+            <w:pPr>
+              <w:keepNext/>
+              <w:spacing w:before="80" w:after="0"/>
+            </w:pPr>
+            <w:r>
+              <w:rPr>
+                <w:b/>
+                <w:i w:val="0"/>
+                <w:color w:val="4A6FA5"/>
+                <w:sz w:val="22"/>
+              </w:rPr>
+              <w:t xml:space="preserve">Verificar   </w:t>
+            </w:r>
+            <w:r>
+              <w:rPr>
+                <w:rFonts w:ascii="Consolas" w:hAnsi="Consolas"/>
+                <w:b w:val="0"/>
+                <w:i w:val="0"/>
+                <w:color w:val="1F2328"/>
+                <w:sz w:val="19"/>
+              </w:rPr>
+              <w:t>mix test test/factory/memory/search_test.exs</w:t>
+            </w:r>
+          </w:p>
+        </w:tc>
+      </w:tr>
+    </w:tbl>
+    <w:p>
+      <w:pPr>
+        <w:spacing w:before="0" w:after="120"/>
+      </w:pPr>
+    </w:p>
+    <w:tbl>
+      <w:tblPr>
+        <w:tblW w:type="auto" w:w="0"/>
+        <w:jc w:val="center"/>
+        <w:tblLayout w:type="fixed"/>
+        <w:tblLook w:firstColumn="1" w:firstRow="1" w:lastColumn="0" w:lastRow="0" w:noHBand="0" w:noVBand="1" w:val="04A0"/>
+        <w:tblBorders>
+          <w:top w:val="nil"/>
+          <w:left w:val="nil"/>
+          <w:bottom w:val="nil"/>
+          <w:right w:val="nil"/>
+          <w:insideH w:val="nil"/>
+          <w:insideV w:val="nil"/>
+        </w:tblBorders>
+      </w:tblPr>
+      <w:tblGrid>
+        <w:gridCol w:w="11622"/>
+        <w:gridCol w:w="3402"/>
+      </w:tblGrid>
+      <w:tr>
+        <w:trPr>
+          <w:cantSplit/>
+        </w:trPr>
+        <w:tc>
+          <w:tcPr>
+            <w:tcW w:type="dxa" w:w="11622"/>
+            <w:shd w:val="clear" w:color="auto" w:fill="1B2A41"/>
+            <w:tcMar>
+              <w:top w:w="158" w:type="dxa"/>
+              <w:left w:w="158" w:type="dxa"/>
+              <w:bottom w:w="158" w:type="dxa"/>
+              <w:right w:w="158" w:type="dxa"/>
+            </w:tcMar>
+          </w:tcPr>
+          <w:p>
+            <w:pPr>
+              <w:keepNext/>
+              <w:spacing w:before="0" w:after="0"/>
+            </w:pPr>
+            <w:r>
+              <w:rPr>
+                <w:rFonts w:ascii="Consolas" w:hAnsi="Consolas"/>
+                <w:b/>
+                <w:i w:val="0"/>
+                <w:color w:val="E9A23B"/>
+                <w:sz w:val="24"/>
+              </w:rPr>
+              <w:t xml:space="preserve">FAB-604   </w:t>
+            </w:r>
+            <w:r>
+              <w:rPr>
+                <w:b/>
+                <w:i w:val="0"/>
+                <w:color w:val="FFFFFF"/>
+                <w:sz w:val="27"/>
+              </w:rPr>
+              <w:t>Entregar o contexto com a fonte citada</w:t>
+            </w:r>
+          </w:p>
+        </w:tc>
+        <w:tc>
+          <w:tcPr>
+            <w:tcW w:type="dxa" w:w="3402"/>
+            <w:shd w:val="clear" w:color="auto" w:fill="2A9D8F"/>
+            <w:tcMar>
+              <w:top w:w="158" w:type="dxa"/>
+              <w:left w:w="158" w:type="dxa"/>
+              <w:bottom w:w="158" w:type="dxa"/>
+              <w:right w:w="158" w:type="dxa"/>
+            </w:tcMar>
+          </w:tcPr>
+          <w:p>
+            <w:pPr>
+              <w:keepNext/>
+              <w:spacing w:before="0" w:after="0"/>
+              <w:jc w:val="center"/>
+            </w:pPr>
+            <w:r>
+              <w:rPr>
+                <w:b/>
+                <w:i w:val="0"/>
+                <w:color w:val="FFFFFF"/>
+                <w:sz w:val="25"/>
+              </w:rPr>
+              <w:t>✓ Concluída</w:t>
+            </w:r>
+          </w:p>
+        </w:tc>
+      </w:tr>
+      <w:tr>
+        <w:trPr>
+          <w:cantSplit/>
+        </w:trPr>
+        <w:tc>
+          <w:tcPr>
+            <w:tcW w:type="dxa" w:w="15024"/>
+            <w:gridSpan w:val="2"/>
+            <w:shd w:val="clear" w:color="auto" w:fill="F2F4F7"/>
+            <w:tcMar>
+              <w:top w:w="198" w:type="dxa"/>
+              <w:left w:w="198" w:type="dxa"/>
+              <w:bottom w:w="198" w:type="dxa"/>
+              <w:right w:w="198" w:type="dxa"/>
+            </w:tcMar>
+          </w:tcPr>
+          <w:p>
+            <w:pPr>
+              <w:keepNext/>
+              <w:spacing w:before="0" w:after="80"/>
+            </w:pPr>
+            <w:r>
+              <w:rPr>
+                <w:b/>
+                <w:i w:val="0"/>
+                <w:color w:val="4A6FA5"/>
+                <w:sz w:val="22"/>
+              </w:rPr>
+              <w:t xml:space="preserve">O que é   </w:t>
+            </w:r>
+            <w:r>
+              <w:rPr>
+                <w:b w:val="0"/>
+                <w:i w:val="0"/>
+                <w:color w:val="1F2328"/>
+                <w:sz w:val="23"/>
+              </w:rPr>
+              <w:t>Monta o bloco de contexto recuperado: os melhores trechos do histórico do projeto, cada um com a fonte citada, para anexar ao despacho do agente. O bloco entra depois da parte cacheada do prompt e, sem trechos, o prompt não muda.</w:t>
+            </w:r>
+          </w:p>
+          <w:p>
+            <w:pPr>
+              <w:keepNext/>
+              <w:spacing w:before="0" w:after="80"/>
+            </w:pPr>
+            <w:r>
+              <w:rPr>
+                <w:b/>
+                <w:i w:val="0"/>
+                <w:color w:val="4A6FA5"/>
+                <w:sz w:val="22"/>
+              </w:rPr>
+              <w:t xml:space="preserve">Por que   </w:t>
+            </w:r>
+            <w:r>
+              <w:rPr>
+                <w:b w:val="0"/>
+                <w:i w:val="0"/>
+                <w:color w:val="1F2328"/>
+                <w:sz w:val="23"/>
+              </w:rPr>
+              <w:t>Garante R7 (o agente usa a memória do projeto com fonte): a citação permite conferir de onde veio a informação, e a posição preserva o cache.</w:t>
+            </w:r>
+          </w:p>
+          <w:p>
+            <w:pPr>
+              <w:pStyle w:val="ListBullet"/>
+              <w:keepNext/>
+              <w:spacing w:after="20"/>
+            </w:pPr>
+            <w:r>
+              <w:rPr>
+                <w:rFonts w:ascii="Consolas" w:hAnsi="Consolas"/>
+                <w:b w:val="0"/>
+                <w:i w:val="0"/>
+                <w:color w:val="2A4A7F"/>
+                <w:sz w:val="20"/>
+              </w:rPr>
+              <w:t>Factory.Memory.Context.build/3</w:t>
+            </w:r>
+            <w:r>
+              <w:rPr>
+                <w:b w:val="0"/>
+                <w:i w:val="0"/>
+                <w:color w:val="1F2328"/>
+                <w:sz w:val="21"/>
+              </w:rPr>
+              <w:t xml:space="preserve"> busca e limita a </w:t>
+            </w:r>
+            <w:r>
+              <w:rPr>
+                <w:rFonts w:ascii="Consolas" w:hAnsi="Consolas"/>
+                <w:b w:val="0"/>
+                <w:i w:val="0"/>
+                <w:color w:val="2A4A7F"/>
+                <w:sz w:val="20"/>
+              </w:rPr>
+              <w:t>max_chunks/0</w:t>
+            </w:r>
+            <w:r>
+              <w:rPr>
+                <w:b w:val="0"/>
+                <w:i w:val="0"/>
+                <w:color w:val="1F2328"/>
+                <w:sz w:val="21"/>
+              </w:rPr>
+              <w:t xml:space="preserve"> trechos e </w:t>
+            </w:r>
+            <w:r>
+              <w:rPr>
+                <w:rFonts w:ascii="Consolas" w:hAnsi="Consolas"/>
+                <w:b w:val="0"/>
+                <w:i w:val="0"/>
+                <w:color w:val="2A4A7F"/>
+                <w:sz w:val="20"/>
+              </w:rPr>
+              <w:t>max_bytes/0</w:t>
+            </w:r>
+            <w:r>
+              <w:rPr>
+                <w:b w:val="0"/>
+                <w:i w:val="0"/>
+                <w:color w:val="1F2328"/>
+                <w:sz w:val="21"/>
+              </w:rPr>
+              <w:t xml:space="preserve"> bytes</w:t>
+            </w:r>
+          </w:p>
+          <w:p>
+            <w:pPr>
+              <w:pStyle w:val="ListBullet"/>
+              <w:keepNext/>
+              <w:spacing w:after="20"/>
+            </w:pPr>
+            <w:r>
+              <w:rPr>
+                <w:b w:val="0"/>
+                <w:i w:val="0"/>
+                <w:color w:val="1F2328"/>
+                <w:sz w:val="21"/>
+              </w:rPr>
+              <w:t>O corte é sempre por trechos inteiros, do fim da lista; o primeiro (mais relevante) sempre entra</w:t>
+            </w:r>
+          </w:p>
+          <w:p>
+            <w:pPr>
+              <w:pStyle w:val="ListBullet"/>
+              <w:keepNext/>
+              <w:spacing w:after="20"/>
+            </w:pPr>
+            <w:r>
+              <w:rPr>
+                <w:rFonts w:ascii="Consolas" w:hAnsi="Consolas"/>
+                <w:b w:val="0"/>
+                <w:i w:val="0"/>
+                <w:color w:val="2A4A7F"/>
+                <w:sz w:val="20"/>
+              </w:rPr>
+              <w:t>format/1</w:t>
+            </w:r>
+            <w:r>
+              <w:rPr>
+                <w:b w:val="0"/>
+                <w:i w:val="0"/>
+                <w:color w:val="1F2328"/>
+                <w:sz w:val="21"/>
+              </w:rPr>
+              <w:t xml:space="preserve"> escreve a fonte de cada trecho; </w:t>
+            </w:r>
+            <w:r>
+              <w:rPr>
+                <w:rFonts w:ascii="Consolas" w:hAnsi="Consolas"/>
+                <w:b w:val="0"/>
+                <w:i w:val="0"/>
+                <w:color w:val="2A4A7F"/>
+                <w:sz w:val="20"/>
+              </w:rPr>
+              <w:t>append/2</w:t>
+            </w:r>
+            <w:r>
+              <w:rPr>
+                <w:b w:val="0"/>
+                <w:i w:val="0"/>
+                <w:color w:val="1F2328"/>
+                <w:sz w:val="21"/>
+              </w:rPr>
+              <w:t xml:space="preserve"> só concatena ao prefixo, nunca o altera</w:t>
+            </w:r>
+          </w:p>
+          <w:p>
+            <w:pPr>
+              <w:pStyle w:val="ListBullet"/>
+              <w:keepNext/>
+              <w:spacing w:after="20"/>
+            </w:pPr>
+            <w:r>
+              <w:rPr>
+                <w:rFonts w:ascii="Consolas" w:hAnsi="Consolas"/>
+                <w:b w:val="0"/>
+                <w:i w:val="0"/>
+                <w:color w:val="2A4A7F"/>
+                <w:sz w:val="20"/>
+              </w:rPr>
+              <w:t>Factory.Dispatch.build/4</w:t>
+            </w:r>
+            <w:r>
+              <w:rPr>
+                <w:b w:val="0"/>
+                <w:i w:val="0"/>
+                <w:color w:val="1F2328"/>
+                <w:sz w:val="21"/>
+              </w:rPr>
+              <w:t xml:space="preserve"> chama a memória por padrão (</w:t>
+            </w:r>
+            <w:r>
+              <w:rPr>
+                <w:rFonts w:ascii="Consolas" w:hAnsi="Consolas"/>
+                <w:b w:val="0"/>
+                <w:i w:val="0"/>
+                <w:color w:val="2A4A7F"/>
+                <w:sz w:val="20"/>
+              </w:rPr>
+              <w:t>memory: false</w:t>
+            </w:r>
+            <w:r>
+              <w:rPr>
+                <w:b w:val="0"/>
+                <w:i w:val="0"/>
+                <w:color w:val="1F2328"/>
+                <w:sz w:val="21"/>
+              </w:rPr>
+              <w:t xml:space="preserve"> desliga)</w:t>
+            </w:r>
+          </w:p>
+          <w:p>
+            <w:pPr>
+              <w:keepNext/>
+              <w:spacing w:before="80" w:after="0"/>
+            </w:pPr>
+            <w:r>
+              <w:rPr>
+                <w:b/>
+                <w:i w:val="0"/>
+                <w:color w:val="4A6FA5"/>
+                <w:sz w:val="22"/>
+              </w:rPr>
+              <w:t xml:space="preserve">Verificar   </w:t>
+            </w:r>
+            <w:r>
+              <w:rPr>
+                <w:rFonts w:ascii="Consolas" w:hAnsi="Consolas"/>
+                <w:b w:val="0"/>
+                <w:i w:val="0"/>
+                <w:color w:val="1F2328"/>
+                <w:sz w:val="19"/>
+              </w:rPr>
+              <w:t>mix test test/factory/memory/context_test.exs</w:t>
+            </w:r>
+          </w:p>
+        </w:tc>
+      </w:tr>
+    </w:tbl>
+    <w:p>
+      <w:pPr>
+        <w:spacing w:before="0" w:after="120"/>
+      </w:pPr>
+    </w:p>
+    <w:tbl>
+      <w:tblPr>
+        <w:tblW w:type="auto" w:w="0"/>
+        <w:jc w:val="center"/>
+        <w:tblLayout w:type="fixed"/>
+        <w:tblLook w:firstColumn="1" w:firstRow="1" w:lastColumn="0" w:lastRow="0" w:noHBand="0" w:noVBand="1" w:val="04A0"/>
+        <w:tblBorders>
+          <w:top w:val="nil"/>
+          <w:left w:val="nil"/>
+          <w:bottom w:val="nil"/>
+          <w:right w:val="nil"/>
+          <w:insideH w:val="nil"/>
+          <w:insideV w:val="nil"/>
+        </w:tblBorders>
+      </w:tblPr>
+      <w:tblGrid>
+        <w:gridCol w:w="11622"/>
+        <w:gridCol w:w="3402"/>
+      </w:tblGrid>
+      <w:tr>
+        <w:trPr>
+          <w:cantSplit/>
+        </w:trPr>
+        <w:tc>
+          <w:tcPr>
+            <w:tcW w:type="dxa" w:w="11622"/>
+            <w:shd w:val="clear" w:color="auto" w:fill="1B2A41"/>
+            <w:tcMar>
+              <w:top w:w="158" w:type="dxa"/>
+              <w:left w:w="158" w:type="dxa"/>
+              <w:bottom w:w="158" w:type="dxa"/>
+              <w:right w:w="158" w:type="dxa"/>
+            </w:tcMar>
+          </w:tcPr>
+          <w:p>
+            <w:pPr>
+              <w:keepNext/>
+              <w:spacing w:before="0" w:after="0"/>
+            </w:pPr>
+            <w:r>
+              <w:rPr>
+                <w:rFonts w:ascii="Consolas" w:hAnsi="Consolas"/>
+                <w:b/>
+                <w:i w:val="0"/>
+                <w:color w:val="E9A23B"/>
+                <w:sz w:val="24"/>
+              </w:rPr>
+              <w:t xml:space="preserve">FAB-605   </w:t>
+            </w:r>
+            <w:r>
+              <w:rPr>
+                <w:b/>
+                <w:i w:val="0"/>
+                <w:color w:val="FFFFFF"/>
+                <w:sz w:val="27"/>
+              </w:rPr>
+              <w:t>Avaliar a qualidade da busca</w:t>
+            </w:r>
+          </w:p>
+        </w:tc>
+        <w:tc>
+          <w:tcPr>
+            <w:tcW w:type="dxa" w:w="3402"/>
+            <w:shd w:val="clear" w:color="auto" w:fill="2A9D8F"/>
+            <w:tcMar>
+              <w:top w:w="158" w:type="dxa"/>
+              <w:left w:w="158" w:type="dxa"/>
+              <w:bottom w:w="158" w:type="dxa"/>
+              <w:right w:w="158" w:type="dxa"/>
+            </w:tcMar>
+          </w:tcPr>
+          <w:p>
+            <w:pPr>
+              <w:keepNext/>
+              <w:spacing w:before="0" w:after="0"/>
+              <w:jc w:val="center"/>
+            </w:pPr>
+            <w:r>
+              <w:rPr>
+                <w:b/>
+                <w:i w:val="0"/>
+                <w:color w:val="FFFFFF"/>
+                <w:sz w:val="25"/>
+              </w:rPr>
+              <w:t>✓ Concluída</w:t>
+            </w:r>
+          </w:p>
+        </w:tc>
+      </w:tr>
+      <w:tr>
+        <w:trPr>
+          <w:cantSplit/>
+        </w:trPr>
+        <w:tc>
+          <w:tcPr>
+            <w:tcW w:type="dxa" w:w="15024"/>
+            <w:gridSpan w:val="2"/>
+            <w:shd w:val="clear" w:color="auto" w:fill="F2F4F7"/>
+            <w:tcMar>
+              <w:top w:w="198" w:type="dxa"/>
+              <w:left w:w="198" w:type="dxa"/>
+              <w:bottom w:w="198" w:type="dxa"/>
+              <w:right w:w="198" w:type="dxa"/>
+            </w:tcMar>
+          </w:tcPr>
+          <w:p>
+            <w:pPr>
+              <w:keepNext/>
+              <w:spacing w:before="0" w:after="80"/>
+            </w:pPr>
+            <w:r>
+              <w:rPr>
+                <w:b/>
+                <w:i w:val="0"/>
+                <w:color w:val="4A6FA5"/>
+                <w:sz w:val="22"/>
+              </w:rPr>
+              <w:t xml:space="preserve">O que é   </w:t>
+            </w:r>
+            <w:r>
+              <w:rPr>
+                <w:b w:val="0"/>
+                <w:i w:val="0"/>
+                <w:color w:val="1F2328"/>
+                <w:sz w:val="23"/>
+              </w:rPr>
+              <w:t>Avalia a qualidade da busca com um conjunto fixo de perguntas de resposta conhecida, sobre um corpus de histórico de exemplo. Calcula recall@8, recall@1 e MRR para cada modo, e desliga o bloco de memória quando a busca fica abaixo da linha de base.</w:t>
+            </w:r>
+          </w:p>
+          <w:p>
+            <w:pPr>
+              <w:keepNext/>
+              <w:spacing w:before="0" w:after="80"/>
+            </w:pPr>
+            <w:r>
+              <w:rPr>
+                <w:b/>
+                <w:i w:val="0"/>
+                <w:color w:val="4A6FA5"/>
+                <w:sz w:val="22"/>
+              </w:rPr>
+              <w:t xml:space="preserve">Por que   </w:t>
+            </w:r>
+            <w:r>
+              <w:rPr>
+                <w:b w:val="0"/>
+                <w:i w:val="0"/>
+                <w:color w:val="1F2328"/>
+                <w:sz w:val="23"/>
+              </w:rPr>
+              <w:t>Memória ruim é pior que nenhuma: contexto errado leva o agente a decidir errado com confiança. A medição também justifica o modo híbrido como padrão.</w:t>
+            </w:r>
+          </w:p>
+          <w:p>
+            <w:pPr>
+              <w:pStyle w:val="ListBullet"/>
+              <w:keepNext/>
+              <w:spacing w:after="20"/>
+            </w:pPr>
+            <w:r>
+              <w:rPr>
+                <w:rFonts w:ascii="Consolas" w:hAnsi="Consolas"/>
+                <w:b w:val="0"/>
+                <w:i w:val="0"/>
+                <w:color w:val="2A4A7F"/>
+                <w:sz w:val="20"/>
+              </w:rPr>
+              <w:t>Factory.Memory.Evaluation</w:t>
+            </w:r>
+            <w:r>
+              <w:rPr>
+                <w:b w:val="0"/>
+                <w:i w:val="0"/>
+                <w:color w:val="1F2328"/>
+                <w:sz w:val="21"/>
+              </w:rPr>
+              <w:t xml:space="preserve"> (em </w:t>
+            </w:r>
+            <w:r>
+              <w:rPr>
+                <w:rFonts w:ascii="Consolas" w:hAnsi="Consolas"/>
+                <w:b w:val="0"/>
+                <w:i w:val="0"/>
+                <w:color w:val="2A4A7F"/>
+                <w:sz w:val="20"/>
+              </w:rPr>
+              <w:t>priv/evaluation/questions.exs</w:t>
+            </w:r>
+            <w:r>
+              <w:rPr>
+                <w:b w:val="0"/>
+                <w:i w:val="0"/>
+                <w:color w:val="1F2328"/>
+                <w:sz w:val="21"/>
+              </w:rPr>
+              <w:t>) guarda o gabarito de perguntas e respostas esperadas</w:t>
+            </w:r>
+          </w:p>
+          <w:p>
+            <w:pPr>
+              <w:pStyle w:val="ListBullet"/>
+              <w:keepNext/>
+              <w:spacing w:after="20"/>
+            </w:pPr>
+            <w:r>
+              <w:rPr>
+                <w:b w:val="0"/>
+                <w:i w:val="0"/>
+                <w:color w:val="1F2328"/>
+                <w:sz w:val="21"/>
+              </w:rPr>
+              <w:t xml:space="preserve">Corpus de teste em </w:t>
+            </w:r>
+            <w:r>
+              <w:rPr>
+                <w:rFonts w:ascii="Consolas" w:hAnsi="Consolas"/>
+                <w:b w:val="0"/>
+                <w:i w:val="0"/>
+                <w:color w:val="2A4A7F"/>
+                <w:sz w:val="20"/>
+              </w:rPr>
+              <w:t>test/support/fixtures/evaluation_corpus/</w:t>
+            </w:r>
+            <w:r>
+              <w:rPr>
+                <w:b w:val="0"/>
+                <w:i w:val="0"/>
+                <w:color w:val="1F2328"/>
+                <w:sz w:val="21"/>
+              </w:rPr>
+              <w:t xml:space="preserve"> (decisões, guia, progresso, tarefas)</w:t>
+            </w:r>
+          </w:p>
+          <w:p>
+            <w:pPr>
+              <w:pStyle w:val="ListBullet"/>
+              <w:keepNext/>
+              <w:spacing w:after="20"/>
+            </w:pPr>
+            <w:r>
+              <w:rPr>
+                <w:rFonts w:ascii="Consolas" w:hAnsi="Consolas"/>
+                <w:b w:val="0"/>
+                <w:i w:val="0"/>
+                <w:color w:val="2A4A7F"/>
+                <w:sz w:val="20"/>
+              </w:rPr>
+              <w:t>measure_all_modes/2</w:t>
+            </w:r>
+            <w:r>
+              <w:rPr>
+                <w:b w:val="0"/>
+                <w:i w:val="0"/>
+                <w:color w:val="1F2328"/>
+                <w:sz w:val="21"/>
+              </w:rPr>
+              <w:t xml:space="preserve"> mede os três modos; </w:t>
+            </w:r>
+            <w:r>
+              <w:rPr>
+                <w:rFonts w:ascii="Consolas" w:hAnsi="Consolas"/>
+                <w:b w:val="0"/>
+                <w:i w:val="0"/>
+                <w:color w:val="2A4A7F"/>
+                <w:sz w:val="20"/>
+              </w:rPr>
+              <w:t>baseline/2</w:t>
+            </w:r>
+            <w:r>
+              <w:rPr>
+                <w:b w:val="0"/>
+                <w:i w:val="0"/>
+                <w:color w:val="1F2328"/>
+                <w:sz w:val="21"/>
+              </w:rPr>
+              <w:t xml:space="preserve"> é a linha de base só por palavra-chave</w:t>
+            </w:r>
+          </w:p>
+          <w:p>
+            <w:pPr>
+              <w:pStyle w:val="ListBullet"/>
+              <w:keepNext/>
+              <w:spacing w:after="20"/>
+            </w:pPr>
+            <w:r>
+              <w:rPr>
+                <w:rFonts w:ascii="Consolas" w:hAnsi="Consolas"/>
+                <w:b w:val="0"/>
+                <w:i w:val="0"/>
+                <w:color w:val="2A4A7F"/>
+                <w:sz w:val="20"/>
+              </w:rPr>
+              <w:t>build_safe_context/3</w:t>
+            </w:r>
+            <w:r>
+              <w:rPr>
+                <w:b w:val="0"/>
+                <w:i w:val="0"/>
+                <w:color w:val="1F2328"/>
+                <w:sz w:val="21"/>
+              </w:rPr>
+              <w:t xml:space="preserve"> desliga o bloco quando </w:t>
+            </w:r>
+            <w:r>
+              <w:rPr>
+                <w:rFonts w:ascii="Consolas" w:hAnsi="Consolas"/>
+                <w:b w:val="0"/>
+                <w:i w:val="0"/>
+                <w:color w:val="2A4A7F"/>
+                <w:sz w:val="20"/>
+              </w:rPr>
+              <w:t>below_baseline?/2</w:t>
+            </w:r>
+            <w:r>
+              <w:rPr>
+                <w:b w:val="0"/>
+                <w:i w:val="0"/>
+                <w:color w:val="1F2328"/>
+                <w:sz w:val="21"/>
+              </w:rPr>
+              <w:t xml:space="preserve"> é verdadeiro ou a busca dá erro</w:t>
+            </w:r>
+          </w:p>
+          <w:p>
+            <w:pPr>
+              <w:keepNext/>
+              <w:spacing w:before="80" w:after="0"/>
+            </w:pPr>
+            <w:r>
+              <w:rPr>
+                <w:b/>
+                <w:i w:val="0"/>
+                <w:color w:val="4A6FA5"/>
+                <w:sz w:val="22"/>
+              </w:rPr>
+              <w:t xml:space="preserve">Verificar   </w:t>
+            </w:r>
+            <w:r>
+              <w:rPr>
+                <w:rFonts w:ascii="Consolas" w:hAnsi="Consolas"/>
+                <w:b w:val="0"/>
+                <w:i w:val="0"/>
+                <w:color w:val="1F2328"/>
+                <w:sz w:val="19"/>
+              </w:rPr>
+              <w:t>mix test test/factory/memory/evaluation_test.exs</w:t>
+            </w:r>
+          </w:p>
+        </w:tc>
+      </w:tr>
+    </w:tbl>
+    <w:p>
+      <w:pPr>
+        <w:spacing w:before="0" w:after="120"/>
+      </w:pPr>
+    </w:p>
+    <w:p>
+      <w:pPr>
+        <w:pageBreakBefore/>
+        <w:spacing w:before="0" w:after="40"/>
+      </w:pPr>
+      <w:r>
+        <w:rPr>
+          <w:rFonts w:ascii="Cambria" w:hAnsi="Cambria"/>
+          <w:b/>
+          <w:i w:val="0"/>
+          <w:color w:val="1B2A41"/>
+          <w:sz w:val="48"/>
+        </w:rPr>
+        <w:t>Como se prova a entrega</w:t>
+      </w:r>
+    </w:p>
+    <w:p>
+      <w:pPr>
+        <w:spacing w:before="0" w:after="200"/>
+      </w:pPr>
+      <w:r>
+        <w:rPr>
+          <w:b w:val="0"/>
+          <w:i w:val="0"/>
+          <w:color w:val="6B7480"/>
+          <w:sz w:val="25"/>
+        </w:rPr>
+        <w:t>A entrega combinada no plano, demonstrada por um teste ou execução real.</w:t>
+      </w:r>
+    </w:p>
+    <w:tbl>
+      <w:tblPr>
+        <w:tblW w:type="auto" w:w="0"/>
+        <w:jc w:val="center"/>
+        <w:tblLayout w:type="fixed"/>
+        <w:tblLook w:firstColumn="1" w:firstRow="1" w:lastColumn="0" w:lastRow="0" w:noHBand="0" w:noVBand="1" w:val="04A0"/>
+        <w:tblBorders>
+          <w:top w:val="nil"/>
+          <w:left w:val="nil"/>
+          <w:bottom w:val="nil"/>
+          <w:right w:val="nil"/>
+          <w:insideH w:val="nil"/>
+          <w:insideV w:val="nil"/>
+        </w:tblBorders>
+      </w:tblPr>
+      <w:tblGrid>
+        <w:gridCol w:w="15024"/>
+      </w:tblGrid>
+      <w:tr>
+        <w:tc>
+          <w:tcPr>
+            <w:tcW w:type="dxa" w:w="15024"/>
+            <w:shd w:val="clear" w:color="auto" w:fill="1B2A41"/>
+            <w:tcMar>
+              <w:top w:w="255" w:type="dxa"/>
+              <w:left w:w="255" w:type="dxa"/>
+              <w:bottom w:w="255" w:type="dxa"/>
+              <w:right w:w="255" w:type="dxa"/>
+            </w:tcMar>
+          </w:tcPr>
+          <w:p>
+            <w:pPr>
+              <w:spacing w:before="0" w:after="80"/>
+            </w:pPr>
+            <w:r>
+              <w:rPr>
+                <w:b/>
+                <w:i w:val="0"/>
+                <w:color w:val="FFFFFF"/>
+                <w:sz w:val="21"/>
+              </w:rPr>
+              <w:t>ENTREGA COMBINADA</w:t>
+            </w:r>
+          </w:p>
+          <w:p>
+            <w:pPr>
+              <w:spacing w:before="0" w:after="0"/>
+            </w:pPr>
+            <w:r>
+              <w:rPr>
+                <w:rFonts w:ascii="Cambria" w:hAnsi="Cambria"/>
+                <w:b/>
+                <w:i w:val="0"/>
+                <w:color w:val="FFFFFF"/>
+                <w:sz w:val="32"/>
+              </w:rPr>
+              <w:t>O agente cita a decisão anterior, com a fonte certa, em vez de decidir de novo.</w:t>
+            </w:r>
+          </w:p>
+        </w:tc>
+      </w:tr>
+    </w:tbl>
+    <w:p>
+      <w:pPr>
+        <w:spacing w:before="0" w:after="160"/>
+      </w:pPr>
+    </w:p>
+    <w:tbl>
+      <w:tblPr>
+        <w:tblW w:type="auto" w:w="0"/>
+        <w:jc w:val="center"/>
+        <w:tblLayout w:type="fixed"/>
+        <w:tblLook w:firstColumn="1" w:firstRow="1" w:lastColumn="0" w:lastRow="0" w:noHBand="0" w:noVBand="1" w:val="04A0"/>
+        <w:tblBorders>
+          <w:top w:val="nil"/>
+          <w:left w:val="nil"/>
+          <w:bottom w:val="nil"/>
+          <w:right w:val="nil"/>
+          <w:insideH w:val="nil"/>
+          <w:insideV w:val="nil"/>
+        </w:tblBorders>
+      </w:tblPr>
+      <w:tblGrid>
+        <w:gridCol w:w="15024"/>
+      </w:tblGrid>
+      <w:tr>
+        <w:tc>
+          <w:tcPr>
+            <w:tcW w:type="dxa" w:w="15024"/>
+            <w:shd w:val="clear" w:color="auto" w:fill="C0392B"/>
+            <w:tcMar>
+              <w:top w:w="255" w:type="dxa"/>
+              <w:left w:w="255" w:type="dxa"/>
+              <w:bottom w:w="255" w:type="dxa"/>
+              <w:right w:w="255" w:type="dxa"/>
+            </w:tcMar>
+          </w:tcPr>
+          <w:p>
+            <w:pPr>
+              <w:spacing w:before="0" w:after="80"/>
+            </w:pPr>
+            <w:r>
+              <w:rPr>
+                <w:b/>
+                <w:i w:val="0"/>
+                <w:color w:val="FFFFFF"/>
+                <w:sz w:val="21"/>
+              </w:rPr>
+              <w:t>SITUAÇÃO DO MARCO</w:t>
+            </w:r>
+          </w:p>
+          <w:p>
+            <w:pPr>
+              <w:spacing w:before="0" w:after="0"/>
+            </w:pPr>
+            <w:r>
+              <w:rPr>
+                <w:rFonts w:ascii="Cambria" w:hAnsi="Cambria"/>
+                <w:b/>
+                <w:i w:val="0"/>
+                <w:color w:val="FFFFFF"/>
+                <w:sz w:val="26"/>
+              </w:rPr>
+              <w:t>Marco da etapa 6, AINDA NÃO ATINGIDO (bloqueado): observar um agente real recebendo o bloco de memória e citando a decisão anterior com a fonte certa, em vez de decidir de novo. Todas as peças existem e estão testadas, mas o caminho real ainda não as liga.</w:t>
+            </w:r>
+          </w:p>
+        </w:tc>
+      </w:tr>
+    </w:tbl>
+    <w:p>
+      <w:pPr>
+        <w:spacing w:before="0" w:after="120"/>
+      </w:pPr>
+    </w:p>
+    <w:tbl>
+      <w:tblPr>
+        <w:tblW w:type="auto" w:w="0"/>
+        <w:jc w:val="center"/>
+        <w:tblLayout w:type="fixed"/>
+        <w:tblLook w:firstColumn="1" w:firstRow="1" w:lastColumn="0" w:lastRow="0" w:noHBand="0" w:noVBand="1" w:val="04A0"/>
+        <w:tblBorders>
+          <w:top w:val="nil"/>
+          <w:left w:val="nil"/>
+          <w:bottom w:val="nil"/>
+          <w:right w:val="nil"/>
+          <w:insideH w:val="nil"/>
+          <w:insideV w:val="nil"/>
+        </w:tblBorders>
+      </w:tblPr>
+      <w:tblGrid>
+        <w:gridCol w:w="15024"/>
+      </w:tblGrid>
+      <w:tr>
+        <w:tc>
+          <w:tcPr>
+            <w:tcW w:type="dxa" w:w="15024"/>
+            <w:shd w:val="clear" w:color="auto" w:fill="EEF2F7"/>
+            <w:tcMar>
+              <w:top w:w="198" w:type="dxa"/>
+              <w:left w:w="198" w:type="dxa"/>
+              <w:bottom w:w="198" w:type="dxa"/>
+              <w:right w:w="198" w:type="dxa"/>
+            </w:tcMar>
+          </w:tcPr>
+          <w:p>
+            <w:pPr>
+              <w:spacing w:before="0" w:after="60"/>
+            </w:pPr>
+            <w:r>
+              <w:rPr>
+                <w:b/>
+                <w:i w:val="0"/>
+                <w:color w:val="4A6FA5"/>
+                <w:sz w:val="21"/>
+              </w:rPr>
+              <w:t>COMO DEMONSTRAR</w:t>
+            </w:r>
+          </w:p>
+          <w:p>
+            <w:pPr>
+              <w:spacing w:before="0" w:after="0"/>
+            </w:pPr>
+            <w:r>
+              <w:rPr>
+                <w:rFonts w:ascii="Consolas" w:hAnsi="Consolas"/>
+                <w:b w:val="0"/>
+                <w:i w:val="0"/>
+                <w:color w:val="1F2328"/>
+                <w:sz w:val="24"/>
+              </w:rPr>
+              <w:t>mix test test/factory/memory/ — busca, contexto, ingestão e avaliação.</w:t>
+            </w:r>
+          </w:p>
+        </w:tc>
+      </w:tr>
+    </w:tbl>
+    <w:p>
+      <w:pPr>
+        <w:spacing w:before="120" w:after="80"/>
+      </w:pPr>
+      <w:r>
+        <w:rPr>
+          <w:b w:val="0"/>
+          <w:i w:val="0"/>
+          <w:color w:val="6B7480"/>
+          <w:sz w:val="23"/>
+        </w:rPr>
+        <w:t>Na branch desta etapa, a verificação completa (mix factory.ci) passa nos 6 estágios, com 1080 testes automáticos.</w:t>
+      </w:r>
+    </w:p>
+    <w:p>
+      <w:pPr>
+        <w:pageBreakBefore/>
+        <w:spacing w:before="0" w:after="40"/>
+      </w:pPr>
+      <w:r>
+        <w:rPr>
+          <w:rFonts w:ascii="Cambria" w:hAnsi="Cambria"/>
+          <w:b/>
+          <w:i w:val="0"/>
+          <w:color w:val="1B2A41"/>
+          <w:sz w:val="48"/>
+        </w:rPr>
+        <w:t>Números da etapa</w:t>
+      </w:r>
+    </w:p>
+    <w:p>
+      <w:pPr>
+        <w:spacing w:before="0" w:after="200"/>
+      </w:pPr>
+      <w:r>
+        <w:rPr>
+          <w:b w:val="0"/>
+          <w:i w:val="0"/>
+          <w:color w:val="6B7480"/>
+          <w:sz w:val="25"/>
+        </w:rPr>
+        <w:t>Medidos no código da branch desta etapa; o crescimento compara com a etapa anterior.</w:t>
+      </w:r>
+    </w:p>
+    <w:tbl>
+      <w:tblPr>
+        <w:tblW w:type="auto" w:w="0"/>
+        <w:jc w:val="center"/>
+        <w:tblLayout w:type="fixed"/>
+        <w:tblLook w:firstColumn="1" w:firstRow="1" w:lastColumn="0" w:lastRow="0" w:noHBand="0" w:noVBand="1" w:val="04A0"/>
+        <w:tblBorders>
+          <w:top w:val="nil"/>
+          <w:left w:val="nil"/>
+          <w:bottom w:val="nil"/>
+          <w:right w:val="nil"/>
+          <w:insideH w:val="nil"/>
+          <w:insideV w:val="nil"/>
+        </w:tblBorders>
+      </w:tblPr>
+      <w:tblGrid>
+        <w:gridCol w:w="3742"/>
+        <w:gridCol w:w="3742"/>
+        <w:gridCol w:w="3742"/>
+        <w:gridCol w:w="3742"/>
+      </w:tblGrid>
+      <w:tr>
+        <w:tc>
+          <w:tcPr>
+            <w:tcW w:type="dxa" w:w="3742"/>
+            <w:shd w:val="clear" w:color="auto" w:fill="F2F4F7"/>
+            <w:tcMar>
+              <w:top w:w="198" w:type="dxa"/>
+              <w:left w:w="198" w:type="dxa"/>
+              <w:bottom w:w="198" w:type="dxa"/>
+              <w:right w:w="198" w:type="dxa"/>
+            </w:tcMar>
+          </w:tcPr>
+          <w:p>
+            <w:pPr>
+              <w:spacing w:before="0" w:after="0"/>
+            </w:pPr>
+            <w:r>
+              <w:rPr>
+                <w:rFonts w:ascii="Cambria" w:hAnsi="Cambria"/>
+                <w:b/>
+                <w:i w:val="0"/>
+                <w:color w:val="1B2A41"/>
+                <w:sz w:val="56"/>
+              </w:rPr>
+              <w:t>1.080</w:t>
+            </w:r>
+          </w:p>
+          <w:p>
+            <w:pPr>
+              <w:spacing w:before="0" w:after="0"/>
+            </w:pPr>
+            <w:r>
+              <w:rPr>
+                <w:b w:val="0"/>
+                <w:i w:val="0"/>
+                <w:color w:val="6B7480"/>
+                <w:sz w:val="22"/>
+              </w:rPr>
+              <w:t>testes automáticos</w:t>
+            </w:r>
+          </w:p>
+          <w:p>
+            <w:pPr>
+              <w:spacing w:before="0" w:after="0"/>
+            </w:pPr>
+            <w:r>
+              <w:rPr>
+                <w:b/>
+                <w:i w:val="0"/>
+                <w:color w:val="2A9D8F"/>
+                <w:sz w:val="21"/>
+              </w:rPr>
+              <w:t>+85 nesta etapa</w:t>
+            </w:r>
+          </w:p>
+        </w:tc>
+        <w:tc>
+          <w:tcPr>
+            <w:tcW w:type="dxa" w:w="3742"/>
+            <w:shd w:val="clear" w:color="auto" w:fill="F2F4F7"/>
+            <w:tcMar>
+              <w:top w:w="198" w:type="dxa"/>
+              <w:left w:w="198" w:type="dxa"/>
+              <w:bottom w:w="198" w:type="dxa"/>
+              <w:right w:w="198" w:type="dxa"/>
+            </w:tcMar>
+          </w:tcPr>
+          <w:p>
+            <w:pPr>
+              <w:spacing w:before="0" w:after="0"/>
+            </w:pPr>
+            <w:r>
+              <w:rPr>
+                <w:rFonts w:ascii="Cambria" w:hAnsi="Cambria"/>
+                <w:b/>
+                <w:i w:val="0"/>
+                <w:color w:val="1B2A41"/>
+                <w:sz w:val="56"/>
+              </w:rPr>
+              <w:t>11.468</w:t>
+            </w:r>
+          </w:p>
+          <w:p>
+            <w:pPr>
+              <w:spacing w:before="0" w:after="0"/>
+            </w:pPr>
+            <w:r>
+              <w:rPr>
+                <w:b w:val="0"/>
+                <w:i w:val="0"/>
+                <w:color w:val="6B7480"/>
+                <w:sz w:val="22"/>
+              </w:rPr>
+              <w:t>linhas em lib/</w:t>
+            </w:r>
+          </w:p>
+          <w:p>
+            <w:pPr>
+              <w:spacing w:before="0" w:after="0"/>
+            </w:pPr>
+            <w:r>
+              <w:rPr>
+                <w:b/>
+                <w:i w:val="0"/>
+                <w:color w:val="2A9D8F"/>
+                <w:sz w:val="21"/>
+              </w:rPr>
+              <w:t>+986 nesta etapa</w:t>
+            </w:r>
+          </w:p>
+        </w:tc>
+        <w:tc>
+          <w:tcPr>
+            <w:tcW w:type="dxa" w:w="3742"/>
+            <w:shd w:val="clear" w:color="auto" w:fill="F2F4F7"/>
+            <w:tcMar>
+              <w:top w:w="198" w:type="dxa"/>
+              <w:left w:w="198" w:type="dxa"/>
+              <w:bottom w:w="198" w:type="dxa"/>
+              <w:right w:w="198" w:type="dxa"/>
+            </w:tcMar>
+          </w:tcPr>
+          <w:p>
+            <w:pPr>
+              <w:spacing w:before="0" w:after="0"/>
+            </w:pPr>
+            <w:r>
+              <w:rPr>
+                <w:rFonts w:ascii="Cambria" w:hAnsi="Cambria"/>
+                <w:b/>
+                <w:i w:val="0"/>
+                <w:color w:val="1B2A41"/>
+                <w:sz w:val="56"/>
+              </w:rPr>
+              <w:t>92</w:t>
+            </w:r>
+          </w:p>
+          <w:p>
+            <w:pPr>
+              <w:spacing w:before="0" w:after="0"/>
+            </w:pPr>
+            <w:r>
+              <w:rPr>
+                <w:b w:val="0"/>
+                <w:i w:val="0"/>
+                <w:color w:val="6B7480"/>
+                <w:sz w:val="22"/>
+              </w:rPr>
+              <w:t>módulos Elixir</w:t>
+            </w:r>
+          </w:p>
+          <w:p>
+            <w:pPr>
+              <w:spacing w:before="0" w:after="0"/>
+            </w:pPr>
+            <w:r>
+              <w:rPr>
+                <w:b/>
+                <w:i w:val="0"/>
+                <w:color w:val="2A9D8F"/>
+                <w:sz w:val="21"/>
+              </w:rPr>
+              <w:t>+9 nesta etapa</w:t>
+            </w:r>
+          </w:p>
+        </w:tc>
+        <w:tc>
+          <w:tcPr>
+            <w:tcW w:type="dxa" w:w="3742"/>
+            <w:shd w:val="clear" w:color="auto" w:fill="F2F4F7"/>
+            <w:tcMar>
+              <w:top w:w="198" w:type="dxa"/>
+              <w:left w:w="198" w:type="dxa"/>
+              <w:bottom w:w="198" w:type="dxa"/>
+              <w:right w:w="198" w:type="dxa"/>
+            </w:tcMar>
+          </w:tcPr>
+          <w:p>
+            <w:pPr>
+              <w:spacing w:before="0" w:after="0"/>
+            </w:pPr>
+            <w:r>
+              <w:rPr>
+                <w:rFonts w:ascii="Cambria" w:hAnsi="Cambria"/>
+                <w:b/>
+                <w:i w:val="0"/>
+                <w:color w:val="1B2A41"/>
+                <w:sz w:val="56"/>
+              </w:rPr>
+              <w:t>1,62</w:t>
+            </w:r>
+          </w:p>
+          <w:p>
+            <w:pPr>
+              <w:spacing w:before="0" w:after="0"/>
+            </w:pPr>
+            <w:r>
+              <w:rPr>
+                <w:b w:val="0"/>
+                <w:i w:val="0"/>
+                <w:color w:val="6B7480"/>
+                <w:sz w:val="22"/>
+              </w:rPr>
+              <w:t>execuções por item</w:t>
+            </w:r>
+          </w:p>
+          <w:p>
+            <w:pPr>
+              <w:spacing w:before="0" w:after="0"/>
+            </w:pPr>
+            <w:r>
+              <w:rPr>
+                <w:b/>
+                <w:i w:val="0"/>
+                <w:color w:val="2A9D8F"/>
+                <w:sz w:val="21"/>
+              </w:rPr>
+              <w:t>critério: até 2</w:t>
+            </w:r>
+          </w:p>
+        </w:tc>
+      </w:tr>
+    </w:tbl>
+    <w:p>
+      <w:pPr>
+        <w:spacing w:before="0" w:after="120"/>
+      </w:pPr>
+    </w:p>
+    <w:p>
+      <w:pPr>
+        <w:jc w:val="center"/>
+      </w:pPr>
+      <w:r>
+        <w:drawing>
+          <wp:inline xmlns:a="http://schemas.openxmlformats.org/drawingml/2006/main" xmlns:pic="http://schemas.openxmlformats.org/drawingml/2006/picture">
+            <wp:extent cx="8280000" cy="2408727"/>
+            <wp:docPr id="3" name="Picture 3"/>
+            <wp:cNvGraphicFramePr>
+              <a:graphicFrameLocks noChangeAspect="1"/>
+            </wp:cNvGraphicFramePr>
+            <a:graphic>
+              <a:graphicData uri="http://schemas.openxmlformats.org/drawingml/2006/picture">
+                <pic:pic>
+                  <pic:nvPicPr>
+                    <pic:cNvPr id="0" name="cresc-e6.png"/>
+                    <pic:cNvPicPr/>
+                  </pic:nvPicPr>
+                  <pic:blipFill>
+                    <a:blip r:embed="rId13"/>
+                    <a:stretch>
+                      <a:fillRect/>
+                    </a:stretch>
+                  </pic:blipFill>
+                  <pic:spPr>
+                    <a:xfrm>
+                      <a:off x="0" y="0"/>
+                      <a:ext cx="8280000" cy="2408727"/>
+                    </a:xfrm>
+                    <a:prstGeom prst="rect"/>
+                  </pic:spPr>
+                </pic:pic>
+              </a:graphicData>
+            </a:graphic>
+          </wp:inline>
+        </w:drawing>
+      </w:r>
+    </w:p>
+    <w:p>
+      <w:pPr>
+        <w:spacing w:before="40" w:after="80"/>
+      </w:pPr>
+      <w:r>
+        <w:rPr>
+          <w:b w:val="0"/>
+          <w:i w:val="0"/>
+          <w:color w:val="6B7480"/>
+          <w:sz w:val="21"/>
+        </w:rPr>
+        <w:t>Execuções por item: quantas vezes um agente precisou construir cada item até ele ser aprovado pelos dois portões.</w:t>
+      </w:r>
+    </w:p>
+    <w:p>
+      <w:pPr>
+        <w:pageBreakBefore/>
+        <w:spacing w:before="0" w:after="40"/>
+      </w:pPr>
+      <w:r>
+        <w:rPr>
+          <w:rFonts w:ascii="Cambria" w:hAnsi="Cambria"/>
+          <w:b/>
+          <w:i w:val="0"/>
+          <w:color w:val="1B2A41"/>
+          <w:sz w:val="48"/>
+        </w:rPr>
+        <w:t>Requisitos, pendências e próxima etapa</w:t>
+      </w:r>
+    </w:p>
+    <w:p>
+      <w:pPr>
+        <w:spacing w:before="0" w:after="80"/>
+      </w:pPr>
+      <w:r>
+        <w:rPr>
+          <w:b/>
+          <w:i w:val="0"/>
+          <w:color w:val="1B2A41"/>
+          <w:sz w:val="28"/>
+        </w:rPr>
+        <w:t>Requisitos atendidos nesta etapa</w:t>
+      </w:r>
+    </w:p>
+    <w:tbl>
+      <w:tblPr>
+        <w:tblW w:type="auto" w:w="0"/>
+        <w:jc w:val="center"/>
+        <w:tblLayout w:type="fixed"/>
+        <w:tblLook w:firstColumn="1" w:firstRow="1" w:lastColumn="0" w:lastRow="0" w:noHBand="0" w:noVBand="1" w:val="04A0"/>
+        <w:tblBorders>
+          <w:top w:val="nil"/>
+          <w:left w:val="nil"/>
+          <w:bottom w:val="nil"/>
+          <w:right w:val="nil"/>
+          <w:insideH w:val="nil"/>
+          <w:insideV w:val="nil"/>
+        </w:tblBorders>
+      </w:tblPr>
+      <w:tblGrid>
+        <w:gridCol w:w="1247"/>
+        <w:gridCol w:w="13776"/>
+      </w:tblGrid>
+      <w:tr>
+        <w:tc>
+          <w:tcPr>
+            <w:tcW w:type="dxa" w:w="1247"/>
+            <w:shd w:val="clear" w:color="auto" w:fill="C0392B"/>
+            <w:tcMar>
+              <w:top w:w="113" w:type="dxa"/>
+              <w:left w:w="113" w:type="dxa"/>
+              <w:bottom w:w="113" w:type="dxa"/>
+              <w:right w:w="113" w:type="dxa"/>
+            </w:tcMar>
+          </w:tcPr>
+          <w:p>
+            <w:pPr>
+              <w:spacing w:before="0" w:after="0"/>
+              <w:jc w:val="center"/>
+            </w:pPr>
+            <w:r>
+              <w:rPr>
+                <w:b/>
+                <w:i w:val="0"/>
+                <w:color w:val="FFFFFF"/>
+                <w:sz w:val="26"/>
+              </w:rPr>
+              <w:t>R7</w:t>
+            </w:r>
+          </w:p>
+        </w:tc>
+        <w:tc>
+          <w:tcPr>
+            <w:tcW w:type="dxa" w:w="13776"/>
+            <w:shd w:val="clear" w:color="auto" w:fill="FFFFFF"/>
+            <w:tcMar>
+              <w:top w:w="113" w:type="dxa"/>
+              <w:left w:w="113" w:type="dxa"/>
+              <w:bottom w:w="113" w:type="dxa"/>
+              <w:right w:w="113" w:type="dxa"/>
+            </w:tcMar>
+          </w:tcPr>
+          <w:p>
+            <w:pPr>
+              <w:spacing w:before="0" w:after="0"/>
+            </w:pPr>
+            <w:r>
+              <w:rPr>
+                <w:b/>
+                <w:i w:val="0"/>
+                <w:color w:val="1B2A41"/>
+                <w:sz w:val="25"/>
+              </w:rPr>
+              <w:t xml:space="preserve">Histórico citado com fonte   </w:t>
+            </w:r>
+            <w:r>
+              <w:rPr>
+                <w:b w:val="0"/>
+                <w:i w:val="0"/>
+                <w:color w:val="6B7480"/>
+                <w:sz w:val="22"/>
+              </w:rPr>
+              <w:t>pendente — bloco ainda não chega ao agente</w:t>
             </w:r>
           </w:p>
         </w:tc>
@@ -927,40 +3310,26 @@
       <w:tr>
         <w:tc>
           <w:tcPr>
-            <w:tcW w:type="dxa" w:w="1020"/>
+            <w:tcW w:type="dxa" w:w="1247"/>
+            <w:shd w:val="clear" w:color="auto" w:fill="E9A23B"/>
+            <w:tcMar>
+              <w:top w:w="113" w:type="dxa"/>
+              <w:left w:w="113" w:type="dxa"/>
+              <w:bottom w:w="113" w:type="dxa"/>
+              <w:right w:w="113" w:type="dxa"/>
+            </w:tcMar>
           </w:tcPr>
           <w:p>
+            <w:pPr>
+              <w:spacing w:before="0" w:after="0"/>
+              <w:jc w:val="center"/>
+            </w:pPr>
             <w:r>
               <w:rPr>
-                <w:sz w:val="19"/>
-              </w:rPr>
-              <w:t>R7</w:t>
-            </w:r>
-          </w:p>
-        </w:tc>
-        <w:tc>
-          <w:tcPr>
-            <w:tcW w:type="dxa" w:w="8334"/>
-          </w:tcPr>
-          <w:p>
-            <w:r>
-              <w:rPr>
-                <w:sz w:val="19"/>
-              </w:rPr>
-              <w:t>Histórico consultado, com fonte</w:t>
-            </w:r>
-          </w:p>
-        </w:tc>
-      </w:tr>
-      <w:tr>
-        <w:tc>
-          <w:tcPr>
-            <w:tcW w:type="dxa" w:w="1020"/>
-          </w:tcPr>
-          <w:p>
-            <w:r>
-              <w:rPr>
-                <w:sz w:val="19"/>
+                <w:b/>
+                <w:i w:val="0"/>
+                <w:color w:val="FFFFFF"/>
+                <w:sz w:val="26"/>
               </w:rPr>
               <w:t>R9</w:t>
             </w:r>
@@ -968,14 +3337,36 @@
         </w:tc>
         <w:tc>
           <w:tcPr>
-            <w:tcW w:type="dxa" w:w="8334"/>
+            <w:tcW w:type="dxa" w:w="13776"/>
+            <w:shd w:val="clear" w:color="auto" w:fill="FFFFFF"/>
+            <w:tcMar>
+              <w:top w:w="113" w:type="dxa"/>
+              <w:left w:w="113" w:type="dxa"/>
+              <w:bottom w:w="113" w:type="dxa"/>
+              <w:right w:w="113" w:type="dxa"/>
+            </w:tcMar>
           </w:tcPr>
           <w:p>
+            <w:pPr>
+              <w:spacing w:before="0" w:after="0"/>
+            </w:pPr>
             <w:r>
               <w:rPr>
-                <w:sz w:val="19"/>
+                <w:b/>
+                <w:i w:val="0"/>
+                <w:color w:val="1B2A41"/>
+                <w:sz w:val="25"/>
               </w:rPr>
-              <w:t>Cabe em 8 GB / 4 núcleos</w:t>
+              <w:t xml:space="preserve">Cabe em 8 GB / 4 núcleos   </w:t>
+            </w:r>
+            <w:r>
+              <w:rPr>
+                <w:b w:val="0"/>
+                <w:i w:val="0"/>
+                <w:color w:val="6B7480"/>
+                <w:sz w:val="22"/>
+              </w:rPr>
+              <w:t>parcial — busca medida; pico com 3 em paralelo a medir</w:t>
             </w:r>
           </w:p>
         </w:tc>
@@ -983,43 +3374,21 @@
     </w:tbl>
     <w:p>
       <w:pPr>
-        <w:pStyle w:val="Heading1"/>
+        <w:spacing w:before="0" w:after="200"/>
+      </w:pPr>
+    </w:p>
+    <w:p>
+      <w:pPr>
+        <w:spacing w:before="0" w:after="80"/>
       </w:pPr>
       <w:r>
         <w:rPr>
-          <w:color w:val="2A78D6"/>
+          <w:b/>
+          <w:i w:val="0"/>
+          <w:color w:val="1B2A41"/>
+          <w:sz w:val="28"/>
         </w:rPr>
-        <w:t>Pendências e próxima etapa</w:t>
-      </w:r>
-    </w:p>
-    <w:p>
-      <w:pPr>
-        <w:pStyle w:val="ListBullet"/>
-      </w:pPr>
-      <w:r>
-        <w:t>Marco bloqueado: a fila ainda monta a mensagem do agente sem o bloco de memória (ajuste pequeno, já diagnosticado).</w:t>
-      </w:r>
-    </w:p>
-    <w:p>
-      <w:r>
-        <w:rPr>
-          <w:b/>
-        </w:rPr>
-        <w:t xml:space="preserve">Próxima etapa: </w:t>
-      </w:r>
-      <w:r>
-        <w:t>Fechar o ajuste da fila e demonstrar o agente real citando a decisão anterior.</w:t>
-      </w:r>
-    </w:p>
-    <w:p>
-      <w:pPr>
-        <w:pStyle w:val="Heading2"/>
-      </w:pPr>
-      <w:r>
-        <w:rPr>
-          <w:color w:val="222222"/>
-        </w:rPr>
-        <w:t>Commits da etapa</w:t>
+        <w:t>O que ainda falta</w:t>
       </w:r>
     </w:p>
     <w:p>
@@ -1028,7 +3397,123 @@
       </w:pPr>
       <w:r>
         <w:rPr>
-          <w:sz w:val="18"/>
+          <w:b w:val="0"/>
+          <w:i w:val="0"/>
+          <w:color w:val="1F2328"/>
+          <w:sz w:val="24"/>
+        </w:rPr>
+        <w:t>Marco bloqueado: a fila ainda monta a mensagem do agente sem o bloco de memória (ajuste pequeno, já diagnosticado).</w:t>
+      </w:r>
+    </w:p>
+    <w:p>
+      <w:pPr>
+        <w:spacing w:before="0" w:after="200"/>
+      </w:pPr>
+    </w:p>
+    <w:tbl>
+      <w:tblPr>
+        <w:tblW w:type="auto" w:w="0"/>
+        <w:jc w:val="center"/>
+        <w:tblLayout w:type="fixed"/>
+        <w:tblLook w:firstColumn="1" w:firstRow="1" w:lastColumn="0" w:lastRow="0" w:noHBand="0" w:noVBand="1" w:val="04A0"/>
+        <w:tblBorders>
+          <w:top w:val="nil"/>
+          <w:left w:val="nil"/>
+          <w:bottom w:val="nil"/>
+          <w:right w:val="nil"/>
+          <w:insideH w:val="nil"/>
+          <w:insideV w:val="nil"/>
+        </w:tblBorders>
+      </w:tblPr>
+      <w:tblGrid>
+        <w:gridCol w:w="15024"/>
+      </w:tblGrid>
+      <w:tr>
+        <w:tc>
+          <w:tcPr>
+            <w:tcW w:type="dxa" w:w="15024"/>
+            <w:shd w:val="clear" w:color="auto" w:fill="1B2A41"/>
+            <w:tcMar>
+              <w:top w:w="255" w:type="dxa"/>
+              <w:left w:w="255" w:type="dxa"/>
+              <w:bottom w:w="255" w:type="dxa"/>
+              <w:right w:w="255" w:type="dxa"/>
+            </w:tcMar>
+          </w:tcPr>
+          <w:p>
+            <w:pPr>
+              <w:spacing w:before="0" w:after="80"/>
+            </w:pPr>
+            <w:r>
+              <w:rPr>
+                <w:b/>
+                <w:i w:val="0"/>
+                <w:color w:val="FFFFFF"/>
+                <w:sz w:val="21"/>
+              </w:rPr>
+              <w:t>PRÓXIMA ETAPA</w:t>
+            </w:r>
+          </w:p>
+          <w:p>
+            <w:pPr>
+              <w:spacing w:before="0" w:after="0"/>
+            </w:pPr>
+            <w:r>
+              <w:rPr>
+                <w:rFonts w:ascii="Cambria" w:hAnsi="Cambria"/>
+                <w:b/>
+                <w:i w:val="0"/>
+                <w:color w:val="FFFFFF"/>
+                <w:sz w:val="30"/>
+              </w:rPr>
+              <w:t>Fechar o ajuste da fila e demonstrar o agente real citando a decisão anterior.</w:t>
+            </w:r>
+          </w:p>
+        </w:tc>
+      </w:tr>
+    </w:tbl>
+    <w:p>
+      <w:pPr>
+        <w:pageBreakBefore/>
+        <w:spacing w:before="0" w:after="40"/>
+      </w:pPr>
+      <w:r>
+        <w:rPr>
+          <w:rFonts w:ascii="Cambria" w:hAnsi="Cambria"/>
+          <w:b/>
+          <w:i w:val="0"/>
+          <w:color w:val="1B2A41"/>
+          <w:sz w:val="48"/>
+        </w:rPr>
+        <w:t>Commits desta etapa</w:t>
+      </w:r>
+    </w:p>
+    <w:p>
+      <w:pPr>
+        <w:spacing w:before="0" w:after="200"/>
+      </w:pPr>
+      <w:r>
+        <w:rPr>
+          <w:b w:val="0"/>
+          <w:i w:val="0"/>
+          <w:color w:val="6B7480"/>
+          <w:sz w:val="25"/>
+        </w:rPr>
+        <w:t>Na ordem em que entraram na branch.</w:t>
+      </w:r>
+    </w:p>
+    <w:p>
+      <w:pPr>
+        <w:pStyle w:val="ListBullet"/>
+        <w:spacing w:after="0"/>
+      </w:pPr>
+      <w:r>
+        <w:rPr>
+          <w:rFonts w:ascii="Consolas" w:hAnsi="Consolas"/>
+          <w:b w:val="0"/>
+          <w:i w:val="0"/>
+          <w:color w:val="1F2328"/>
+          <w:sz w:val="20"/>
         </w:rPr>
         <w:t>feat(embedder): add the Ollama, service and local embedding adapters (FAB-601)</w:t>
       </w:r>
@@ -1036,10 +3521,15 @@
     <w:p>
       <w:pPr>
         <w:pStyle w:val="ListBullet"/>
+        <w:spacing w:after="0"/>
       </w:pPr>
       <w:r>
         <w:rPr>
-          <w:sz w:val="18"/>
+          <w:rFonts w:ascii="Consolas" w:hAnsi="Consolas"/>
+          <w:b w:val="0"/>
+          <w:i w:val="0"/>
+          <w:color w:val="1F2328"/>
+          <w:sz w:val="20"/>
         </w:rPr>
         <w:t>feat(memory): add the chunks table with its dimension checked against the embedder (FAB-601)</w:t>
       </w:r>
@@ -1047,10 +3537,15 @@
     <w:p>
       <w:pPr>
         <w:pStyle w:val="ListBullet"/>
+        <w:spacing w:after="0"/>
       </w:pPr>
       <w:r>
         <w:rPr>
-          <w:sz w:val="18"/>
+          <w:rFonts w:ascii="Consolas" w:hAnsi="Consolas"/>
+          <w:b w:val="0"/>
+          <w:i w:val="0"/>
+          <w:color w:val="1F2328"/>
+          <w:sz w:val="20"/>
         </w:rPr>
         <w:t>feat(memory): ingest project history by section with incremental hashing (FAB-602)</w:t>
       </w:r>
@@ -1058,10 +3553,15 @@
     <w:p>
       <w:pPr>
         <w:pStyle w:val="ListBullet"/>
+        <w:spacing w:after="0"/>
       </w:pPr>
       <w:r>
         <w:rPr>
-          <w:sz w:val="18"/>
+          <w:rFonts w:ascii="Consolas" w:hAnsi="Consolas"/>
+          <w:b w:val="0"/>
+          <w:i w:val="0"/>
+          <w:color w:val="1F2328"/>
+          <w:sz w:val="20"/>
         </w:rPr>
         <w:t>feat(memory): add hybrid search with rank fusion filtered by project first (FAB-603)</w:t>
       </w:r>
@@ -1069,10 +3569,15 @@
     <w:p>
       <w:pPr>
         <w:pStyle w:val="ListBullet"/>
+        <w:spacing w:after="0"/>
       </w:pPr>
       <w:r>
         <w:rPr>
-          <w:sz w:val="18"/>
+          <w:rFonts w:ascii="Consolas" w:hAnsi="Consolas"/>
+          <w:b w:val="0"/>
+          <w:i w:val="0"/>
+          <w:color w:val="1F2328"/>
+          <w:sz w:val="20"/>
         </w:rPr>
         <w:t>feat(memory): build the context block citing each source after the cached prefix (FAB-604)</w:t>
       </w:r>
@@ -1080,10 +3585,15 @@
     <w:p>
       <w:pPr>
         <w:pStyle w:val="ListBullet"/>
+        <w:spacing w:after="0"/>
       </w:pPr>
       <w:r>
         <w:rPr>
-          <w:sz w:val="18"/>
+          <w:rFonts w:ascii="Consolas" w:hAnsi="Consolas"/>
+          <w:b w:val="0"/>
+          <w:i w:val="0"/>
+          <w:color w:val="1F2328"/>
+          <w:sz w:val="20"/>
         </w:rPr>
         <w:t>feat(memory): evaluate search with recall and MRR and switch the block off below baseline (FAB-605)</w:t>
       </w:r>
@@ -1091,10 +3601,15 @@
     <w:p>
       <w:pPr>
         <w:pStyle w:val="ListBullet"/>
+        <w:spacing w:after="0"/>
       </w:pPr>
       <w:r>
         <w:rPr>
-          <w:sz w:val="18"/>
+          <w:rFonts w:ascii="Consolas" w:hAnsi="Consolas"/>
+          <w:b w:val="0"/>
+          <w:i w:val="0"/>
+          <w:color w:val="1F2328"/>
+          <w:sz w:val="20"/>
         </w:rPr>
         <w:t>docs(memory): record the measured numbers behind the hybrid default (FAB-605)</w:t>
       </w:r>
@@ -1102,10 +3617,15 @@
     <w:p>
       <w:pPr>
         <w:pStyle w:val="ListBullet"/>
+        <w:spacing w:after="0"/>
       </w:pPr>
       <w:r>
         <w:rPr>
-          <w:sz w:val="18"/>
+          <w:rFonts w:ascii="Consolas" w:hAnsi="Consolas"/>
+          <w:b w:val="0"/>
+          <w:i w:val="0"/>
+          <w:color w:val="1F2328"/>
+          <w:sz w:val="20"/>
         </w:rPr>
         <w:t>docs: describe the memory stack and its proof in the README (FAB-605)</w:t>
       </w:r>
@@ -1113,22 +3633,93 @@
     <w:p>
       <w:pPr>
         <w:pStyle w:val="ListBullet"/>
+        <w:spacing w:after="0"/>
       </w:pPr>
       <w:r>
         <w:rPr>
-          <w:sz w:val="18"/>
+          <w:rFonts w:ascii="Consolas" w:hAnsi="Consolas"/>
+          <w:b w:val="0"/>
+          <w:i w:val="0"/>
+          <w:color w:val="1F2328"/>
+          <w:sz w:val="20"/>
         </w:rPr>
         <w:t>docs: update task board for E6 (FAB-601..FAB-606)</w:t>
       </w:r>
     </w:p>
     <w:sectPr>
-      <w:pgSz w:w="12240" w:h="15840"/>
-      <w:pgMar w:top="1134" w:right="1247" w:bottom="1134" w:left="1247" w:header="720" w:footer="720" w:gutter="0"/>
+      <w:headerReference w:type="default" r:id="rId9"/>
+      <w:footerReference w:type="default" r:id="rId10"/>
+      <w:pgSz w:w="16838" w:h="11906" w:orient="landscape"/>
+      <w:pgMar w:top="1871" w:right="907" w:bottom="794" w:left="907" w:header="340" w:footer="720" w:gutter="0"/>
       <w:cols w:space="720"/>
       <w:docGrid w:linePitch="360"/>
     </w:sectPr>
   </w:body>
 </w:document>
+</file>
+
+<file path=word/footer1.xml><?xml version="1.0" encoding="utf-8"?>
+<w:ftr xmlns:m="http://schemas.openxmlformats.org/officeDocument/2006/math" xmlns:mc="http://schemas.openxmlformats.org/markup-compatibility/2006" xmlns:mo="http://schemas.microsoft.com/office/mac/office/2008/main" xmlns:mv="urn:schemas-microsoft-com:mac:vml" xmlns:o="urn:schemas-microsoft-com:office:office" xmlns:r="http://schemas.openxmlformats.org/officeDocument/2006/relationships" xmlns:v="urn:schemas-microsoft-com:vml" xmlns:w10="urn:schemas-microsoft-com:office:word" xmlns:w14="http://schemas.microsoft.com/office/word/2010/wordml" xmlns:w="http://schemas.openxmlformats.org/wordprocessingml/2006/main" xmlns:wne="http://schemas.microsoft.com/office/word/2006/wordml" xmlns:wp14="http://schemas.microsoft.com/office/word/2010/wordprocessingDrawing" xmlns:wp="http://schemas.openxmlformats.org/drawingml/2006/wordprocessingDrawing" xmlns:wpc="http://schemas.microsoft.com/office/word/2010/wordprocessingCanvas" xmlns:wpg="http://schemas.microsoft.com/office/word/2010/wordprocessingGroup" xmlns:wpi="http://schemas.microsoft.com/office/word/2010/wordprocessingInk" xmlns:wps="http://schemas.microsoft.com/office/word/2010/wordprocessingShape" mc:Ignorable="w14 wp14">
+  <w:p>
+    <w:pPr>
+      <w:pStyle w:val="Footer"/>
+    </w:pPr>
+    <w:r>
+      <w:rPr>
+        <w:b w:val="0"/>
+        <w:i w:val="0"/>
+        <w:color w:val="8C96A3"/>
+        <w:sz w:val="18"/>
+      </w:rPr>
+      <w:t>Fábrica de Software Multi-Agente · TCC · Enzo Consulo   —   Etapa 6: Memória do projeto</w:t>
+    </w:r>
+  </w:p>
+</w:ftr>
+</file>
+
+<file path=word/header1.xml><?xml version="1.0" encoding="utf-8"?>
+<w:hdr xmlns:m="http://schemas.openxmlformats.org/officeDocument/2006/math" xmlns:mc="http://schemas.openxmlformats.org/markup-compatibility/2006" xmlns:mo="http://schemas.microsoft.com/office/mac/office/2008/main" xmlns:mv="urn:schemas-microsoft-com:mac:vml" xmlns:o="urn:schemas-microsoft-com:office:office" xmlns:r="http://schemas.openxmlformats.org/officeDocument/2006/relationships" xmlns:v="urn:schemas-microsoft-com:vml" xmlns:w10="urn:schemas-microsoft-com:office:word" xmlns:w14="http://schemas.microsoft.com/office/word/2010/wordml" xmlns:w="http://schemas.openxmlformats.org/wordprocessingml/2006/main" xmlns:wne="http://schemas.microsoft.com/office/word/2006/wordml" xmlns:wp14="http://schemas.microsoft.com/office/word/2010/wordprocessingDrawing" xmlns:wp="http://schemas.openxmlformats.org/drawingml/2006/wordprocessingDrawing" xmlns:wpc="http://schemas.microsoft.com/office/word/2010/wordprocessingCanvas" xmlns:wpg="http://schemas.microsoft.com/office/word/2010/wordprocessingGroup" xmlns:wpi="http://schemas.microsoft.com/office/word/2010/wordprocessingInk" xmlns:wps="http://schemas.microsoft.com/office/word/2010/wordprocessingShape" mc:Ignorable="w14 wp14">
+  <w:p>
+    <w:pPr>
+      <w:pStyle w:val="Header"/>
+      <w:jc w:val="center"/>
+    </w:pPr>
+    <w:r>
+      <w:drawing>
+        <wp:inline xmlns:a="http://schemas.openxmlformats.org/drawingml/2006/main" xmlns:pic="http://schemas.openxmlformats.org/drawingml/2006/picture">
+          <wp:extent cx="9540000" cy="796965"/>
+          <wp:docPr id="1" name="Picture 1"/>
+          <wp:cNvGraphicFramePr>
+            <a:graphicFrameLocks noChangeAspect="1"/>
+          </wp:cNvGraphicFramePr>
+          <a:graphic>
+            <a:graphicData uri="http://schemas.openxmlformats.org/drawingml/2006/picture">
+              <pic:pic>
+                <pic:nvPicPr>
+                  <pic:cNvPr id="0" name="faixa.png"/>
+                  <pic:cNvPicPr/>
+                </pic:nvPicPr>
+                <pic:blipFill>
+                  <a:blip r:embed="rId1"/>
+                  <a:stretch>
+                    <a:fillRect/>
+                  </a:stretch>
+                </pic:blipFill>
+                <pic:spPr>
+                  <a:xfrm>
+                    <a:off x="0" y="0"/>
+                    <a:ext cx="9540000" cy="796965"/>
+                  </a:xfrm>
+                  <a:prstGeom prst="rect"/>
+                </pic:spPr>
+              </pic:pic>
+            </a:graphicData>
+          </a:graphic>
+        </wp:inline>
+      </w:drawing>
+    </w:r>
+  </w:p>
+</w:hdr>
 </file>
 
 <file path=word/numbering.xml><?xml version="1.0" encoding="utf-8"?>
@@ -1496,7 +4087,7 @@
     <w:rsid w:val="00FC693F"/>
     <w:rPr>
       <w:rFonts w:ascii="Calibri" w:hAnsi="Calibri"/>
-      <w:sz w:val="21"/>
+      <w:sz w:val="24"/>
     </w:rPr>
   </w:style>
   <w:style w:type="paragraph" w:styleId="Header">

--- a/apresentacao-orientador/relatorios-por-etapa/E6-memoria.docx
+++ b/apresentacao-orientador/relatorios-por-etapa/E6-memoria.docx
@@ -833,7 +833,7 @@
           <w:color w:val="1B2A41"/>
           <w:sz w:val="48"/>
         </w:rPr>
-        <w:t>O que foi feito, tarefa por tarefa</w:t>
+        <w:t>Tarefas da etapa</w:t>
       </w:r>
     </w:p>
     <w:p>
@@ -847,7 +847,7 @@
           <w:color w:val="6B7480"/>
           <w:sz w:val="25"/>
         </w:rPr>
-        <w:t>Cada tarefa é um pacote do plano de desenvolvimento. Detalhes completos em docs/tasks/pt/.</w:t>
+        <w:t>Uma tarefa por pacote do plano. A descrição completa de cada uma está em docs/tasks/pt/.</w:t>
       </w:r>
     </w:p>
     <w:tbl>
@@ -866,8 +866,9 @@
         </w:tblBorders>
       </w:tblPr>
       <w:tblGrid>
-        <w:gridCol w:w="11622"/>
-        <w:gridCol w:w="3402"/>
+        <w:gridCol w:w="1701"/>
+        <w:gridCol w:w="10772"/>
+        <w:gridCol w:w="2551"/>
       </w:tblGrid>
       <w:tr>
         <w:trPr>
@@ -875,18 +876,100 @@
         </w:trPr>
         <w:tc>
           <w:tcPr>
-            <w:tcW w:type="dxa" w:w="11622"/>
+            <w:tcW w:type="dxa" w:w="1701"/>
             <w:shd w:val="clear" w:color="auto" w:fill="1B2A41"/>
             <w:tcMar>
-              <w:top w:w="158" w:type="dxa"/>
-              <w:left w:w="158" w:type="dxa"/>
-              <w:bottom w:w="158" w:type="dxa"/>
-              <w:right w:w="158" w:type="dxa"/>
+              <w:top w:w="113" w:type="dxa"/>
+              <w:left w:w="113" w:type="dxa"/>
+              <w:bottom w:w="113" w:type="dxa"/>
+              <w:right w:w="113" w:type="dxa"/>
             </w:tcMar>
           </w:tcPr>
           <w:p>
             <w:pPr>
-              <w:keepNext/>
+              <w:spacing w:before="0" w:after="0"/>
+            </w:pPr>
+            <w:r>
+              <w:rPr>
+                <w:b/>
+                <w:i w:val="0"/>
+                <w:color w:val="FFFFFF"/>
+                <w:sz w:val="22"/>
+              </w:rPr>
+              <w:t>Tarefa</w:t>
+            </w:r>
+          </w:p>
+        </w:tc>
+        <w:tc>
+          <w:tcPr>
+            <w:tcW w:type="dxa" w:w="10772"/>
+            <w:shd w:val="clear" w:color="auto" w:fill="1B2A41"/>
+            <w:tcMar>
+              <w:top w:w="113" w:type="dxa"/>
+              <w:left w:w="113" w:type="dxa"/>
+              <w:bottom w:w="113" w:type="dxa"/>
+              <w:right w:w="113" w:type="dxa"/>
+            </w:tcMar>
+          </w:tcPr>
+          <w:p>
+            <w:pPr>
+              <w:spacing w:before="0" w:after="0"/>
+            </w:pPr>
+            <w:r>
+              <w:rPr>
+                <w:b/>
+                <w:i w:val="0"/>
+                <w:color w:val="FFFFFF"/>
+                <w:sz w:val="22"/>
+              </w:rPr>
+              <w:t>O que foi feito</w:t>
+            </w:r>
+          </w:p>
+        </w:tc>
+        <w:tc>
+          <w:tcPr>
+            <w:tcW w:type="dxa" w:w="2551"/>
+            <w:shd w:val="clear" w:color="auto" w:fill="1B2A41"/>
+            <w:tcMar>
+              <w:top w:w="113" w:type="dxa"/>
+              <w:left w:w="113" w:type="dxa"/>
+              <w:bottom w:w="113" w:type="dxa"/>
+              <w:right w:w="113" w:type="dxa"/>
+            </w:tcMar>
+          </w:tcPr>
+          <w:p>
+            <w:pPr>
+              <w:spacing w:before="0" w:after="0"/>
+            </w:pPr>
+            <w:r>
+              <w:rPr>
+                <w:b/>
+                <w:i w:val="0"/>
+                <w:color w:val="FFFFFF"/>
+                <w:sz w:val="22"/>
+              </w:rPr>
+              <w:t>Status</w:t>
+            </w:r>
+          </w:p>
+        </w:tc>
+      </w:tr>
+      <w:tr>
+        <w:trPr>
+          <w:cantSplit/>
+        </w:trPr>
+        <w:tc>
+          <w:tcPr>
+            <w:tcW w:type="dxa" w:w="1701"/>
+            <w:shd w:val="clear" w:color="auto" w:fill="F2F4F7"/>
+            <w:tcMar>
+              <w:top w:w="68" w:type="dxa"/>
+              <w:left w:w="68" w:type="dxa"/>
+              <w:bottom w:w="68" w:type="dxa"/>
+              <w:right w:w="68" w:type="dxa"/>
+            </w:tcMar>
+          </w:tcPr>
+          <w:p>
+            <w:pPr>
               <w:spacing w:before="0" w:after="0"/>
             </w:pPr>
             <w:r>
@@ -894,36 +977,66 @@
                 <w:rFonts w:ascii="Consolas" w:hAnsi="Consolas"/>
                 <w:b/>
                 <w:i w:val="0"/>
-                <w:color w:val="E9A23B"/>
-                <w:sz w:val="24"/>
+                <w:color w:val="4A6FA5"/>
+                <w:sz w:val="23"/>
               </w:rPr>
-              <w:t xml:space="preserve">FAB-601   </w:t>
-            </w:r>
-            <w:r>
-              <w:rPr>
-                <w:b/>
-                <w:i w:val="0"/>
-                <w:color w:val="FFFFFF"/>
-                <w:sz w:val="27"/>
-              </w:rPr>
-              <w:t>Medir antes de escolher onde a busca roda</w:t>
+              <w:t>FAB-601</w:t>
             </w:r>
           </w:p>
         </w:tc>
         <w:tc>
           <w:tcPr>
-            <w:tcW w:type="dxa" w:w="3402"/>
-            <w:shd w:val="clear" w:color="auto" w:fill="2A9D8F"/>
+            <w:tcW w:type="dxa" w:w="10772"/>
+            <w:shd w:val="clear" w:color="auto" w:fill="F2F4F7"/>
             <w:tcMar>
-              <w:top w:w="158" w:type="dxa"/>
-              <w:left w:w="158" w:type="dxa"/>
-              <w:bottom w:w="158" w:type="dxa"/>
-              <w:right w:w="158" w:type="dxa"/>
+              <w:top w:w="68" w:type="dxa"/>
+              <w:left w:w="68" w:type="dxa"/>
+              <w:bottom w:w="68" w:type="dxa"/>
+              <w:right w:w="68" w:type="dxa"/>
             </w:tcMar>
           </w:tcPr>
           <w:p>
             <w:pPr>
-              <w:keepNext/>
+              <w:spacing w:before="0" w:after="20"/>
+            </w:pPr>
+            <w:r>
+              <w:rPr>
+                <w:b/>
+                <w:i w:val="0"/>
+                <w:color w:val="1B2A41"/>
+                <w:sz w:val="23"/>
+              </w:rPr>
+              <w:t>Medir antes de escolher onde a busca roda</w:t>
+            </w:r>
+          </w:p>
+          <w:p>
+            <w:pPr>
+              <w:spacing w:before="0" w:after="0"/>
+            </w:pPr>
+            <w:r>
+              <w:rPr>
+                <w:b w:val="0"/>
+                <w:i w:val="0"/>
+                <w:color w:val="4A5160"/>
+                <w:sz w:val="20"/>
+              </w:rPr>
+              <w:t>Medir memória e tempo do embedding local e escolher o adaptador; dimensão do índice conferida contra o modelo.</w:t>
+            </w:r>
+          </w:p>
+        </w:tc>
+        <w:tc>
+          <w:tcPr>
+            <w:tcW w:type="dxa" w:w="2551"/>
+            <w:shd w:val="clear" w:color="auto" w:fill="2A9D8F"/>
+            <w:tcMar>
+              <w:top w:w="68" w:type="dxa"/>
+              <w:left w:w="68" w:type="dxa"/>
+              <w:bottom w:w="68" w:type="dxa"/>
+              <w:right w:w="68" w:type="dxa"/>
+            </w:tcMar>
+          </w:tcPr>
+          <w:p>
+            <w:pPr>
               <w:spacing w:before="0" w:after="0"/>
               <w:jc w:val="center"/>
             </w:pPr>
@@ -932,7 +1045,7 @@
                 <w:b/>
                 <w:i w:val="0"/>
                 <w:color w:val="FFFFFF"/>
-                <w:sz w:val="25"/>
+                <w:sz w:val="23"/>
               </w:rPr>
               <w:t>✓ Concluída</w:t>
             </w:r>
@@ -945,315 +1058,17 @@
         </w:trPr>
         <w:tc>
           <w:tcPr>
-            <w:tcW w:type="dxa" w:w="15024"/>
-            <w:gridSpan w:val="2"/>
-            <w:shd w:val="clear" w:color="auto" w:fill="F2F4F7"/>
+            <w:tcW w:type="dxa" w:w="1701"/>
+            <w:shd w:val="clear" w:color="auto" w:fill="FFFFFF"/>
             <w:tcMar>
-              <w:top w:w="198" w:type="dxa"/>
-              <w:left w:w="198" w:type="dxa"/>
-              <w:bottom w:w="198" w:type="dxa"/>
-              <w:right w:w="198" w:type="dxa"/>
+              <w:top w:w="68" w:type="dxa"/>
+              <w:left w:w="68" w:type="dxa"/>
+              <w:bottom w:w="68" w:type="dxa"/>
+              <w:right w:w="68" w:type="dxa"/>
             </w:tcMar>
           </w:tcPr>
           <w:p>
             <w:pPr>
-              <w:keepNext/>
-              <w:spacing w:before="0" w:after="80"/>
-            </w:pPr>
-            <w:r>
-              <w:rPr>
-                <w:b/>
-                <w:i w:val="0"/>
-                <w:color w:val="4A6FA5"/>
-                <w:sz w:val="22"/>
-              </w:rPr>
-              <w:t xml:space="preserve">O que é   </w:t>
-            </w:r>
-            <w:r>
-              <w:rPr>
-                <w:b w:val="0"/>
-                <w:i w:val="0"/>
-                <w:color w:val="1F2328"/>
-                <w:sz w:val="23"/>
-              </w:rPr>
-              <w:t xml:space="preserve">Investigação (spike) para escolher onde gerar os embeddings da memória: modelo local em processo, servidor local Ollama ou serviço pago. Mediu memória e tempo e escolheu o Ollama com </w:t>
-            </w:r>
-            <w:r>
-              <w:rPr>
-                <w:rFonts w:ascii="Consolas" w:hAnsi="Consolas"/>
-                <w:b w:val="0"/>
-                <w:i w:val="0"/>
-                <w:color w:val="2A4A7F"/>
-                <w:sz w:val="22"/>
-              </w:rPr>
-              <w:t>embeddinggemma</w:t>
-            </w:r>
-            <w:r>
-              <w:rPr>
-                <w:b w:val="0"/>
-                <w:i w:val="0"/>
-                <w:color w:val="1F2328"/>
-                <w:sz w:val="23"/>
-              </w:rPr>
-              <w:t xml:space="preserve"> como padrão. A dimensão da coluna de vetores no banco passou a ser conferida contra o embedder configurado.</w:t>
-            </w:r>
-          </w:p>
-          <w:p>
-            <w:pPr>
-              <w:keepNext/>
-              <w:spacing w:before="0" w:after="80"/>
-            </w:pPr>
-            <w:r>
-              <w:rPr>
-                <w:b/>
-                <w:i w:val="0"/>
-                <w:color w:val="4A6FA5"/>
-                <w:sz w:val="22"/>
-              </w:rPr>
-              <w:t xml:space="preserve">Por que   </w:t>
-            </w:r>
-            <w:r>
-              <w:rPr>
-                <w:b w:val="0"/>
-                <w:i w:val="0"/>
-                <w:color w:val="1F2328"/>
-                <w:sz w:val="23"/>
-              </w:rPr>
-              <w:t>Garante R9 (roda numa máquina de 8 GB): o embedding é a única peça pesada do projeto, e a escolha foi feita com números medidos.</w:t>
-            </w:r>
-          </w:p>
-          <w:p>
-            <w:pPr>
-              <w:pStyle w:val="ListBullet"/>
-              <w:keepNext/>
-              <w:spacing w:after="20"/>
-            </w:pPr>
-            <w:r>
-              <w:rPr>
-                <w:rFonts w:ascii="Consolas" w:hAnsi="Consolas"/>
-                <w:b w:val="0"/>
-                <w:i w:val="0"/>
-                <w:color w:val="2A4A7F"/>
-                <w:sz w:val="20"/>
-              </w:rPr>
-              <w:t>Factory.Embedder.Ollama</w:t>
-            </w:r>
-            <w:r>
-              <w:rPr>
-                <w:b w:val="0"/>
-                <w:i w:val="0"/>
-                <w:color w:val="1F2328"/>
-                <w:sz w:val="21"/>
-              </w:rPr>
-              <w:t xml:space="preserve"> (padrão): prefixos diferentes para documento e consulta, exigidos pelo </w:t>
-            </w:r>
-            <w:r>
-              <w:rPr>
-                <w:rFonts w:ascii="Consolas" w:hAnsi="Consolas"/>
-                <w:b w:val="0"/>
-                <w:i w:val="0"/>
-                <w:color w:val="2A4A7F"/>
-                <w:sz w:val="20"/>
-              </w:rPr>
-              <w:t>embeddinggemma</w:t>
-            </w:r>
-          </w:p>
-          <w:p>
-            <w:pPr>
-              <w:pStyle w:val="ListBullet"/>
-              <w:keepNext/>
-              <w:spacing w:after="20"/>
-            </w:pPr>
-            <w:r>
-              <w:rPr>
-                <w:rFonts w:ascii="Consolas" w:hAnsi="Consolas"/>
-                <w:b w:val="0"/>
-                <w:i w:val="0"/>
-                <w:color w:val="2A4A7F"/>
-                <w:sz w:val="20"/>
-              </w:rPr>
-              <w:t>Factory.Embedder.Local</w:t>
-            </w:r>
-            <w:r>
-              <w:rPr>
-                <w:b w:val="0"/>
-                <w:i w:val="0"/>
-                <w:color w:val="1F2328"/>
-                <w:sz w:val="21"/>
-              </w:rPr>
-              <w:t xml:space="preserve"> (Bumblebee): ~220 MB residentes; sem binário EXLA no Windows, então só atrás de </w:t>
-            </w:r>
-            <w:r>
-              <w:rPr>
-                <w:rFonts w:ascii="Consolas" w:hAnsi="Consolas"/>
-                <w:b w:val="0"/>
-                <w:i w:val="0"/>
-                <w:color w:val="2A4A7F"/>
-                <w:sz w:val="20"/>
-              </w:rPr>
-              <w:t>FACTORY_EMBEDDER_LOCAL=1</w:t>
-            </w:r>
-          </w:p>
-          <w:p>
-            <w:pPr>
-              <w:pStyle w:val="ListBullet"/>
-              <w:keepNext/>
-              <w:spacing w:after="20"/>
-            </w:pPr>
-            <w:r>
-              <w:rPr>
-                <w:rFonts w:ascii="Consolas" w:hAnsi="Consolas"/>
-                <w:b w:val="0"/>
-                <w:i w:val="0"/>
-                <w:color w:val="2A4A7F"/>
-                <w:sz w:val="20"/>
-              </w:rPr>
-              <w:t>Factory.Embedder.Service</w:t>
-            </w:r>
-            <w:r>
-              <w:rPr>
-                <w:b w:val="0"/>
-                <w:i w:val="0"/>
-                <w:color w:val="1F2328"/>
-                <w:sz w:val="21"/>
-              </w:rPr>
-              <w:t>: HTTP para serviço externo, deixado sem configuração</w:t>
-            </w:r>
-          </w:p>
-          <w:p>
-            <w:pPr>
-              <w:pStyle w:val="ListBullet"/>
-              <w:keepNext/>
-              <w:spacing w:after="20"/>
-            </w:pPr>
-            <w:r>
-              <w:rPr>
-                <w:rFonts w:ascii="Consolas" w:hAnsi="Consolas"/>
-                <w:b w:val="0"/>
-                <w:i w:val="0"/>
-                <w:color w:val="2A4A7F"/>
-                <w:sz w:val="20"/>
-              </w:rPr>
-              <w:t>Factory.Memory.Dimension.check/0</w:t>
-            </w:r>
-            <w:r>
-              <w:rPr>
-                <w:b w:val="0"/>
-                <w:i w:val="0"/>
-                <w:color w:val="1F2328"/>
-                <w:sz w:val="21"/>
-              </w:rPr>
-              <w:t xml:space="preserve"> compara a coluna </w:t>
-            </w:r>
-            <w:r>
-              <w:rPr>
-                <w:rFonts w:ascii="Consolas" w:hAnsi="Consolas"/>
-                <w:b w:val="0"/>
-                <w:i w:val="0"/>
-                <w:color w:val="2A4A7F"/>
-                <w:sz w:val="20"/>
-              </w:rPr>
-              <w:t>chunks.embedding</w:t>
-            </w:r>
-            <w:r>
-              <w:rPr>
-                <w:b w:val="0"/>
-                <w:i w:val="0"/>
-                <w:color w:val="1F2328"/>
-                <w:sz w:val="21"/>
-              </w:rPr>
-              <w:t xml:space="preserve"> com o embedder; </w:t>
-            </w:r>
-            <w:r>
-              <w:rPr>
-                <w:rFonts w:ascii="Consolas" w:hAnsi="Consolas"/>
-                <w:b w:val="0"/>
-                <w:i w:val="0"/>
-                <w:color w:val="2A4A7F"/>
-                <w:sz w:val="20"/>
-              </w:rPr>
-              <w:t>align!/0</w:t>
-            </w:r>
-            <w:r>
-              <w:rPr>
-                <w:b w:val="0"/>
-                <w:i w:val="0"/>
-                <w:color w:val="1F2328"/>
-                <w:sz w:val="21"/>
-              </w:rPr>
-              <w:t xml:space="preserve"> corrige</w:t>
-            </w:r>
-          </w:p>
-          <w:p>
-            <w:pPr>
-              <w:keepNext/>
-              <w:spacing w:before="80" w:after="0"/>
-            </w:pPr>
-            <w:r>
-              <w:rPr>
-                <w:b/>
-                <w:i w:val="0"/>
-                <w:color w:val="4A6FA5"/>
-                <w:sz w:val="22"/>
-              </w:rPr>
-              <w:t xml:space="preserve">Verificar   </w:t>
-            </w:r>
-            <w:r>
-              <w:rPr>
-                <w:rFonts w:ascii="Consolas" w:hAnsi="Consolas"/>
-                <w:b w:val="0"/>
-                <w:i w:val="0"/>
-                <w:color w:val="1F2328"/>
-                <w:sz w:val="19"/>
-              </w:rPr>
-              <w:t>mix test test/factory/embedder/ollama_test.exs    mix test test/factory/embedder/service_test.exs    mix test test/factory/memory/dimension_test.exs    mix factory.syntax priv/probes/ollama_real.exs</w:t>
-            </w:r>
-          </w:p>
-        </w:tc>
-      </w:tr>
-    </w:tbl>
-    <w:p>
-      <w:pPr>
-        <w:spacing w:before="0" w:after="120"/>
-      </w:pPr>
-    </w:p>
-    <w:tbl>
-      <w:tblPr>
-        <w:tblW w:type="auto" w:w="0"/>
-        <w:jc w:val="center"/>
-        <w:tblLayout w:type="fixed"/>
-        <w:tblLook w:firstColumn="1" w:firstRow="1" w:lastColumn="0" w:lastRow="0" w:noHBand="0" w:noVBand="1" w:val="04A0"/>
-        <w:tblBorders>
-          <w:top w:val="nil"/>
-          <w:left w:val="nil"/>
-          <w:bottom w:val="nil"/>
-          <w:right w:val="nil"/>
-          <w:insideH w:val="nil"/>
-          <w:insideV w:val="nil"/>
-        </w:tblBorders>
-      </w:tblPr>
-      <w:tblGrid>
-        <w:gridCol w:w="11622"/>
-        <w:gridCol w:w="3402"/>
-      </w:tblGrid>
-      <w:tr>
-        <w:trPr>
-          <w:cantSplit/>
-        </w:trPr>
-        <w:tc>
-          <w:tcPr>
-            <w:tcW w:type="dxa" w:w="11622"/>
-            <w:shd w:val="clear" w:color="auto" w:fill="1B2A41"/>
-            <w:tcMar>
-              <w:top w:w="158" w:type="dxa"/>
-              <w:left w:w="158" w:type="dxa"/>
-              <w:bottom w:w="158" w:type="dxa"/>
-              <w:right w:w="158" w:type="dxa"/>
-            </w:tcMar>
-          </w:tcPr>
-          <w:p>
-            <w:pPr>
-              <w:keepNext/>
               <w:spacing w:before="0" w:after="0"/>
             </w:pPr>
             <w:r>
@@ -1261,36 +1076,66 @@
                 <w:rFonts w:ascii="Consolas" w:hAnsi="Consolas"/>
                 <w:b/>
                 <w:i w:val="0"/>
-                <w:color w:val="E9A23B"/>
-                <w:sz w:val="24"/>
+                <w:color w:val="4A6FA5"/>
+                <w:sz w:val="23"/>
               </w:rPr>
-              <w:t xml:space="preserve">FAB-602   </w:t>
-            </w:r>
-            <w:r>
-              <w:rPr>
-                <w:b/>
-                <w:i w:val="0"/>
-                <w:color w:val="FFFFFF"/>
-                <w:sz w:val="27"/>
-              </w:rPr>
-              <w:t>Guardar o histórico a cada alteração</w:t>
+              <w:t>FAB-602</w:t>
             </w:r>
           </w:p>
         </w:tc>
         <w:tc>
           <w:tcPr>
-            <w:tcW w:type="dxa" w:w="3402"/>
-            <w:shd w:val="clear" w:color="auto" w:fill="2A9D8F"/>
+            <w:tcW w:type="dxa" w:w="10772"/>
+            <w:shd w:val="clear" w:color="auto" w:fill="FFFFFF"/>
             <w:tcMar>
-              <w:top w:w="158" w:type="dxa"/>
-              <w:left w:w="158" w:type="dxa"/>
-              <w:bottom w:w="158" w:type="dxa"/>
-              <w:right w:w="158" w:type="dxa"/>
+              <w:top w:w="68" w:type="dxa"/>
+              <w:left w:w="68" w:type="dxa"/>
+              <w:bottom w:w="68" w:type="dxa"/>
+              <w:right w:w="68" w:type="dxa"/>
             </w:tcMar>
           </w:tcPr>
           <w:p>
             <w:pPr>
-              <w:keepNext/>
+              <w:spacing w:before="0" w:after="20"/>
+            </w:pPr>
+            <w:r>
+              <w:rPr>
+                <w:b/>
+                <w:i w:val="0"/>
+                <w:color w:val="1B2A41"/>
+                <w:sz w:val="23"/>
+              </w:rPr>
+              <w:t>Guardar o histórico a cada alteração</w:t>
+            </w:r>
+          </w:p>
+          <w:p>
+            <w:pPr>
+              <w:spacing w:before="0" w:after="0"/>
+            </w:pPr>
+            <w:r>
+              <w:rPr>
+                <w:b w:val="0"/>
+                <w:i w:val="0"/>
+                <w:color w:val="4A5160"/>
+                <w:sz w:val="20"/>
+              </w:rPr>
+              <w:t>Ao commitar, quebrar o histórico do projeto em trechos e gravá-los com embedding.</w:t>
+            </w:r>
+          </w:p>
+        </w:tc>
+        <w:tc>
+          <w:tcPr>
+            <w:tcW w:type="dxa" w:w="2551"/>
+            <w:shd w:val="clear" w:color="auto" w:fill="2A9D8F"/>
+            <w:tcMar>
+              <w:top w:w="68" w:type="dxa"/>
+              <w:left w:w="68" w:type="dxa"/>
+              <w:bottom w:w="68" w:type="dxa"/>
+              <w:right w:w="68" w:type="dxa"/>
+            </w:tcMar>
+          </w:tcPr>
+          <w:p>
+            <w:pPr>
               <w:spacing w:before="0" w:after="0"/>
               <w:jc w:val="center"/>
             </w:pPr>
@@ -1299,7 +1144,7 @@
                 <w:b/>
                 <w:i w:val="0"/>
                 <w:color w:val="FFFFFF"/>
-                <w:sz w:val="25"/>
+                <w:sz w:val="23"/>
               </w:rPr>
               <w:t>✓ Concluída</w:t>
             </w:r>
@@ -1312,305 +1157,17 @@
         </w:trPr>
         <w:tc>
           <w:tcPr>
-            <w:tcW w:type="dxa" w:w="15024"/>
-            <w:gridSpan w:val="2"/>
+            <w:tcW w:type="dxa" w:w="1701"/>
             <w:shd w:val="clear" w:color="auto" w:fill="F2F4F7"/>
             <w:tcMar>
-              <w:top w:w="198" w:type="dxa"/>
-              <w:left w:w="198" w:type="dxa"/>
-              <w:bottom w:w="198" w:type="dxa"/>
-              <w:right w:w="198" w:type="dxa"/>
+              <w:top w:w="68" w:type="dxa"/>
+              <w:left w:w="68" w:type="dxa"/>
+              <w:bottom w:w="68" w:type="dxa"/>
+              <w:right w:w="68" w:type="dxa"/>
             </w:tcMar>
           </w:tcPr>
           <w:p>
             <w:pPr>
-              <w:keepNext/>
-              <w:spacing w:before="0" w:after="80"/>
-            </w:pPr>
-            <w:r>
-              <w:rPr>
-                <w:b/>
-                <w:i w:val="0"/>
-                <w:color w:val="4A6FA5"/>
-                <w:sz w:val="22"/>
-              </w:rPr>
-              <w:t xml:space="preserve">O que é   </w:t>
-            </w:r>
-            <w:r>
-              <w:rPr>
-                <w:b w:val="0"/>
-                <w:i w:val="0"/>
-                <w:color w:val="1F2328"/>
-                <w:sz w:val="23"/>
-              </w:rPr>
-              <w:t>Ingestão da memória: quebra o histórico do projeto (decisões, achados de revisão, relatórios de verificação, tarefas concluídas) em trechos por seção do markdown e grava cada trecho com seu embedding. Não indexa código — isso já é papel do índice denso.</w:t>
-            </w:r>
-          </w:p>
-          <w:p>
-            <w:pPr>
-              <w:keepNext/>
-              <w:spacing w:before="0" w:after="80"/>
-            </w:pPr>
-            <w:r>
-              <w:rPr>
-                <w:b/>
-                <w:i w:val="0"/>
-                <w:color w:val="4A6FA5"/>
-                <w:sz w:val="22"/>
-              </w:rPr>
-              <w:t xml:space="preserve">Por que   </w:t>
-            </w:r>
-            <w:r>
-              <w:rPr>
-                <w:b w:val="0"/>
-                <w:i w:val="0"/>
-                <w:color w:val="1F2328"/>
-                <w:sz w:val="23"/>
-              </w:rPr>
-              <w:t>Dá ao agente acesso ao que já foi decidido no projeto, a custo baixo: só trechos novos ou alterados são reprocessados.</w:t>
-            </w:r>
-          </w:p>
-          <w:p>
-            <w:pPr>
-              <w:pStyle w:val="ListBullet"/>
-              <w:keepNext/>
-              <w:spacing w:after="20"/>
-            </w:pPr>
-            <w:r>
-              <w:rPr>
-                <w:rFonts w:ascii="Consolas" w:hAnsi="Consolas"/>
-                <w:b w:val="0"/>
-                <w:i w:val="0"/>
-                <w:color w:val="2A4A7F"/>
-                <w:sz w:val="20"/>
-              </w:rPr>
-              <w:t>Factory.Memory.Ingestion.split/1</w:t>
-            </w:r>
-            <w:r>
-              <w:rPr>
-                <w:b w:val="0"/>
-                <w:i w:val="0"/>
-                <w:color w:val="1F2328"/>
-                <w:sz w:val="21"/>
-              </w:rPr>
-              <w:t xml:space="preserve"> corta em cada título </w:t>
-            </w:r>
-            <w:r>
-              <w:rPr>
-                <w:rFonts w:ascii="Consolas" w:hAnsi="Consolas"/>
-                <w:b w:val="0"/>
-                <w:i w:val="0"/>
-                <w:color w:val="2A4A7F"/>
-                <w:sz w:val="20"/>
-              </w:rPr>
-              <w:t>#</w:t>
-            </w:r>
-            <w:r>
-              <w:rPr>
-                <w:b w:val="0"/>
-                <w:i w:val="0"/>
-                <w:color w:val="1F2328"/>
-                <w:sz w:val="21"/>
-              </w:rPr>
-              <w:t>..</w:t>
-            </w:r>
-            <w:r>
-              <w:rPr>
-                <w:rFonts w:ascii="Consolas" w:hAnsi="Consolas"/>
-                <w:b w:val="0"/>
-                <w:i w:val="0"/>
-                <w:color w:val="2A4A7F"/>
-                <w:sz w:val="20"/>
-              </w:rPr>
-              <w:t>######</w:t>
-            </w:r>
-            <w:r>
-              <w:rPr>
-                <w:b w:val="0"/>
-                <w:i w:val="0"/>
-                <w:color w:val="1F2328"/>
-                <w:sz w:val="21"/>
-              </w:rPr>
-              <w:t>, nunca dentro de bloco de código</w:t>
-            </w:r>
-          </w:p>
-          <w:p>
-            <w:pPr>
-              <w:pStyle w:val="ListBullet"/>
-              <w:keepNext/>
-              <w:spacing w:after="20"/>
-            </w:pPr>
-            <w:r>
-              <w:rPr>
-                <w:rFonts w:ascii="Consolas" w:hAnsi="Consolas"/>
-                <w:b w:val="0"/>
-                <w:i w:val="0"/>
-                <w:color w:val="2A4A7F"/>
-                <w:sz w:val="20"/>
-              </w:rPr>
-              <w:t>process/3</w:t>
-            </w:r>
-            <w:r>
-              <w:rPr>
-                <w:b w:val="0"/>
-                <w:i w:val="0"/>
-                <w:color w:val="1F2328"/>
-                <w:sz w:val="21"/>
-              </w:rPr>
-              <w:t xml:space="preserve"> compara o sha256 de cada trecho (</w:t>
-            </w:r>
-            <w:r>
-              <w:rPr>
-                <w:rFonts w:ascii="Consolas" w:hAnsi="Consolas"/>
-                <w:b w:val="0"/>
-                <w:i w:val="0"/>
-                <w:color w:val="2A4A7F"/>
-                <w:sz w:val="20"/>
-              </w:rPr>
-              <w:t>Factory.Memory.Chunk.hash/1</w:t>
-            </w:r>
-            <w:r>
-              <w:rPr>
-                <w:b w:val="0"/>
-                <w:i w:val="0"/>
-                <w:color w:val="1F2328"/>
-                <w:sz w:val="21"/>
-              </w:rPr>
-              <w:t>) e só embeda o que mudou</w:t>
-            </w:r>
-          </w:p>
-          <w:p>
-            <w:pPr>
-              <w:pStyle w:val="ListBullet"/>
-              <w:keepNext/>
-              <w:spacing w:after="20"/>
-            </w:pPr>
-            <w:r>
-              <w:rPr>
-                <w:b w:val="0"/>
-                <w:i w:val="0"/>
-                <w:color w:val="1F2328"/>
-                <w:sz w:val="21"/>
-              </w:rPr>
-              <w:t xml:space="preserve">Todos os trechos novos de uma passada vão numa única chamada </w:t>
-            </w:r>
-            <w:r>
-              <w:rPr>
-                <w:rFonts w:ascii="Consolas" w:hAnsi="Consolas"/>
-                <w:b w:val="0"/>
-                <w:i w:val="0"/>
-                <w:color w:val="2A4A7F"/>
-                <w:sz w:val="20"/>
-              </w:rPr>
-              <w:t>embed/1</w:t>
-            </w:r>
-          </w:p>
-          <w:p>
-            <w:pPr>
-              <w:pStyle w:val="ListBullet"/>
-              <w:keepNext/>
-              <w:spacing w:after="20"/>
-            </w:pPr>
-            <w:r>
-              <w:rPr>
-                <w:rFonts w:ascii="Consolas" w:hAnsi="Consolas"/>
-                <w:b w:val="0"/>
-                <w:i w:val="0"/>
-                <w:color w:val="2A4A7F"/>
-                <w:sz w:val="20"/>
-              </w:rPr>
-              <w:t>source</w:t>
-            </w:r>
-            <w:r>
-              <w:rPr>
-                <w:b w:val="0"/>
-                <w:i w:val="0"/>
-                <w:color w:val="1F2328"/>
-                <w:sz w:val="21"/>
-              </w:rPr>
-              <w:t xml:space="preserve"> identifica arquivo e seção, ex.: </w:t>
-            </w:r>
-            <w:r>
-              <w:rPr>
-                <w:rFonts w:ascii="Consolas" w:hAnsi="Consolas"/>
-                <w:b w:val="0"/>
-                <w:i w:val="0"/>
-                <w:color w:val="2A4A7F"/>
-                <w:sz w:val="20"/>
-              </w:rPr>
-              <w:t>_management/DECISIONS.md#6.2</w:t>
-            </w:r>
-          </w:p>
-          <w:p>
-            <w:pPr>
-              <w:keepNext/>
-              <w:spacing w:before="80" w:after="0"/>
-            </w:pPr>
-            <w:r>
-              <w:rPr>
-                <w:b/>
-                <w:i w:val="0"/>
-                <w:color w:val="4A6FA5"/>
-                <w:sz w:val="22"/>
-              </w:rPr>
-              <w:t xml:space="preserve">Verificar   </w:t>
-            </w:r>
-            <w:r>
-              <w:rPr>
-                <w:rFonts w:ascii="Consolas" w:hAnsi="Consolas"/>
-                <w:b w:val="0"/>
-                <w:i w:val="0"/>
-                <w:color w:val="1F2328"/>
-                <w:sz w:val="19"/>
-              </w:rPr>
-              <w:t>mix test test/factory/memory/ingestion_test.exs</w:t>
-            </w:r>
-          </w:p>
-        </w:tc>
-      </w:tr>
-    </w:tbl>
-    <w:p>
-      <w:pPr>
-        <w:spacing w:before="0" w:after="120"/>
-      </w:pPr>
-    </w:p>
-    <w:tbl>
-      <w:tblPr>
-        <w:tblW w:type="auto" w:w="0"/>
-        <w:jc w:val="center"/>
-        <w:tblLayout w:type="fixed"/>
-        <w:tblLook w:firstColumn="1" w:firstRow="1" w:lastColumn="0" w:lastRow="0" w:noHBand="0" w:noVBand="1" w:val="04A0"/>
-        <w:tblBorders>
-          <w:top w:val="nil"/>
-          <w:left w:val="nil"/>
-          <w:bottom w:val="nil"/>
-          <w:right w:val="nil"/>
-          <w:insideH w:val="nil"/>
-          <w:insideV w:val="nil"/>
-        </w:tblBorders>
-      </w:tblPr>
-      <w:tblGrid>
-        <w:gridCol w:w="11622"/>
-        <w:gridCol w:w="3402"/>
-      </w:tblGrid>
-      <w:tr>
-        <w:trPr>
-          <w:cantSplit/>
-        </w:trPr>
-        <w:tc>
-          <w:tcPr>
-            <w:tcW w:type="dxa" w:w="11622"/>
-            <w:shd w:val="clear" w:color="auto" w:fill="1B2A41"/>
-            <w:tcMar>
-              <w:top w:w="158" w:type="dxa"/>
-              <w:left w:w="158" w:type="dxa"/>
-              <w:bottom w:w="158" w:type="dxa"/>
-              <w:right w:w="158" w:type="dxa"/>
-            </w:tcMar>
-          </w:tcPr>
-          <w:p>
-            <w:pPr>
-              <w:keepNext/>
               <w:spacing w:before="0" w:after="0"/>
             </w:pPr>
             <w:r>
@@ -1618,36 +1175,66 @@
                 <w:rFonts w:ascii="Consolas" w:hAnsi="Consolas"/>
                 <w:b/>
                 <w:i w:val="0"/>
-                <w:color w:val="E9A23B"/>
-                <w:sz w:val="24"/>
+                <w:color w:val="4A6FA5"/>
+                <w:sz w:val="23"/>
               </w:rPr>
-              <w:t xml:space="preserve">FAB-603   </w:t>
-            </w:r>
-            <w:r>
-              <w:rPr>
-                <w:b/>
-                <w:i w:val="0"/>
-                <w:color w:val="FFFFFF"/>
-                <w:sz w:val="27"/>
-              </w:rPr>
-              <w:t>Busca por significado e por termo exato</w:t>
+              <w:t>FAB-603</w:t>
             </w:r>
           </w:p>
         </w:tc>
         <w:tc>
           <w:tcPr>
-            <w:tcW w:type="dxa" w:w="3402"/>
-            <w:shd w:val="clear" w:color="auto" w:fill="2A9D8F"/>
+            <w:tcW w:type="dxa" w:w="10772"/>
+            <w:shd w:val="clear" w:color="auto" w:fill="F2F4F7"/>
             <w:tcMar>
-              <w:top w:w="158" w:type="dxa"/>
-              <w:left w:w="158" w:type="dxa"/>
-              <w:bottom w:w="158" w:type="dxa"/>
-              <w:right w:w="158" w:type="dxa"/>
+              <w:top w:w="68" w:type="dxa"/>
+              <w:left w:w="68" w:type="dxa"/>
+              <w:bottom w:w="68" w:type="dxa"/>
+              <w:right w:w="68" w:type="dxa"/>
             </w:tcMar>
           </w:tcPr>
           <w:p>
             <w:pPr>
-              <w:keepNext/>
+              <w:spacing w:before="0" w:after="20"/>
+            </w:pPr>
+            <w:r>
+              <w:rPr>
+                <w:b/>
+                <w:i w:val="0"/>
+                <w:color w:val="1B2A41"/>
+                <w:sz w:val="23"/>
+              </w:rPr>
+              <w:t>Busca por significado e por termo exato</w:t>
+            </w:r>
+          </w:p>
+          <w:p>
+            <w:pPr>
+              <w:spacing w:before="0" w:after="0"/>
+            </w:pPr>
+            <w:r>
+              <w:rPr>
+                <w:b w:val="0"/>
+                <w:i w:val="0"/>
+                <w:color w:val="4A5160"/>
+                <w:sz w:val="20"/>
+              </w:rPr>
+              <w:t>Busca híbrida com fusão recíproca de postos, filtrada por projeto antes da distância vetorial.</w:t>
+            </w:r>
+          </w:p>
+        </w:tc>
+        <w:tc>
+          <w:tcPr>
+            <w:tcW w:type="dxa" w:w="2551"/>
+            <w:shd w:val="clear" w:color="auto" w:fill="2A9D8F"/>
+            <w:tcMar>
+              <w:top w:w="68" w:type="dxa"/>
+              <w:left w:w="68" w:type="dxa"/>
+              <w:bottom w:w="68" w:type="dxa"/>
+              <w:right w:w="68" w:type="dxa"/>
+            </w:tcMar>
+          </w:tcPr>
+          <w:p>
+            <w:pPr>
               <w:spacing w:before="0" w:after="0"/>
               <w:jc w:val="center"/>
             </w:pPr>
@@ -1656,7 +1243,7 @@
                 <w:b/>
                 <w:i w:val="0"/>
                 <w:color w:val="FFFFFF"/>
-                <w:sz w:val="25"/>
+                <w:sz w:val="23"/>
               </w:rPr>
               <w:t>✓ Concluída</w:t>
             </w:r>
@@ -1669,284 +1256,17 @@
         </w:trPr>
         <w:tc>
           <w:tcPr>
-            <w:tcW w:type="dxa" w:w="15024"/>
-            <w:gridSpan w:val="2"/>
-            <w:shd w:val="clear" w:color="auto" w:fill="F2F4F7"/>
+            <w:tcW w:type="dxa" w:w="1701"/>
+            <w:shd w:val="clear" w:color="auto" w:fill="FFFFFF"/>
             <w:tcMar>
-              <w:top w:w="198" w:type="dxa"/>
-              <w:left w:w="198" w:type="dxa"/>
-              <w:bottom w:w="198" w:type="dxa"/>
-              <w:right w:w="198" w:type="dxa"/>
+              <w:top w:w="68" w:type="dxa"/>
+              <w:left w:w="68" w:type="dxa"/>
+              <w:bottom w:w="68" w:type="dxa"/>
+              <w:right w:w="68" w:type="dxa"/>
             </w:tcMar>
           </w:tcPr>
           <w:p>
             <w:pPr>
-              <w:keepNext/>
-              <w:spacing w:before="0" w:after="80"/>
-            </w:pPr>
-            <w:r>
-              <w:rPr>
-                <w:b/>
-                <w:i w:val="0"/>
-                <w:color w:val="4A6FA5"/>
-                <w:sz w:val="22"/>
-              </w:rPr>
-              <w:t xml:space="preserve">O que é   </w:t>
-            </w:r>
-            <w:r>
-              <w:rPr>
-                <w:b w:val="0"/>
-                <w:i w:val="0"/>
-                <w:color w:val="1F2328"/>
-                <w:sz w:val="23"/>
-              </w:rPr>
-              <w:t>Busca na memória do projeto em três modos: por significado (vetor), por termo exato (texto completo do Postgres) e híbrido, que funde os dois rankings por Reciprocal Rank Fusion. O híbrido é o padrão, escolhido por medição.</w:t>
-            </w:r>
-          </w:p>
-          <w:p>
-            <w:pPr>
-              <w:keepNext/>
-              <w:spacing w:before="0" w:after="80"/>
-            </w:pPr>
-            <w:r>
-              <w:rPr>
-                <w:b/>
-                <w:i w:val="0"/>
-                <w:color w:val="4A6FA5"/>
-                <w:sz w:val="22"/>
-              </w:rPr>
-              <w:t xml:space="preserve">Por que   </w:t>
-            </w:r>
-            <w:r>
-              <w:rPr>
-                <w:b w:val="0"/>
-                <w:i w:val="0"/>
-                <w:color w:val="1F2328"/>
-                <w:sz w:val="23"/>
-              </w:rPr>
-              <w:t>Vetores perdem nomes próprios (como o nome de uma opção) e busca textual perde sinônimos; um cobre a lacuna do outro.</w:t>
-            </w:r>
-          </w:p>
-          <w:p>
-            <w:pPr>
-              <w:pStyle w:val="ListBullet"/>
-              <w:keepNext/>
-              <w:spacing w:after="20"/>
-            </w:pPr>
-            <w:r>
-              <w:rPr>
-                <w:rFonts w:ascii="Consolas" w:hAnsi="Consolas"/>
-                <w:b w:val="0"/>
-                <w:i w:val="0"/>
-                <w:color w:val="2A4A7F"/>
-                <w:sz w:val="20"/>
-              </w:rPr>
-              <w:t>Factory.Memory.Search.search/3</w:t>
-            </w:r>
-            <w:r>
-              <w:rPr>
-                <w:b w:val="0"/>
-                <w:i w:val="0"/>
-                <w:color w:val="1F2328"/>
-                <w:sz w:val="21"/>
-              </w:rPr>
-              <w:t xml:space="preserve"> com </w:t>
-            </w:r>
-            <w:r>
-              <w:rPr>
-                <w:rFonts w:ascii="Consolas" w:hAnsi="Consolas"/>
-                <w:b w:val="0"/>
-                <w:i w:val="0"/>
-                <w:color w:val="2A4A7F"/>
-                <w:sz w:val="20"/>
-              </w:rPr>
-              <w:t>mode: :vector | :text | :hybrid</w:t>
-            </w:r>
-            <w:r>
-              <w:rPr>
-                <w:b w:val="0"/>
-                <w:i w:val="0"/>
-                <w:color w:val="1F2328"/>
-                <w:sz w:val="21"/>
-              </w:rPr>
-              <w:t>; cada modo é uma única consulta SQL</w:t>
-            </w:r>
-          </w:p>
-          <w:p>
-            <w:pPr>
-              <w:pStyle w:val="ListBullet"/>
-              <w:keepNext/>
-              <w:spacing w:after="20"/>
-            </w:pPr>
-            <w:r>
-              <w:rPr>
-                <w:b w:val="0"/>
-                <w:i w:val="0"/>
-                <w:color w:val="1F2328"/>
-                <w:sz w:val="21"/>
-              </w:rPr>
-              <w:t xml:space="preserve">CTE </w:t>
-            </w:r>
-            <w:r>
-              <w:rPr>
-                <w:rFonts w:ascii="Consolas" w:hAnsi="Consolas"/>
-                <w:b w:val="0"/>
-                <w:i w:val="0"/>
-                <w:color w:val="2A4A7F"/>
-                <w:sz w:val="20"/>
-              </w:rPr>
-              <w:t>MATERIALIZED</w:t>
-            </w:r>
-            <w:r>
-              <w:rPr>
-                <w:b w:val="0"/>
-                <w:i w:val="0"/>
-                <w:color w:val="1F2328"/>
-                <w:sz w:val="21"/>
-              </w:rPr>
-              <w:t xml:space="preserve"> filtra por </w:t>
-            </w:r>
-            <w:r>
-              <w:rPr>
-                <w:rFonts w:ascii="Consolas" w:hAnsi="Consolas"/>
-                <w:b w:val="0"/>
-                <w:i w:val="0"/>
-                <w:color w:val="2A4A7F"/>
-                <w:sz w:val="20"/>
-              </w:rPr>
-              <w:t>project_id</w:t>
-            </w:r>
-            <w:r>
-              <w:rPr>
-                <w:b w:val="0"/>
-                <w:i w:val="0"/>
-                <w:color w:val="1F2328"/>
-                <w:sz w:val="21"/>
-              </w:rPr>
-              <w:t xml:space="preserve"> ANTES da distância vetorial, para o índice HNSW não devolver menos resultados</w:t>
-            </w:r>
-          </w:p>
-          <w:p>
-            <w:pPr>
-              <w:pStyle w:val="ListBullet"/>
-              <w:keepNext/>
-              <w:spacing w:after="20"/>
-            </w:pPr>
-            <w:r>
-              <w:rPr>
-                <w:b w:val="0"/>
-                <w:i w:val="0"/>
-                <w:color w:val="1F2328"/>
-                <w:sz w:val="21"/>
-              </w:rPr>
-              <w:t>O termo é embedado como CONSULTA (</w:t>
-            </w:r>
-            <w:r>
-              <w:rPr>
-                <w:rFonts w:ascii="Consolas" w:hAnsi="Consolas"/>
-                <w:b w:val="0"/>
-                <w:i w:val="0"/>
-                <w:color w:val="2A4A7F"/>
-                <w:sz w:val="20"/>
-              </w:rPr>
-              <w:t>Factory.Embedder.embed_query/2</w:t>
-            </w:r>
-            <w:r>
-              <w:rPr>
-                <w:b w:val="0"/>
-                <w:i w:val="0"/>
-                <w:color w:val="1F2328"/>
-                <w:sz w:val="21"/>
-              </w:rPr>
-              <w:t>), não como documento</w:t>
-            </w:r>
-          </w:p>
-          <w:p>
-            <w:pPr>
-              <w:pStyle w:val="ListBullet"/>
-              <w:keepNext/>
-              <w:spacing w:after="20"/>
-            </w:pPr>
-            <w:r>
-              <w:rPr>
-                <w:b w:val="0"/>
-                <w:i w:val="0"/>
-                <w:color w:val="1F2328"/>
-                <w:sz w:val="21"/>
-              </w:rPr>
-              <w:t>Medido: recall@8 híbrido 0,667, vetor 0,619, texto 0,048</w:t>
-            </w:r>
-          </w:p>
-          <w:p>
-            <w:pPr>
-              <w:keepNext/>
-              <w:spacing w:before="80" w:after="0"/>
-            </w:pPr>
-            <w:r>
-              <w:rPr>
-                <w:b/>
-                <w:i w:val="0"/>
-                <w:color w:val="4A6FA5"/>
-                <w:sz w:val="22"/>
-              </w:rPr>
-              <w:t xml:space="preserve">Verificar   </w:t>
-            </w:r>
-            <w:r>
-              <w:rPr>
-                <w:rFonts w:ascii="Consolas" w:hAnsi="Consolas"/>
-                <w:b w:val="0"/>
-                <w:i w:val="0"/>
-                <w:color w:val="1F2328"/>
-                <w:sz w:val="19"/>
-              </w:rPr>
-              <w:t>mix test test/factory/memory/search_test.exs</w:t>
-            </w:r>
-          </w:p>
-        </w:tc>
-      </w:tr>
-    </w:tbl>
-    <w:p>
-      <w:pPr>
-        <w:spacing w:before="0" w:after="120"/>
-      </w:pPr>
-    </w:p>
-    <w:tbl>
-      <w:tblPr>
-        <w:tblW w:type="auto" w:w="0"/>
-        <w:jc w:val="center"/>
-        <w:tblLayout w:type="fixed"/>
-        <w:tblLook w:firstColumn="1" w:firstRow="1" w:lastColumn="0" w:lastRow="0" w:noHBand="0" w:noVBand="1" w:val="04A0"/>
-        <w:tblBorders>
-          <w:top w:val="nil"/>
-          <w:left w:val="nil"/>
-          <w:bottom w:val="nil"/>
-          <w:right w:val="nil"/>
-          <w:insideH w:val="nil"/>
-          <w:insideV w:val="nil"/>
-        </w:tblBorders>
-      </w:tblPr>
-      <w:tblGrid>
-        <w:gridCol w:w="11622"/>
-        <w:gridCol w:w="3402"/>
-      </w:tblGrid>
-      <w:tr>
-        <w:trPr>
-          <w:cantSplit/>
-        </w:trPr>
-        <w:tc>
-          <w:tcPr>
-            <w:tcW w:type="dxa" w:w="11622"/>
-            <w:shd w:val="clear" w:color="auto" w:fill="1B2A41"/>
-            <w:tcMar>
-              <w:top w:w="158" w:type="dxa"/>
-              <w:left w:w="158" w:type="dxa"/>
-              <w:bottom w:w="158" w:type="dxa"/>
-              <w:right w:w="158" w:type="dxa"/>
-            </w:tcMar>
-          </w:tcPr>
-          <w:p>
-            <w:pPr>
-              <w:keepNext/>
               <w:spacing w:before="0" w:after="0"/>
             </w:pPr>
             <w:r>
@@ -1954,36 +1274,66 @@
                 <w:rFonts w:ascii="Consolas" w:hAnsi="Consolas"/>
                 <w:b/>
                 <w:i w:val="0"/>
-                <w:color w:val="E9A23B"/>
-                <w:sz w:val="24"/>
+                <w:color w:val="4A6FA5"/>
+                <w:sz w:val="23"/>
               </w:rPr>
-              <w:t xml:space="preserve">FAB-604   </w:t>
-            </w:r>
-            <w:r>
-              <w:rPr>
-                <w:b/>
-                <w:i w:val="0"/>
-                <w:color w:val="FFFFFF"/>
-                <w:sz w:val="27"/>
-              </w:rPr>
-              <w:t>Entregar o contexto com a fonte citada</w:t>
+              <w:t>FAB-604</w:t>
             </w:r>
           </w:p>
         </w:tc>
         <w:tc>
           <w:tcPr>
-            <w:tcW w:type="dxa" w:w="3402"/>
-            <w:shd w:val="clear" w:color="auto" w:fill="2A9D8F"/>
+            <w:tcW w:type="dxa" w:w="10772"/>
+            <w:shd w:val="clear" w:color="auto" w:fill="FFFFFF"/>
             <w:tcMar>
-              <w:top w:w="158" w:type="dxa"/>
-              <w:left w:w="158" w:type="dxa"/>
-              <w:bottom w:w="158" w:type="dxa"/>
-              <w:right w:w="158" w:type="dxa"/>
+              <w:top w:w="68" w:type="dxa"/>
+              <w:left w:w="68" w:type="dxa"/>
+              <w:bottom w:w="68" w:type="dxa"/>
+              <w:right w:w="68" w:type="dxa"/>
             </w:tcMar>
           </w:tcPr>
           <w:p>
             <w:pPr>
-              <w:keepNext/>
+              <w:spacing w:before="0" w:after="20"/>
+            </w:pPr>
+            <w:r>
+              <w:rPr>
+                <w:b/>
+                <w:i w:val="0"/>
+                <w:color w:val="1B2A41"/>
+                <w:sz w:val="23"/>
+              </w:rPr>
+              <w:t>Entregar o contexto com a fonte citada</w:t>
+            </w:r>
+          </w:p>
+          <w:p>
+            <w:pPr>
+              <w:spacing w:before="0" w:after="0"/>
+            </w:pPr>
+            <w:r>
+              <w:rPr>
+                <w:b w:val="0"/>
+                <w:i w:val="0"/>
+                <w:color w:val="4A5160"/>
+                <w:sz w:val="20"/>
+              </w:rPr>
+              <w:t>Montar o bloco de contexto recuperado, com a fonte de cada trecho, e anexá-lo ao despacho do agente.</w:t>
+            </w:r>
+          </w:p>
+        </w:tc>
+        <w:tc>
+          <w:tcPr>
+            <w:tcW w:type="dxa" w:w="2551"/>
+            <w:shd w:val="clear" w:color="auto" w:fill="2A9D8F"/>
+            <w:tcMar>
+              <w:top w:w="68" w:type="dxa"/>
+              <w:left w:w="68" w:type="dxa"/>
+              <w:bottom w:w="68" w:type="dxa"/>
+              <w:right w:w="68" w:type="dxa"/>
+            </w:tcMar>
+          </w:tcPr>
+          <w:p>
+            <w:pPr>
               <w:spacing w:before="0" w:after="0"/>
               <w:jc w:val="center"/>
             </w:pPr>
@@ -1992,7 +1342,7 @@
                 <w:b/>
                 <w:i w:val="0"/>
                 <w:color w:val="FFFFFF"/>
-                <w:sz w:val="25"/>
+                <w:sz w:val="23"/>
               </w:rPr>
               <w:t>✓ Concluída</w:t>
             </w:r>
@@ -2005,304 +1355,17 @@
         </w:trPr>
         <w:tc>
           <w:tcPr>
-            <w:tcW w:type="dxa" w:w="15024"/>
-            <w:gridSpan w:val="2"/>
+            <w:tcW w:type="dxa" w:w="1701"/>
             <w:shd w:val="clear" w:color="auto" w:fill="F2F4F7"/>
             <w:tcMar>
-              <w:top w:w="198" w:type="dxa"/>
-              <w:left w:w="198" w:type="dxa"/>
-              <w:bottom w:w="198" w:type="dxa"/>
-              <w:right w:w="198" w:type="dxa"/>
+              <w:top w:w="68" w:type="dxa"/>
+              <w:left w:w="68" w:type="dxa"/>
+              <w:bottom w:w="68" w:type="dxa"/>
+              <w:right w:w="68" w:type="dxa"/>
             </w:tcMar>
           </w:tcPr>
           <w:p>
             <w:pPr>
-              <w:keepNext/>
-              <w:spacing w:before="0" w:after="80"/>
-            </w:pPr>
-            <w:r>
-              <w:rPr>
-                <w:b/>
-                <w:i w:val="0"/>
-                <w:color w:val="4A6FA5"/>
-                <w:sz w:val="22"/>
-              </w:rPr>
-              <w:t xml:space="preserve">O que é   </w:t>
-            </w:r>
-            <w:r>
-              <w:rPr>
-                <w:b w:val="0"/>
-                <w:i w:val="0"/>
-                <w:color w:val="1F2328"/>
-                <w:sz w:val="23"/>
-              </w:rPr>
-              <w:t>Monta o bloco de contexto recuperado: os melhores trechos do histórico do projeto, cada um com a fonte citada, para anexar ao despacho do agente. O bloco entra depois da parte cacheada do prompt e, sem trechos, o prompt não muda.</w:t>
-            </w:r>
-          </w:p>
-          <w:p>
-            <w:pPr>
-              <w:keepNext/>
-              <w:spacing w:before="0" w:after="80"/>
-            </w:pPr>
-            <w:r>
-              <w:rPr>
-                <w:b/>
-                <w:i w:val="0"/>
-                <w:color w:val="4A6FA5"/>
-                <w:sz w:val="22"/>
-              </w:rPr>
-              <w:t xml:space="preserve">Por que   </w:t>
-            </w:r>
-            <w:r>
-              <w:rPr>
-                <w:b w:val="0"/>
-                <w:i w:val="0"/>
-                <w:color w:val="1F2328"/>
-                <w:sz w:val="23"/>
-              </w:rPr>
-              <w:t>Garante R7 (o agente usa a memória do projeto com fonte): a citação permite conferir de onde veio a informação, e a posição preserva o cache.</w:t>
-            </w:r>
-          </w:p>
-          <w:p>
-            <w:pPr>
-              <w:pStyle w:val="ListBullet"/>
-              <w:keepNext/>
-              <w:spacing w:after="20"/>
-            </w:pPr>
-            <w:r>
-              <w:rPr>
-                <w:rFonts w:ascii="Consolas" w:hAnsi="Consolas"/>
-                <w:b w:val="0"/>
-                <w:i w:val="0"/>
-                <w:color w:val="2A4A7F"/>
-                <w:sz w:val="20"/>
-              </w:rPr>
-              <w:t>Factory.Memory.Context.build/3</w:t>
-            </w:r>
-            <w:r>
-              <w:rPr>
-                <w:b w:val="0"/>
-                <w:i w:val="0"/>
-                <w:color w:val="1F2328"/>
-                <w:sz w:val="21"/>
-              </w:rPr>
-              <w:t xml:space="preserve"> busca e limita a </w:t>
-            </w:r>
-            <w:r>
-              <w:rPr>
-                <w:rFonts w:ascii="Consolas" w:hAnsi="Consolas"/>
-                <w:b w:val="0"/>
-                <w:i w:val="0"/>
-                <w:color w:val="2A4A7F"/>
-                <w:sz w:val="20"/>
-              </w:rPr>
-              <w:t>max_chunks/0</w:t>
-            </w:r>
-            <w:r>
-              <w:rPr>
-                <w:b w:val="0"/>
-                <w:i w:val="0"/>
-                <w:color w:val="1F2328"/>
-                <w:sz w:val="21"/>
-              </w:rPr>
-              <w:t xml:space="preserve"> trechos e </w:t>
-            </w:r>
-            <w:r>
-              <w:rPr>
-                <w:rFonts w:ascii="Consolas" w:hAnsi="Consolas"/>
-                <w:b w:val="0"/>
-                <w:i w:val="0"/>
-                <w:color w:val="2A4A7F"/>
-                <w:sz w:val="20"/>
-              </w:rPr>
-              <w:t>max_bytes/0</w:t>
-            </w:r>
-            <w:r>
-              <w:rPr>
-                <w:b w:val="0"/>
-                <w:i w:val="0"/>
-                <w:color w:val="1F2328"/>
-                <w:sz w:val="21"/>
-              </w:rPr>
-              <w:t xml:space="preserve"> bytes</w:t>
-            </w:r>
-          </w:p>
-          <w:p>
-            <w:pPr>
-              <w:pStyle w:val="ListBullet"/>
-              <w:keepNext/>
-              <w:spacing w:after="20"/>
-            </w:pPr>
-            <w:r>
-              <w:rPr>
-                <w:b w:val="0"/>
-                <w:i w:val="0"/>
-                <w:color w:val="1F2328"/>
-                <w:sz w:val="21"/>
-              </w:rPr>
-              <w:t>O corte é sempre por trechos inteiros, do fim da lista; o primeiro (mais relevante) sempre entra</w:t>
-            </w:r>
-          </w:p>
-          <w:p>
-            <w:pPr>
-              <w:pStyle w:val="ListBullet"/>
-              <w:keepNext/>
-              <w:spacing w:after="20"/>
-            </w:pPr>
-            <w:r>
-              <w:rPr>
-                <w:rFonts w:ascii="Consolas" w:hAnsi="Consolas"/>
-                <w:b w:val="0"/>
-                <w:i w:val="0"/>
-                <w:color w:val="2A4A7F"/>
-                <w:sz w:val="20"/>
-              </w:rPr>
-              <w:t>format/1</w:t>
-            </w:r>
-            <w:r>
-              <w:rPr>
-                <w:b w:val="0"/>
-                <w:i w:val="0"/>
-                <w:color w:val="1F2328"/>
-                <w:sz w:val="21"/>
-              </w:rPr>
-              <w:t xml:space="preserve"> escreve a fonte de cada trecho; </w:t>
-            </w:r>
-            <w:r>
-              <w:rPr>
-                <w:rFonts w:ascii="Consolas" w:hAnsi="Consolas"/>
-                <w:b w:val="0"/>
-                <w:i w:val="0"/>
-                <w:color w:val="2A4A7F"/>
-                <w:sz w:val="20"/>
-              </w:rPr>
-              <w:t>append/2</w:t>
-            </w:r>
-            <w:r>
-              <w:rPr>
-                <w:b w:val="0"/>
-                <w:i w:val="0"/>
-                <w:color w:val="1F2328"/>
-                <w:sz w:val="21"/>
-              </w:rPr>
-              <w:t xml:space="preserve"> só concatena ao prefixo, nunca o altera</w:t>
-            </w:r>
-          </w:p>
-          <w:p>
-            <w:pPr>
-              <w:pStyle w:val="ListBullet"/>
-              <w:keepNext/>
-              <w:spacing w:after="20"/>
-            </w:pPr>
-            <w:r>
-              <w:rPr>
-                <w:rFonts w:ascii="Consolas" w:hAnsi="Consolas"/>
-                <w:b w:val="0"/>
-                <w:i w:val="0"/>
-                <w:color w:val="2A4A7F"/>
-                <w:sz w:val="20"/>
-              </w:rPr>
-              <w:t>Factory.Dispatch.build/4</w:t>
-            </w:r>
-            <w:r>
-              <w:rPr>
-                <w:b w:val="0"/>
-                <w:i w:val="0"/>
-                <w:color w:val="1F2328"/>
-                <w:sz w:val="21"/>
-              </w:rPr>
-              <w:t xml:space="preserve"> chama a memória por padrão (</w:t>
-            </w:r>
-            <w:r>
-              <w:rPr>
-                <w:rFonts w:ascii="Consolas" w:hAnsi="Consolas"/>
-                <w:b w:val="0"/>
-                <w:i w:val="0"/>
-                <w:color w:val="2A4A7F"/>
-                <w:sz w:val="20"/>
-              </w:rPr>
-              <w:t>memory: false</w:t>
-            </w:r>
-            <w:r>
-              <w:rPr>
-                <w:b w:val="0"/>
-                <w:i w:val="0"/>
-                <w:color w:val="1F2328"/>
-                <w:sz w:val="21"/>
-              </w:rPr>
-              <w:t xml:space="preserve"> desliga)</w:t>
-            </w:r>
-          </w:p>
-          <w:p>
-            <w:pPr>
-              <w:keepNext/>
-              <w:spacing w:before="80" w:after="0"/>
-            </w:pPr>
-            <w:r>
-              <w:rPr>
-                <w:b/>
-                <w:i w:val="0"/>
-                <w:color w:val="4A6FA5"/>
-                <w:sz w:val="22"/>
-              </w:rPr>
-              <w:t xml:space="preserve">Verificar   </w:t>
-            </w:r>
-            <w:r>
-              <w:rPr>
-                <w:rFonts w:ascii="Consolas" w:hAnsi="Consolas"/>
-                <w:b w:val="0"/>
-                <w:i w:val="0"/>
-                <w:color w:val="1F2328"/>
-                <w:sz w:val="19"/>
-              </w:rPr>
-              <w:t>mix test test/factory/memory/context_test.exs</w:t>
-            </w:r>
-          </w:p>
-        </w:tc>
-      </w:tr>
-    </w:tbl>
-    <w:p>
-      <w:pPr>
-        <w:spacing w:before="0" w:after="120"/>
-      </w:pPr>
-    </w:p>
-    <w:tbl>
-      <w:tblPr>
-        <w:tblW w:type="auto" w:w="0"/>
-        <w:jc w:val="center"/>
-        <w:tblLayout w:type="fixed"/>
-        <w:tblLook w:firstColumn="1" w:firstRow="1" w:lastColumn="0" w:lastRow="0" w:noHBand="0" w:noVBand="1" w:val="04A0"/>
-        <w:tblBorders>
-          <w:top w:val="nil"/>
-          <w:left w:val="nil"/>
-          <w:bottom w:val="nil"/>
-          <w:right w:val="nil"/>
-          <w:insideH w:val="nil"/>
-          <w:insideV w:val="nil"/>
-        </w:tblBorders>
-      </w:tblPr>
-      <w:tblGrid>
-        <w:gridCol w:w="11622"/>
-        <w:gridCol w:w="3402"/>
-      </w:tblGrid>
-      <w:tr>
-        <w:trPr>
-          <w:cantSplit/>
-        </w:trPr>
-        <w:tc>
-          <w:tcPr>
-            <w:tcW w:type="dxa" w:w="11622"/>
-            <w:shd w:val="clear" w:color="auto" w:fill="1B2A41"/>
-            <w:tcMar>
-              <w:top w:w="158" w:type="dxa"/>
-              <w:left w:w="158" w:type="dxa"/>
-              <w:bottom w:w="158" w:type="dxa"/>
-              <w:right w:w="158" w:type="dxa"/>
-            </w:tcMar>
-          </w:tcPr>
-          <w:p>
-            <w:pPr>
-              <w:keepNext/>
               <w:spacing w:before="0" w:after="0"/>
             </w:pPr>
             <w:r>
@@ -2310,36 +1373,66 @@
                 <w:rFonts w:ascii="Consolas" w:hAnsi="Consolas"/>
                 <w:b/>
                 <w:i w:val="0"/>
-                <w:color w:val="E9A23B"/>
-                <w:sz w:val="24"/>
+                <w:color w:val="4A6FA5"/>
+                <w:sz w:val="23"/>
               </w:rPr>
-              <w:t xml:space="preserve">FAB-605   </w:t>
-            </w:r>
-            <w:r>
-              <w:rPr>
-                <w:b/>
-                <w:i w:val="0"/>
-                <w:color w:val="FFFFFF"/>
-                <w:sz w:val="27"/>
-              </w:rPr>
-              <w:t>Avaliar a qualidade da busca</w:t>
+              <w:t>FAB-605</w:t>
             </w:r>
           </w:p>
         </w:tc>
         <w:tc>
           <w:tcPr>
-            <w:tcW w:type="dxa" w:w="3402"/>
-            <w:shd w:val="clear" w:color="auto" w:fill="2A9D8F"/>
+            <w:tcW w:type="dxa" w:w="10772"/>
+            <w:shd w:val="clear" w:color="auto" w:fill="F2F4F7"/>
             <w:tcMar>
-              <w:top w:w="158" w:type="dxa"/>
-              <w:left w:w="158" w:type="dxa"/>
-              <w:bottom w:w="158" w:type="dxa"/>
-              <w:right w:w="158" w:type="dxa"/>
+              <w:top w:w="68" w:type="dxa"/>
+              <w:left w:w="68" w:type="dxa"/>
+              <w:bottom w:w="68" w:type="dxa"/>
+              <w:right w:w="68" w:type="dxa"/>
             </w:tcMar>
           </w:tcPr>
           <w:p>
             <w:pPr>
-              <w:keepNext/>
+              <w:spacing w:before="0" w:after="20"/>
+            </w:pPr>
+            <w:r>
+              <w:rPr>
+                <w:b/>
+                <w:i w:val="0"/>
+                <w:color w:val="1B2A41"/>
+                <w:sz w:val="23"/>
+              </w:rPr>
+              <w:t>Avaliar a qualidade da busca</w:t>
+            </w:r>
+          </w:p>
+          <w:p>
+            <w:pPr>
+              <w:spacing w:before="0" w:after="0"/>
+            </w:pPr>
+            <w:r>
+              <w:rPr>
+                <w:b w:val="0"/>
+                <w:i w:val="0"/>
+                <w:color w:val="4A5160"/>
+                <w:sz w:val="20"/>
+              </w:rPr>
+              <w:t>Conjunto de perguntas com resposta conhecida; recall@8, recall@1 e MRR; busca abaixo da linha de base desliga o bloco.</w:t>
+            </w:r>
+          </w:p>
+        </w:tc>
+        <w:tc>
+          <w:tcPr>
+            <w:tcW w:type="dxa" w:w="2551"/>
+            <w:shd w:val="clear" w:color="auto" w:fill="2A9D8F"/>
+            <w:tcMar>
+              <w:top w:w="68" w:type="dxa"/>
+              <w:left w:w="68" w:type="dxa"/>
+              <w:bottom w:w="68" w:type="dxa"/>
+              <w:right w:w="68" w:type="dxa"/>
+            </w:tcMar>
+          </w:tcPr>
+          <w:p>
+            <w:pPr>
               <w:spacing w:before="0" w:after="0"/>
               <w:jc w:val="center"/>
             </w:pPr>
@@ -2348,7 +1441,7 @@
                 <w:b/>
                 <w:i w:val="0"/>
                 <w:color w:val="FFFFFF"/>
-                <w:sz w:val="25"/>
+                <w:sz w:val="23"/>
               </w:rPr>
               <w:t>✓ Concluída</w:t>
             </w:r>
@@ -2361,267 +1454,100 @@
         </w:trPr>
         <w:tc>
           <w:tcPr>
-            <w:tcW w:type="dxa" w:w="15024"/>
-            <w:gridSpan w:val="2"/>
-            <w:shd w:val="clear" w:color="auto" w:fill="F2F4F7"/>
+            <w:tcW w:type="dxa" w:w="1701"/>
+            <w:shd w:val="clear" w:color="auto" w:fill="FFFFFF"/>
             <w:tcMar>
-              <w:top w:w="198" w:type="dxa"/>
-              <w:left w:w="198" w:type="dxa"/>
-              <w:bottom w:w="198" w:type="dxa"/>
-              <w:right w:w="198" w:type="dxa"/>
+              <w:top w:w="68" w:type="dxa"/>
+              <w:left w:w="68" w:type="dxa"/>
+              <w:bottom w:w="68" w:type="dxa"/>
+              <w:right w:w="68" w:type="dxa"/>
             </w:tcMar>
           </w:tcPr>
           <w:p>
             <w:pPr>
-              <w:keepNext/>
-              <w:spacing w:before="0" w:after="80"/>
+              <w:spacing w:before="0" w:after="0"/>
+            </w:pPr>
+            <w:r>
+              <w:rPr>
+                <w:rFonts w:ascii="Consolas" w:hAnsi="Consolas"/>
+                <w:b/>
+                <w:i w:val="0"/>
+                <w:color w:val="4A6FA5"/>
+                <w:sz w:val="23"/>
+              </w:rPr>
+              <w:t>FAB-606</w:t>
+            </w:r>
+          </w:p>
+        </w:tc>
+        <w:tc>
+          <w:tcPr>
+            <w:tcW w:type="dxa" w:w="10772"/>
+            <w:shd w:val="clear" w:color="auto" w:fill="FFFFFF"/>
+            <w:tcMar>
+              <w:top w:w="68" w:type="dxa"/>
+              <w:left w:w="68" w:type="dxa"/>
+              <w:bottom w:w="68" w:type="dxa"/>
+              <w:right w:w="68" w:type="dxa"/>
+            </w:tcMar>
+          </w:tcPr>
+          <w:p>
+            <w:pPr>
+              <w:spacing w:before="0" w:after="20"/>
             </w:pPr>
             <w:r>
               <w:rPr>
                 <w:b/>
                 <w:i w:val="0"/>
-                <w:color w:val="4A6FA5"/>
-                <w:sz w:val="22"/>
+                <w:color w:val="1B2A41"/>
+                <w:sz w:val="23"/>
               </w:rPr>
-              <w:t xml:space="preserve">O que é   </w:t>
+              <w:t>MARCO E6 — o agente cita a decisão anterior</w:t>
             </w:r>
+          </w:p>
+          <w:p>
+            <w:pPr>
+              <w:spacing w:before="0" w:after="0"/>
+            </w:pPr>
             <w:r>
               <w:rPr>
                 <w:b w:val="0"/>
                 <w:i w:val="0"/>
-                <w:color w:val="1F2328"/>
-                <w:sz w:val="23"/>
+                <w:color w:val="4A5160"/>
+                <w:sz w:val="20"/>
               </w:rPr>
-              <w:t>Avalia a qualidade da busca com um conjunto fixo de perguntas de resposta conhecida, sobre um corpus de histórico de exemplo. Calcula recall@8, recall@1 e MRR para cada modo, e desliga o bloco de memória quando a busca fica abaixo da linha de base.</w:t>
+              <w:t>Observar um agente real recebendo o bloco recuperado e citando a decisão anterior com a fonte certa.</w:t>
             </w:r>
           </w:p>
+        </w:tc>
+        <w:tc>
+          <w:tcPr>
+            <w:tcW w:type="dxa" w:w="2551"/>
+            <w:shd w:val="clear" w:color="auto" w:fill="C0392B"/>
+            <w:tcMar>
+              <w:top w:w="68" w:type="dxa"/>
+              <w:left w:w="68" w:type="dxa"/>
+              <w:bottom w:w="68" w:type="dxa"/>
+              <w:right w:w="68" w:type="dxa"/>
+            </w:tcMar>
+          </w:tcPr>
           <w:p>
             <w:pPr>
-              <w:keepNext/>
-              <w:spacing w:before="0" w:after="80"/>
+              <w:spacing w:before="0" w:after="0"/>
+              <w:jc w:val="center"/>
             </w:pPr>
             <w:r>
               <w:rPr>
                 <w:b/>
                 <w:i w:val="0"/>
-                <w:color w:val="4A6FA5"/>
-                <w:sz w:val="22"/>
-              </w:rPr>
-              <w:t xml:space="preserve">Por que   </w:t>
-            </w:r>
-            <w:r>
-              <w:rPr>
-                <w:b w:val="0"/>
-                <w:i w:val="0"/>
-                <w:color w:val="1F2328"/>
+                <w:color w:val="FFFFFF"/>
                 <w:sz w:val="23"/>
               </w:rPr>
-              <w:t>Memória ruim é pior que nenhuma: contexto errado leva o agente a decidir errado com confiança. A medição também justifica o modo híbrido como padrão.</w:t>
-            </w:r>
-          </w:p>
-          <w:p>
-            <w:pPr>
-              <w:pStyle w:val="ListBullet"/>
-              <w:keepNext/>
-              <w:spacing w:after="20"/>
-            </w:pPr>
-            <w:r>
-              <w:rPr>
-                <w:rFonts w:ascii="Consolas" w:hAnsi="Consolas"/>
-                <w:b w:val="0"/>
-                <w:i w:val="0"/>
-                <w:color w:val="2A4A7F"/>
-                <w:sz w:val="20"/>
-              </w:rPr>
-              <w:t>Factory.Memory.Evaluation</w:t>
-            </w:r>
-            <w:r>
-              <w:rPr>
-                <w:b w:val="0"/>
-                <w:i w:val="0"/>
-                <w:color w:val="1F2328"/>
-                <w:sz w:val="21"/>
-              </w:rPr>
-              <w:t xml:space="preserve"> (em </w:t>
-            </w:r>
-            <w:r>
-              <w:rPr>
-                <w:rFonts w:ascii="Consolas" w:hAnsi="Consolas"/>
-                <w:b w:val="0"/>
-                <w:i w:val="0"/>
-                <w:color w:val="2A4A7F"/>
-                <w:sz w:val="20"/>
-              </w:rPr>
-              <w:t>priv/evaluation/questions.exs</w:t>
-            </w:r>
-            <w:r>
-              <w:rPr>
-                <w:b w:val="0"/>
-                <w:i w:val="0"/>
-                <w:color w:val="1F2328"/>
-                <w:sz w:val="21"/>
-              </w:rPr>
-              <w:t>) guarda o gabarito de perguntas e respostas esperadas</w:t>
-            </w:r>
-          </w:p>
-          <w:p>
-            <w:pPr>
-              <w:pStyle w:val="ListBullet"/>
-              <w:keepNext/>
-              <w:spacing w:after="20"/>
-            </w:pPr>
-            <w:r>
-              <w:rPr>
-                <w:b w:val="0"/>
-                <w:i w:val="0"/>
-                <w:color w:val="1F2328"/>
-                <w:sz w:val="21"/>
-              </w:rPr>
-              <w:t xml:space="preserve">Corpus de teste em </w:t>
-            </w:r>
-            <w:r>
-              <w:rPr>
-                <w:rFonts w:ascii="Consolas" w:hAnsi="Consolas"/>
-                <w:b w:val="0"/>
-                <w:i w:val="0"/>
-                <w:color w:val="2A4A7F"/>
-                <w:sz w:val="20"/>
-              </w:rPr>
-              <w:t>test/support/fixtures/evaluation_corpus/</w:t>
-            </w:r>
-            <w:r>
-              <w:rPr>
-                <w:b w:val="0"/>
-                <w:i w:val="0"/>
-                <w:color w:val="1F2328"/>
-                <w:sz w:val="21"/>
-              </w:rPr>
-              <w:t xml:space="preserve"> (decisões, guia, progresso, tarefas)</w:t>
-            </w:r>
-          </w:p>
-          <w:p>
-            <w:pPr>
-              <w:pStyle w:val="ListBullet"/>
-              <w:keepNext/>
-              <w:spacing w:after="20"/>
-            </w:pPr>
-            <w:r>
-              <w:rPr>
-                <w:rFonts w:ascii="Consolas" w:hAnsi="Consolas"/>
-                <w:b w:val="0"/>
-                <w:i w:val="0"/>
-                <w:color w:val="2A4A7F"/>
-                <w:sz w:val="20"/>
-              </w:rPr>
-              <w:t>measure_all_modes/2</w:t>
-            </w:r>
-            <w:r>
-              <w:rPr>
-                <w:b w:val="0"/>
-                <w:i w:val="0"/>
-                <w:color w:val="1F2328"/>
-                <w:sz w:val="21"/>
-              </w:rPr>
-              <w:t xml:space="preserve"> mede os três modos; </w:t>
-            </w:r>
-            <w:r>
-              <w:rPr>
-                <w:rFonts w:ascii="Consolas" w:hAnsi="Consolas"/>
-                <w:b w:val="0"/>
-                <w:i w:val="0"/>
-                <w:color w:val="2A4A7F"/>
-                <w:sz w:val="20"/>
-              </w:rPr>
-              <w:t>baseline/2</w:t>
-            </w:r>
-            <w:r>
-              <w:rPr>
-                <w:b w:val="0"/>
-                <w:i w:val="0"/>
-                <w:color w:val="1F2328"/>
-                <w:sz w:val="21"/>
-              </w:rPr>
-              <w:t xml:space="preserve"> é a linha de base só por palavra-chave</w:t>
-            </w:r>
-          </w:p>
-          <w:p>
-            <w:pPr>
-              <w:pStyle w:val="ListBullet"/>
-              <w:keepNext/>
-              <w:spacing w:after="20"/>
-            </w:pPr>
-            <w:r>
-              <w:rPr>
-                <w:rFonts w:ascii="Consolas" w:hAnsi="Consolas"/>
-                <w:b w:val="0"/>
-                <w:i w:val="0"/>
-                <w:color w:val="2A4A7F"/>
-                <w:sz w:val="20"/>
-              </w:rPr>
-              <w:t>build_safe_context/3</w:t>
-            </w:r>
-            <w:r>
-              <w:rPr>
-                <w:b w:val="0"/>
-                <w:i w:val="0"/>
-                <w:color w:val="1F2328"/>
-                <w:sz w:val="21"/>
-              </w:rPr>
-              <w:t xml:space="preserve"> desliga o bloco quando </w:t>
-            </w:r>
-            <w:r>
-              <w:rPr>
-                <w:rFonts w:ascii="Consolas" w:hAnsi="Consolas"/>
-                <w:b w:val="0"/>
-                <w:i w:val="0"/>
-                <w:color w:val="2A4A7F"/>
-                <w:sz w:val="20"/>
-              </w:rPr>
-              <w:t>below_baseline?/2</w:t>
-            </w:r>
-            <w:r>
-              <w:rPr>
-                <w:b w:val="0"/>
-                <w:i w:val="0"/>
-                <w:color w:val="1F2328"/>
-                <w:sz w:val="21"/>
-              </w:rPr>
-              <w:t xml:space="preserve"> é verdadeiro ou a busca dá erro</w:t>
-            </w:r>
-          </w:p>
-          <w:p>
-            <w:pPr>
-              <w:keepNext/>
-              <w:spacing w:before="80" w:after="0"/>
-            </w:pPr>
-            <w:r>
-              <w:rPr>
-                <w:b/>
-                <w:i w:val="0"/>
-                <w:color w:val="4A6FA5"/>
-                <w:sz w:val="22"/>
-              </w:rPr>
-              <w:t xml:space="preserve">Verificar   </w:t>
-            </w:r>
-            <w:r>
-              <w:rPr>
-                <w:rFonts w:ascii="Consolas" w:hAnsi="Consolas"/>
-                <w:b w:val="0"/>
-                <w:i w:val="0"/>
-                <w:color w:val="1F2328"/>
-                <w:sz w:val="19"/>
-              </w:rPr>
-              <w:t>mix test test/factory/memory/evaluation_test.exs</w:t>
+              <w:t>■ Bloqueada</w:t>
             </w:r>
           </w:p>
         </w:tc>
       </w:tr>
     </w:tbl>
-    <w:p>
-      <w:pPr>
-        <w:spacing w:before="0" w:after="120"/>
-      </w:pPr>
-    </w:p>
     <w:p>
       <w:pPr>
         <w:pageBreakBefore/>
@@ -3102,7 +2028,7 @@
                 <w:color w:val="1B2A41"/>
                 <w:sz w:val="56"/>
               </w:rPr>
-              <w:t>1,62</w:t>
+              <w:t>9</w:t>
             </w:r>
           </w:p>
           <w:p>
@@ -3116,7 +2042,7 @@
                 <w:color w:val="6B7480"/>
                 <w:sz w:val="22"/>
               </w:rPr>
-              <w:t>execuções por item</w:t>
+              <w:t>commits nesta etapa</w:t>
             </w:r>
           </w:p>
           <w:p>
@@ -3130,7 +2056,7 @@
                 <w:color w:val="2A9D8F"/>
                 <w:sz w:val="21"/>
               </w:rPr>
-              <w:t>critério: até 2</w:t>
+              <w:t>5 tarefas concluídas</w:t>
             </w:r>
           </w:p>
         </w:tc>
@@ -3178,20 +2104,6 @@
             </a:graphic>
           </wp:inline>
         </w:drawing>
-      </w:r>
-    </w:p>
-    <w:p>
-      <w:pPr>
-        <w:spacing w:before="40" w:after="80"/>
-      </w:pPr>
-      <w:r>
-        <w:rPr>
-          <w:b w:val="0"/>
-          <w:i w:val="0"/>
-          <w:color w:val="6B7480"/>
-          <w:sz w:val="21"/>
-        </w:rPr>
-        <w:t>Execuções por item: quantas vezes um agente precisou construir cada item até ele ser aprovado pelos dois portões.</w:t>
       </w:r>
     </w:p>
     <w:p>

--- a/apresentacao-orientador/relatorios-por-etapa/E6-memoria.docx
+++ b/apresentacao-orientador/relatorios-por-etapa/E6-memoria.docx
@@ -1632,7 +1632,7 @@
                 <w:b/>
                 <w:i w:val="0"/>
                 <w:color w:val="FFFFFF"/>
-                <w:sz w:val="32"/>
+                <w:sz w:val="30"/>
               </w:rPr>
               <w:t>O agente cita a decisão anterior, com a fonte certa, em vez de decidir de novo.</w:t>
             </w:r>
@@ -1642,7 +1642,7 @@
     </w:tbl>
     <w:p>
       <w:pPr>
-        <w:spacing w:before="0" w:after="160"/>
+        <w:spacing w:before="0" w:after="80"/>
       </w:pPr>
     </w:p>
     <w:tbl>

--- a/apresentacao-orientador/relatorios-por-etapa/E6-memoria.docx
+++ b/apresentacao-orientador/relatorios-por-etapa/E6-memoria.docx
@@ -387,17 +387,18 @@
         </w:tblBorders>
       </w:tblPr>
       <w:tblGrid>
-        <w:gridCol w:w="2504"/>
-        <w:gridCol w:w="2504"/>
-        <w:gridCol w:w="2504"/>
-        <w:gridCol w:w="2504"/>
-        <w:gridCol w:w="2504"/>
-        <w:gridCol w:w="2504"/>
+        <w:gridCol w:w="2146"/>
+        <w:gridCol w:w="2146"/>
+        <w:gridCol w:w="2146"/>
+        <w:gridCol w:w="2146"/>
+        <w:gridCol w:w="2146"/>
+        <w:gridCol w:w="2146"/>
+        <w:gridCol w:w="2146"/>
       </w:tblGrid>
       <w:tr>
         <w:tc>
           <w:tcPr>
-            <w:tcW w:type="dxa" w:w="2504"/>
+            <w:tcW w:type="dxa" w:w="2146"/>
             <w:shd w:val="clear" w:color="auto" w:fill="FFFFFF"/>
             <w:tcMar>
               <w:top w:w="85" w:type="dxa"/>
@@ -432,7 +433,7 @@
         </w:tc>
         <w:tc>
           <w:tcPr>
-            <w:tcW w:type="dxa" w:w="2504"/>
+            <w:tcW w:type="dxa" w:w="2146"/>
             <w:shd w:val="clear" w:color="auto" w:fill="FFFFFF"/>
             <w:tcMar>
               <w:top w:w="85" w:type="dxa"/>
@@ -461,13 +462,13 @@
                 <w:color w:val="1B2A41"/>
                 <w:sz w:val="23"/>
               </w:rPr>
-              <w:t>Como funciona</w:t>
+              <w:t>O problema</w:t>
             </w:r>
           </w:p>
         </w:tc>
         <w:tc>
           <w:tcPr>
-            <w:tcW w:type="dxa" w:w="2504"/>
+            <w:tcW w:type="dxa" w:w="2146"/>
             <w:shd w:val="clear" w:color="auto" w:fill="FFFFFF"/>
             <w:tcMar>
               <w:top w:w="85" w:type="dxa"/>
@@ -496,13 +497,13 @@
                 <w:color w:val="1B2A41"/>
                 <w:sz w:val="23"/>
               </w:rPr>
-              <w:t>Tarefa por tarefa</w:t>
+              <w:t>Conceitos</w:t>
             </w:r>
           </w:p>
         </w:tc>
         <w:tc>
           <w:tcPr>
-            <w:tcW w:type="dxa" w:w="2504"/>
+            <w:tcW w:type="dxa" w:w="2146"/>
             <w:shd w:val="clear" w:color="auto" w:fill="FFFFFF"/>
             <w:tcMar>
               <w:top w:w="85" w:type="dxa"/>
@@ -531,13 +532,13 @@
                 <w:color w:val="1B2A41"/>
                 <w:sz w:val="23"/>
               </w:rPr>
-              <w:t>Como se prova</w:t>
+              <w:t>As 6 peças</w:t>
             </w:r>
           </w:p>
         </w:tc>
         <w:tc>
           <w:tcPr>
-            <w:tcW w:type="dxa" w:w="2504"/>
+            <w:tcW w:type="dxa" w:w="2146"/>
             <w:shd w:val="clear" w:color="auto" w:fill="FFFFFF"/>
             <w:tcMar>
               <w:top w:w="85" w:type="dxa"/>
@@ -566,13 +567,13 @@
                 <w:color w:val="1B2A41"/>
                 <w:sz w:val="23"/>
               </w:rPr>
-              <w:t>Números</w:t>
+              <w:t>A prova</w:t>
             </w:r>
           </w:p>
         </w:tc>
         <w:tc>
           <w:tcPr>
-            <w:tcW w:type="dxa" w:w="2504"/>
+            <w:tcW w:type="dxa" w:w="2146"/>
             <w:shd w:val="clear" w:color="auto" w:fill="FFFFFF"/>
             <w:tcMar>
               <w:top w:w="85" w:type="dxa"/>
@@ -593,6 +594,41 @@
                 <w:sz w:val="28"/>
               </w:rPr>
               <w:t xml:space="preserve">6  </w:t>
+            </w:r>
+            <w:r>
+              <w:rPr>
+                <w:b/>
+                <w:i w:val="0"/>
+                <w:color w:val="1B2A41"/>
+                <w:sz w:val="23"/>
+              </w:rPr>
+              <w:t>Números</w:t>
+            </w:r>
+          </w:p>
+        </w:tc>
+        <w:tc>
+          <w:tcPr>
+            <w:tcW w:type="dxa" w:w="2146"/>
+            <w:shd w:val="clear" w:color="auto" w:fill="FFFFFF"/>
+            <w:tcMar>
+              <w:top w:w="85" w:type="dxa"/>
+              <w:left w:w="85" w:type="dxa"/>
+              <w:bottom w:w="85" w:type="dxa"/>
+              <w:right w:w="85" w:type="dxa"/>
+            </w:tcMar>
+          </w:tcPr>
+          <w:p>
+            <w:pPr>
+              <w:spacing w:before="0" w:after="0"/>
+            </w:pPr>
+            <w:r>
+              <w:rPr>
+                <w:b/>
+                <w:i w:val="0"/>
+                <w:color w:val="E9A23B"/>
+                <w:sz w:val="28"/>
+              </w:rPr>
+              <w:t xml:space="preserve">7  </w:t>
             </w:r>
             <w:r>
               <w:rPr>
@@ -634,7 +670,7 @@
           <w:color w:val="6B7480"/>
           <w:sz w:val="25"/>
         </w:rPr>
-        <w:t>O sistema é construído de baixo para cima; cada etapa acrescenta uma camada. Em destaque, a camada desta etapa.</w:t>
+        <w:t>O sistema é construído em degraus: cada etapa se apoia na anterior. A E6 acrescenta a memória do projeto: histórico e busca com fonte.</w:t>
       </w:r>
     </w:p>
     <w:p>
@@ -644,7 +680,7 @@
       <w:r>
         <w:drawing>
           <wp:inline xmlns:a="http://schemas.openxmlformats.org/drawingml/2006/main" xmlns:pic="http://schemas.openxmlformats.org/drawingml/2006/picture">
-            <wp:extent cx="7560000" cy="3190539"/>
+            <wp:extent cx="8640000" cy="3481473"/>
             <wp:docPr id="1" name="Picture 1"/>
             <wp:cNvGraphicFramePr>
               <a:graphicFrameLocks noChangeAspect="1"/>
@@ -665,7 +701,7 @@
                   <pic:spPr>
                     <a:xfrm>
                       <a:off x="0" y="0"/>
-                      <a:ext cx="7560000" cy="3190539"/>
+                      <a:ext cx="8640000" cy="3481473"/>
                     </a:xfrm>
                     <a:prstGeom prst="rect"/>
                   </pic:spPr>
@@ -689,7 +725,7 @@
           <w:color w:val="1B2A41"/>
           <w:sz w:val="48"/>
         </w:rPr>
-        <w:t>Como funciona</w:t>
+        <w:t>A ideia: que problema esta etapa resolve</w:t>
       </w:r>
     </w:p>
     <w:p>
@@ -703,7 +739,979 @@
           <w:color w:val="6B7480"/>
           <w:sz w:val="25"/>
         </w:rPr>
-        <w:t>O desenho mostra as peças desta etapa e como elas conversam.</w:t>
+        <w:t>Com várias tarefas rodando em paralelo (E5), cada agente ainda começava do zero: não sabia o que já tinha sido decidido no próprio projeto.</w:t>
+      </w:r>
+    </w:p>
+    <w:tbl>
+      <w:tblPr>
+        <w:tblW w:type="auto" w:w="0"/>
+        <w:jc w:val="center"/>
+        <w:tblLayout w:type="fixed"/>
+        <w:tblLook w:firstColumn="1" w:firstRow="1" w:lastColumn="0" w:lastRow="0" w:noHBand="0" w:noVBand="1" w:val="04A0"/>
+        <w:tblBorders>
+          <w:top w:val="nil"/>
+          <w:left w:val="nil"/>
+          <w:bottom w:val="nil"/>
+          <w:right w:val="nil"/>
+          <w:insideH w:val="nil"/>
+          <w:insideV w:val="nil"/>
+        </w:tblBorders>
+      </w:tblPr>
+      <w:tblGrid>
+        <w:gridCol w:w="5386"/>
+        <w:gridCol w:w="4535"/>
+        <w:gridCol w:w="5102"/>
+      </w:tblGrid>
+      <w:tr>
+        <w:trPr>
+          <w:cantSplit/>
+        </w:trPr>
+        <w:tc>
+          <w:tcPr>
+            <w:tcW w:type="dxa" w:w="5386"/>
+            <w:shd w:val="clear" w:color="auto" w:fill="1B2A41"/>
+            <w:tcMar>
+              <w:top w:w="124" w:type="dxa"/>
+              <w:left w:w="124" w:type="dxa"/>
+              <w:bottom w:w="124" w:type="dxa"/>
+              <w:right w:w="124" w:type="dxa"/>
+            </w:tcMar>
+          </w:tcPr>
+          <w:p>
+            <w:pPr>
+              <w:spacing w:before="0" w:after="0"/>
+            </w:pPr>
+            <w:r>
+              <w:rPr>
+                <w:b/>
+                <w:i w:val="0"/>
+                <w:color w:val="FFFFFF"/>
+                <w:sz w:val="23"/>
+              </w:rPr>
+              <w:t>Problema</w:t>
+            </w:r>
+          </w:p>
+        </w:tc>
+        <w:tc>
+          <w:tcPr>
+            <w:tcW w:type="dxa" w:w="4535"/>
+            <w:shd w:val="clear" w:color="auto" w:fill="1B2A41"/>
+            <w:tcMar>
+              <w:top w:w="124" w:type="dxa"/>
+              <w:left w:w="124" w:type="dxa"/>
+              <w:bottom w:w="124" w:type="dxa"/>
+              <w:right w:w="124" w:type="dxa"/>
+            </w:tcMar>
+          </w:tcPr>
+          <w:p>
+            <w:pPr>
+              <w:spacing w:before="0" w:after="0"/>
+            </w:pPr>
+            <w:r>
+              <w:rPr>
+                <w:b/>
+                <w:i w:val="0"/>
+                <w:color w:val="FFFFFF"/>
+                <w:sz w:val="23"/>
+              </w:rPr>
+              <w:t>Sem resolver agora…</w:t>
+            </w:r>
+          </w:p>
+        </w:tc>
+        <w:tc>
+          <w:tcPr>
+            <w:tcW w:type="dxa" w:w="5102"/>
+            <w:shd w:val="clear" w:color="auto" w:fill="1B2A41"/>
+            <w:tcMar>
+              <w:top w:w="124" w:type="dxa"/>
+              <w:left w:w="124" w:type="dxa"/>
+              <w:bottom w:w="124" w:type="dxa"/>
+              <w:right w:w="124" w:type="dxa"/>
+            </w:tcMar>
+          </w:tcPr>
+          <w:p>
+            <w:pPr>
+              <w:spacing w:before="0" w:after="0"/>
+            </w:pPr>
+            <w:r>
+              <w:rPr>
+                <w:b/>
+                <w:i w:val="0"/>
+                <w:color w:val="FFFFFF"/>
+                <w:sz w:val="23"/>
+              </w:rPr>
+              <w:t>O que a etapa constrói</w:t>
+            </w:r>
+          </w:p>
+        </w:tc>
+      </w:tr>
+      <w:tr>
+        <w:trPr>
+          <w:cantSplit/>
+        </w:trPr>
+        <w:tc>
+          <w:tcPr>
+            <w:tcW w:type="dxa" w:w="5386"/>
+            <w:shd w:val="clear" w:color="auto" w:fill="F2F4F7"/>
+            <w:tcMar>
+              <w:top w:w="124" w:type="dxa"/>
+              <w:left w:w="124" w:type="dxa"/>
+              <w:bottom w:w="124" w:type="dxa"/>
+              <w:right w:w="124" w:type="dxa"/>
+            </w:tcMar>
+          </w:tcPr>
+          <w:p>
+            <w:pPr>
+              <w:spacing w:before="0" w:after="0"/>
+            </w:pPr>
+            <w:r>
+              <w:rPr>
+                <w:b/>
+                <w:i w:val="0"/>
+                <w:color w:val="1F2328"/>
+                <w:sz w:val="24"/>
+              </w:rPr>
+              <w:t>O histórico do projeto (decisões, relatórios, achados) cresce a cada tarefa</w:t>
+            </w:r>
+          </w:p>
+        </w:tc>
+        <w:tc>
+          <w:tcPr>
+            <w:tcW w:type="dxa" w:w="4535"/>
+            <w:shd w:val="clear" w:color="auto" w:fill="F2F4F7"/>
+            <w:tcMar>
+              <w:top w:w="124" w:type="dxa"/>
+              <w:left w:w="124" w:type="dxa"/>
+              <w:bottom w:w="124" w:type="dxa"/>
+              <w:right w:w="124" w:type="dxa"/>
+            </w:tcMar>
+          </w:tcPr>
+          <w:p>
+            <w:pPr>
+              <w:spacing w:before="0" w:after="0"/>
+            </w:pPr>
+            <w:r>
+              <w:rPr>
+                <w:b w:val="0"/>
+                <w:i w:val="0"/>
+                <w:color w:val="6B7480"/>
+                <w:sz w:val="24"/>
+              </w:rPr>
+              <w:t>o agente decide de novo o que já foi decidido — e às vezes decide diferente</w:t>
+            </w:r>
+          </w:p>
+        </w:tc>
+        <w:tc>
+          <w:tcPr>
+            <w:tcW w:type="dxa" w:w="5102"/>
+            <w:shd w:val="clear" w:color="auto" w:fill="F2F4F7"/>
+            <w:tcMar>
+              <w:top w:w="124" w:type="dxa"/>
+              <w:left w:w="124" w:type="dxa"/>
+              <w:bottom w:w="124" w:type="dxa"/>
+              <w:right w:w="124" w:type="dxa"/>
+            </w:tcMar>
+          </w:tcPr>
+          <w:p>
+            <w:pPr>
+              <w:spacing w:before="0" w:after="0"/>
+            </w:pPr>
+            <w:r>
+              <w:rPr>
+                <w:b/>
+                <w:i w:val="0"/>
+                <w:color w:val="2A9D8F"/>
+                <w:sz w:val="24"/>
+              </w:rPr>
+              <w:t>o histórico vira trechos guardados no banco, prontos para busca</w:t>
+            </w:r>
+          </w:p>
+        </w:tc>
+      </w:tr>
+      <w:tr>
+        <w:trPr>
+          <w:cantSplit/>
+        </w:trPr>
+        <w:tc>
+          <w:tcPr>
+            <w:tcW w:type="dxa" w:w="5386"/>
+            <w:shd w:val="clear" w:color="auto" w:fill="FFFFFF"/>
+            <w:tcMar>
+              <w:top w:w="124" w:type="dxa"/>
+              <w:left w:w="124" w:type="dxa"/>
+              <w:bottom w:w="124" w:type="dxa"/>
+              <w:right w:w="124" w:type="dxa"/>
+            </w:tcMar>
+          </w:tcPr>
+          <w:p>
+            <w:pPr>
+              <w:spacing w:before="0" w:after="0"/>
+            </w:pPr>
+            <w:r>
+              <w:rPr>
+                <w:b/>
+                <w:i w:val="0"/>
+                <w:color w:val="1F2328"/>
+                <w:sz w:val="24"/>
+              </w:rPr>
+              <w:t>Mandar o histórico inteiro em todo despacho é caro e não cabe</w:t>
+            </w:r>
+          </w:p>
+        </w:tc>
+        <w:tc>
+          <w:tcPr>
+            <w:tcW w:type="dxa" w:w="4535"/>
+            <w:shd w:val="clear" w:color="auto" w:fill="FFFFFF"/>
+            <w:tcMar>
+              <w:top w:w="124" w:type="dxa"/>
+              <w:left w:w="124" w:type="dxa"/>
+              <w:bottom w:w="124" w:type="dxa"/>
+              <w:right w:w="124" w:type="dxa"/>
+            </w:tcMar>
+          </w:tcPr>
+          <w:p>
+            <w:pPr>
+              <w:spacing w:before="0" w:after="0"/>
+            </w:pPr>
+            <w:r>
+              <w:rPr>
+                <w:b w:val="0"/>
+                <w:i w:val="0"/>
+                <w:color w:val="6B7480"/>
+                <w:sz w:val="24"/>
+              </w:rPr>
+              <w:t>custo cresce com o projeto e o essencial se perde no meio</w:t>
+            </w:r>
+          </w:p>
+        </w:tc>
+        <w:tc>
+          <w:tcPr>
+            <w:tcW w:type="dxa" w:w="5102"/>
+            <w:shd w:val="clear" w:color="auto" w:fill="FFFFFF"/>
+            <w:tcMar>
+              <w:top w:w="124" w:type="dxa"/>
+              <w:left w:w="124" w:type="dxa"/>
+              <w:bottom w:w="124" w:type="dxa"/>
+              <w:right w:w="124" w:type="dxa"/>
+            </w:tcMar>
+          </w:tcPr>
+          <w:p>
+            <w:pPr>
+              <w:spacing w:before="0" w:after="0"/>
+            </w:pPr>
+            <w:r>
+              <w:rPr>
+                <w:b/>
+                <w:i w:val="0"/>
+                <w:color w:val="2A9D8F"/>
+                <w:sz w:val="24"/>
+              </w:rPr>
+              <w:t>buscar só os trechos relevantes para a tarefa da vez</w:t>
+            </w:r>
+          </w:p>
+        </w:tc>
+      </w:tr>
+      <w:tr>
+        <w:trPr>
+          <w:cantSplit/>
+        </w:trPr>
+        <w:tc>
+          <w:tcPr>
+            <w:tcW w:type="dxa" w:w="5386"/>
+            <w:shd w:val="clear" w:color="auto" w:fill="F2F4F7"/>
+            <w:tcMar>
+              <w:top w:w="124" w:type="dxa"/>
+              <w:left w:w="124" w:type="dxa"/>
+              <w:bottom w:w="124" w:type="dxa"/>
+              <w:right w:w="124" w:type="dxa"/>
+            </w:tcMar>
+          </w:tcPr>
+          <w:p>
+            <w:pPr>
+              <w:spacing w:before="0" w:after="0"/>
+            </w:pPr>
+            <w:r>
+              <w:rPr>
+                <w:b/>
+                <w:i w:val="0"/>
+                <w:color w:val="1F2328"/>
+                <w:sz w:val="24"/>
+              </w:rPr>
+              <w:t>A mesma ideia aparece com palavras diferentes; nomes próprios só batem pela palavra exata</w:t>
+            </w:r>
+          </w:p>
+        </w:tc>
+        <w:tc>
+          <w:tcPr>
+            <w:tcW w:type="dxa" w:w="4535"/>
+            <w:shd w:val="clear" w:color="auto" w:fill="F2F4F7"/>
+            <w:tcMar>
+              <w:top w:w="124" w:type="dxa"/>
+              <w:left w:w="124" w:type="dxa"/>
+              <w:bottom w:w="124" w:type="dxa"/>
+              <w:right w:w="124" w:type="dxa"/>
+            </w:tcMar>
+          </w:tcPr>
+          <w:p>
+            <w:pPr>
+              <w:spacing w:before="0" w:after="0"/>
+            </w:pPr>
+            <w:r>
+              <w:rPr>
+                <w:b w:val="0"/>
+                <w:i w:val="0"/>
+                <w:color w:val="6B7480"/>
+                <w:sz w:val="24"/>
+              </w:rPr>
+              <w:t>busca só por palavra perde sinônimos; busca só por significado perde nomes</w:t>
+            </w:r>
+          </w:p>
+        </w:tc>
+        <w:tc>
+          <w:tcPr>
+            <w:tcW w:type="dxa" w:w="5102"/>
+            <w:shd w:val="clear" w:color="auto" w:fill="F2F4F7"/>
+            <w:tcMar>
+              <w:top w:w="124" w:type="dxa"/>
+              <w:left w:w="124" w:type="dxa"/>
+              <w:bottom w:w="124" w:type="dxa"/>
+              <w:right w:w="124" w:type="dxa"/>
+            </w:tcMar>
+          </w:tcPr>
+          <w:p>
+            <w:pPr>
+              <w:spacing w:before="0" w:after="0"/>
+            </w:pPr>
+            <w:r>
+              <w:rPr>
+                <w:b/>
+                <w:i w:val="0"/>
+                <w:color w:val="2A9D8F"/>
+                <w:sz w:val="24"/>
+              </w:rPr>
+              <w:t>busca híbrida: significado + termo exato, fundidos por posição</w:t>
+            </w:r>
+          </w:p>
+        </w:tc>
+      </w:tr>
+      <w:tr>
+        <w:trPr>
+          <w:cantSplit/>
+        </w:trPr>
+        <w:tc>
+          <w:tcPr>
+            <w:tcW w:type="dxa" w:w="5386"/>
+            <w:shd w:val="clear" w:color="auto" w:fill="FFFFFF"/>
+            <w:tcMar>
+              <w:top w:w="124" w:type="dxa"/>
+              <w:left w:w="124" w:type="dxa"/>
+              <w:bottom w:w="124" w:type="dxa"/>
+              <w:right w:w="124" w:type="dxa"/>
+            </w:tcMar>
+          </w:tcPr>
+          <w:p>
+            <w:pPr>
+              <w:spacing w:before="0" w:after="0"/>
+            </w:pPr>
+            <w:r>
+              <w:rPr>
+                <w:b/>
+                <w:i w:val="0"/>
+                <w:color w:val="1F2328"/>
+                <w:sz w:val="24"/>
+              </w:rPr>
+              <w:t>Uma memória ruim atrapalha mais do que ajuda</w:t>
+            </w:r>
+          </w:p>
+        </w:tc>
+        <w:tc>
+          <w:tcPr>
+            <w:tcW w:type="dxa" w:w="4535"/>
+            <w:shd w:val="clear" w:color="auto" w:fill="FFFFFF"/>
+            <w:tcMar>
+              <w:top w:w="124" w:type="dxa"/>
+              <w:left w:w="124" w:type="dxa"/>
+              <w:bottom w:w="124" w:type="dxa"/>
+              <w:right w:w="124" w:type="dxa"/>
+            </w:tcMar>
+          </w:tcPr>
+          <w:p>
+            <w:pPr>
+              <w:spacing w:before="0" w:after="0"/>
+            </w:pPr>
+            <w:r>
+              <w:rPr>
+                <w:b w:val="0"/>
+                <w:i w:val="0"/>
+                <w:color w:val="6B7480"/>
+                <w:sz w:val="24"/>
+              </w:rPr>
+              <w:t>o agente cita a fonte errada com confiança</w:t>
+            </w:r>
+          </w:p>
+        </w:tc>
+        <w:tc>
+          <w:tcPr>
+            <w:tcW w:type="dxa" w:w="5102"/>
+            <w:shd w:val="clear" w:color="auto" w:fill="FFFFFF"/>
+            <w:tcMar>
+              <w:top w:w="124" w:type="dxa"/>
+              <w:left w:w="124" w:type="dxa"/>
+              <w:bottom w:w="124" w:type="dxa"/>
+              <w:right w:w="124" w:type="dxa"/>
+            </w:tcMar>
+          </w:tcPr>
+          <w:p>
+            <w:pPr>
+              <w:spacing w:before="0" w:after="0"/>
+            </w:pPr>
+            <w:r>
+              <w:rPr>
+                <w:b/>
+                <w:i w:val="0"/>
+                <w:color w:val="2A9D8F"/>
+                <w:sz w:val="24"/>
+              </w:rPr>
+              <w:t>avaliar a busca contra um gabarito e desligar o bloco se ela piorar</w:t>
+            </w:r>
+          </w:p>
+        </w:tc>
+      </w:tr>
+    </w:tbl>
+    <w:p>
+      <w:pPr>
+        <w:pageBreakBefore/>
+        <w:spacing w:before="0" w:after="40"/>
+      </w:pPr>
+      <w:r>
+        <w:rPr>
+          <w:rFonts w:ascii="Cambria" w:hAnsi="Cambria"/>
+          <w:b/>
+          <w:i w:val="0"/>
+          <w:color w:val="1B2A41"/>
+          <w:sz w:val="48"/>
+        </w:rPr>
+        <w:t>Conceitos em 1 minuto</w:t>
+      </w:r>
+    </w:p>
+    <w:p>
+      <w:pPr>
+        <w:spacing w:before="0" w:after="200"/>
+      </w:pPr>
+      <w:r>
+        <w:rPr>
+          <w:b w:val="0"/>
+          <w:i w:val="0"/>
+          <w:color w:val="6B7480"/>
+          <w:sz w:val="25"/>
+        </w:rPr>
+        <w:t>Os termos que aparecem nesta etapa, explicados antes de serem usados.</w:t>
+      </w:r>
+    </w:p>
+    <w:tbl>
+      <w:tblPr>
+        <w:tblW w:type="auto" w:w="0"/>
+        <w:jc w:val="center"/>
+        <w:tblLayout w:type="fixed"/>
+        <w:tblLook w:firstColumn="1" w:firstRow="1" w:lastColumn="0" w:lastRow="0" w:noHBand="0" w:noVBand="1" w:val="04A0"/>
+        <w:tblBorders>
+          <w:top w:val="nil"/>
+          <w:left w:val="nil"/>
+          <w:bottom w:val="nil"/>
+          <w:right w:val="nil"/>
+          <w:insideH w:val="nil"/>
+          <w:insideV w:val="nil"/>
+        </w:tblBorders>
+      </w:tblPr>
+      <w:tblGrid>
+        <w:gridCol w:w="3402"/>
+        <w:gridCol w:w="11622"/>
+      </w:tblGrid>
+      <w:tr>
+        <w:trPr>
+          <w:cantSplit/>
+        </w:trPr>
+        <w:tc>
+          <w:tcPr>
+            <w:tcW w:type="dxa" w:w="3402"/>
+            <w:shd w:val="clear" w:color="auto" w:fill="1B2A41"/>
+            <w:tcMar>
+              <w:top w:w="124" w:type="dxa"/>
+              <w:left w:w="124" w:type="dxa"/>
+              <w:bottom w:w="124" w:type="dxa"/>
+              <w:right w:w="124" w:type="dxa"/>
+            </w:tcMar>
+          </w:tcPr>
+          <w:p>
+            <w:pPr>
+              <w:spacing w:before="0" w:after="0"/>
+            </w:pPr>
+            <w:r>
+              <w:rPr>
+                <w:b/>
+                <w:i w:val="0"/>
+                <w:color w:val="FFFFFF"/>
+                <w:sz w:val="25"/>
+              </w:rPr>
+              <w:t>Embedding</w:t>
+            </w:r>
+          </w:p>
+        </w:tc>
+        <w:tc>
+          <w:tcPr>
+            <w:tcW w:type="dxa" w:w="11622"/>
+            <w:shd w:val="clear" w:color="auto" w:fill="F2F4F7"/>
+            <w:tcMar>
+              <w:top w:w="124" w:type="dxa"/>
+              <w:left w:w="124" w:type="dxa"/>
+              <w:bottom w:w="124" w:type="dxa"/>
+              <w:right w:w="124" w:type="dxa"/>
+            </w:tcMar>
+          </w:tcPr>
+          <w:p>
+            <w:pPr>
+              <w:spacing w:before="0" w:after="0"/>
+            </w:pPr>
+            <w:r>
+              <w:rPr>
+                <w:b w:val="0"/>
+                <w:i w:val="0"/>
+                <w:color w:val="1F2328"/>
+                <w:sz w:val="24"/>
+              </w:rPr>
+              <w:t>Lista de números (um vetor) que representa o SIGNIFICADO de um texto. Textos sobre o mesmo assunto viram vetores próximos, mesmo com palavras diferentes.</w:t>
+            </w:r>
+          </w:p>
+        </w:tc>
+      </w:tr>
+      <w:tr>
+        <w:trPr>
+          <w:cantSplit/>
+        </w:trPr>
+        <w:tc>
+          <w:tcPr>
+            <w:tcW w:type="dxa" w:w="3402"/>
+            <w:shd w:val="clear" w:color="auto" w:fill="1B2A41"/>
+            <w:tcMar>
+              <w:top w:w="124" w:type="dxa"/>
+              <w:left w:w="124" w:type="dxa"/>
+              <w:bottom w:w="124" w:type="dxa"/>
+              <w:right w:w="124" w:type="dxa"/>
+            </w:tcMar>
+          </w:tcPr>
+          <w:p>
+            <w:pPr>
+              <w:spacing w:before="0" w:after="0"/>
+            </w:pPr>
+            <w:r>
+              <w:rPr>
+                <w:b/>
+                <w:i w:val="0"/>
+                <w:color w:val="FFFFFF"/>
+                <w:sz w:val="25"/>
+              </w:rPr>
+              <w:t>Embedder</w:t>
+            </w:r>
+          </w:p>
+        </w:tc>
+        <w:tc>
+          <w:tcPr>
+            <w:tcW w:type="dxa" w:w="11622"/>
+            <w:shd w:val="clear" w:color="auto" w:fill="FFFFFF"/>
+            <w:tcMar>
+              <w:top w:w="124" w:type="dxa"/>
+              <w:left w:w="124" w:type="dxa"/>
+              <w:bottom w:w="124" w:type="dxa"/>
+              <w:right w:w="124" w:type="dxa"/>
+            </w:tcMar>
+          </w:tcPr>
+          <w:p>
+            <w:pPr>
+              <w:spacing w:before="0" w:after="0"/>
+            </w:pPr>
+            <w:r>
+              <w:rPr>
+                <w:b w:val="0"/>
+                <w:i w:val="0"/>
+                <w:color w:val="1F2328"/>
+                <w:sz w:val="24"/>
+              </w:rPr>
+              <w:t>O componente que transforma texto em embedding. Aqui é uma interface com quatro adaptadores, como o Provider da E3.</w:t>
+            </w:r>
+          </w:p>
+        </w:tc>
+      </w:tr>
+      <w:tr>
+        <w:trPr>
+          <w:cantSplit/>
+        </w:trPr>
+        <w:tc>
+          <w:tcPr>
+            <w:tcW w:type="dxa" w:w="3402"/>
+            <w:shd w:val="clear" w:color="auto" w:fill="1B2A41"/>
+            <w:tcMar>
+              <w:top w:w="124" w:type="dxa"/>
+              <w:left w:w="124" w:type="dxa"/>
+              <w:bottom w:w="124" w:type="dxa"/>
+              <w:right w:w="124" w:type="dxa"/>
+            </w:tcMar>
+          </w:tcPr>
+          <w:p>
+            <w:pPr>
+              <w:spacing w:before="0" w:after="0"/>
+            </w:pPr>
+            <w:r>
+              <w:rPr>
+                <w:b/>
+                <w:i w:val="0"/>
+                <w:color w:val="FFFFFF"/>
+                <w:sz w:val="25"/>
+              </w:rPr>
+              <w:t>Dimensão</w:t>
+            </w:r>
+          </w:p>
+        </w:tc>
+        <w:tc>
+          <w:tcPr>
+            <w:tcW w:type="dxa" w:w="11622"/>
+            <w:shd w:val="clear" w:color="auto" w:fill="F2F4F7"/>
+            <w:tcMar>
+              <w:top w:w="124" w:type="dxa"/>
+              <w:left w:w="124" w:type="dxa"/>
+              <w:bottom w:w="124" w:type="dxa"/>
+              <w:right w:w="124" w:type="dxa"/>
+            </w:tcMar>
+          </w:tcPr>
+          <w:p>
+            <w:pPr>
+              <w:spacing w:before="0" w:after="0"/>
+            </w:pPr>
+            <w:r>
+              <w:rPr>
+                <w:b w:val="0"/>
+                <w:i w:val="0"/>
+                <w:color w:val="1F2328"/>
+                <w:sz w:val="24"/>
+              </w:rPr>
+              <w:t>Quantos números tem cada vetor (384 ou 768). A coluna do banco e o embedder precisam ter a mesma, ou nada se compara.</w:t>
+            </w:r>
+          </w:p>
+        </w:tc>
+      </w:tr>
+      <w:tr>
+        <w:trPr>
+          <w:cantSplit/>
+        </w:trPr>
+        <w:tc>
+          <w:tcPr>
+            <w:tcW w:type="dxa" w:w="3402"/>
+            <w:shd w:val="clear" w:color="auto" w:fill="1B2A41"/>
+            <w:tcMar>
+              <w:top w:w="124" w:type="dxa"/>
+              <w:left w:w="124" w:type="dxa"/>
+              <w:bottom w:w="124" w:type="dxa"/>
+              <w:right w:w="124" w:type="dxa"/>
+            </w:tcMar>
+          </w:tcPr>
+          <w:p>
+            <w:pPr>
+              <w:spacing w:before="0" w:after="0"/>
+            </w:pPr>
+            <w:r>
+              <w:rPr>
+                <w:b/>
+                <w:i w:val="0"/>
+                <w:color w:val="FFFFFF"/>
+                <w:sz w:val="25"/>
+              </w:rPr>
+              <w:t>Distância de cosseno</w:t>
+            </w:r>
+          </w:p>
+        </w:tc>
+        <w:tc>
+          <w:tcPr>
+            <w:tcW w:type="dxa" w:w="11622"/>
+            <w:shd w:val="clear" w:color="auto" w:fill="FFFFFF"/>
+            <w:tcMar>
+              <w:top w:w="124" w:type="dxa"/>
+              <w:left w:w="124" w:type="dxa"/>
+              <w:bottom w:w="124" w:type="dxa"/>
+              <w:right w:w="124" w:type="dxa"/>
+            </w:tcMar>
+          </w:tcPr>
+          <w:p>
+            <w:pPr>
+              <w:spacing w:before="0" w:after="0"/>
+            </w:pPr>
+            <w:r>
+              <w:rPr>
+                <w:b w:val="0"/>
+                <w:i w:val="0"/>
+                <w:color w:val="1F2328"/>
+                <w:sz w:val="24"/>
+              </w:rPr>
+              <w:t>Mede o ângulo entre dois vetores: perto de zero = mesmo assunto. É o que a busca por significado ordena.</w:t>
+            </w:r>
+          </w:p>
+        </w:tc>
+      </w:tr>
+      <w:tr>
+        <w:trPr>
+          <w:cantSplit/>
+        </w:trPr>
+        <w:tc>
+          <w:tcPr>
+            <w:tcW w:type="dxa" w:w="3402"/>
+            <w:shd w:val="clear" w:color="auto" w:fill="1B2A41"/>
+            <w:tcMar>
+              <w:top w:w="124" w:type="dxa"/>
+              <w:left w:w="124" w:type="dxa"/>
+              <w:bottom w:w="124" w:type="dxa"/>
+              <w:right w:w="124" w:type="dxa"/>
+            </w:tcMar>
+          </w:tcPr>
+          <w:p>
+            <w:pPr>
+              <w:spacing w:before="0" w:after="0"/>
+            </w:pPr>
+            <w:r>
+              <w:rPr>
+                <w:b/>
+                <w:i w:val="0"/>
+                <w:color w:val="FFFFFF"/>
+                <w:sz w:val="25"/>
+              </w:rPr>
+              <w:t>pgvector e HNSW</w:t>
+            </w:r>
+          </w:p>
+        </w:tc>
+        <w:tc>
+          <w:tcPr>
+            <w:tcW w:type="dxa" w:w="11622"/>
+            <w:shd w:val="clear" w:color="auto" w:fill="F2F4F7"/>
+            <w:tcMar>
+              <w:top w:w="124" w:type="dxa"/>
+              <w:left w:w="124" w:type="dxa"/>
+              <w:bottom w:w="124" w:type="dxa"/>
+              <w:right w:w="124" w:type="dxa"/>
+            </w:tcMar>
+          </w:tcPr>
+          <w:p>
+            <w:pPr>
+              <w:spacing w:before="0" w:after="0"/>
+            </w:pPr>
+            <w:r>
+              <w:rPr>
+                <w:b w:val="0"/>
+                <w:i w:val="0"/>
+                <w:color w:val="1F2328"/>
+                <w:sz w:val="24"/>
+              </w:rPr>
+              <w:t>Extensão do PostgreSQL que guarda vetores, e o índice que acha os mais próximos rápido, de forma aproximada.</w:t>
+            </w:r>
+          </w:p>
+        </w:tc>
+      </w:tr>
+      <w:tr>
+        <w:trPr>
+          <w:cantSplit/>
+        </w:trPr>
+        <w:tc>
+          <w:tcPr>
+            <w:tcW w:type="dxa" w:w="3402"/>
+            <w:shd w:val="clear" w:color="auto" w:fill="1B2A41"/>
+            <w:tcMar>
+              <w:top w:w="124" w:type="dxa"/>
+              <w:left w:w="124" w:type="dxa"/>
+              <w:bottom w:w="124" w:type="dxa"/>
+              <w:right w:w="124" w:type="dxa"/>
+            </w:tcMar>
+          </w:tcPr>
+          <w:p>
+            <w:pPr>
+              <w:spacing w:before="0" w:after="0"/>
+            </w:pPr>
+            <w:r>
+              <w:rPr>
+                <w:b/>
+                <w:i w:val="0"/>
+                <w:color w:val="FFFFFF"/>
+                <w:sz w:val="25"/>
+              </w:rPr>
+              <w:t>Busca textual (tsvector)</w:t>
+            </w:r>
+          </w:p>
+        </w:tc>
+        <w:tc>
+          <w:tcPr>
+            <w:tcW w:type="dxa" w:w="11622"/>
+            <w:shd w:val="clear" w:color="auto" w:fill="FFFFFF"/>
+            <w:tcMar>
+              <w:top w:w="124" w:type="dxa"/>
+              <w:left w:w="124" w:type="dxa"/>
+              <w:bottom w:w="124" w:type="dxa"/>
+              <w:right w:w="124" w:type="dxa"/>
+            </w:tcMar>
+          </w:tcPr>
+          <w:p>
+            <w:pPr>
+              <w:spacing w:before="0" w:after="0"/>
+            </w:pPr>
+            <w:r>
+              <w:rPr>
+                <w:b w:val="0"/>
+                <w:i w:val="0"/>
+                <w:color w:val="1F2328"/>
+                <w:sz w:val="24"/>
+              </w:rPr>
+              <w:t>A busca por palavra do próprio PostgreSQL: o texto vira uma lista de termos normalizados, com índice GIN.</w:t>
+            </w:r>
+          </w:p>
+        </w:tc>
+      </w:tr>
+      <w:tr>
+        <w:trPr>
+          <w:cantSplit/>
+        </w:trPr>
+        <w:tc>
+          <w:tcPr>
+            <w:tcW w:type="dxa" w:w="3402"/>
+            <w:shd w:val="clear" w:color="auto" w:fill="1B2A41"/>
+            <w:tcMar>
+              <w:top w:w="124" w:type="dxa"/>
+              <w:left w:w="124" w:type="dxa"/>
+              <w:bottom w:w="124" w:type="dxa"/>
+              <w:right w:w="124" w:type="dxa"/>
+            </w:tcMar>
+          </w:tcPr>
+          <w:p>
+            <w:pPr>
+              <w:spacing w:before="0" w:after="0"/>
+            </w:pPr>
+            <w:r>
+              <w:rPr>
+                <w:b/>
+                <w:i w:val="0"/>
+                <w:color w:val="FFFFFF"/>
+                <w:sz w:val="25"/>
+              </w:rPr>
+              <w:t>RRF (fusão por posições)</w:t>
+            </w:r>
+          </w:p>
+        </w:tc>
+        <w:tc>
+          <w:tcPr>
+            <w:tcW w:type="dxa" w:w="11622"/>
+            <w:shd w:val="clear" w:color="auto" w:fill="F2F4F7"/>
+            <w:tcMar>
+              <w:top w:w="124" w:type="dxa"/>
+              <w:left w:w="124" w:type="dxa"/>
+              <w:bottom w:w="124" w:type="dxa"/>
+              <w:right w:w="124" w:type="dxa"/>
+            </w:tcMar>
+          </w:tcPr>
+          <w:p>
+            <w:pPr>
+              <w:spacing w:before="0" w:after="0"/>
+            </w:pPr>
+            <w:r>
+              <w:rPr>
+                <w:b w:val="0"/>
+                <w:i w:val="0"/>
+                <w:color w:val="1F2328"/>
+                <w:sz w:val="24"/>
+              </w:rPr>
+              <w:t>Junta duas listas ordenadas somando 1/(60 + posição) de cada uma. Usa só a posição, porque as notas das duas buscas não têm a mesma escala.</w:t>
+            </w:r>
+          </w:p>
+        </w:tc>
+      </w:tr>
+      <w:tr>
+        <w:trPr>
+          <w:cantSplit/>
+        </w:trPr>
+        <w:tc>
+          <w:tcPr>
+            <w:tcW w:type="dxa" w:w="3402"/>
+            <w:shd w:val="clear" w:color="auto" w:fill="1B2A41"/>
+            <w:tcMar>
+              <w:top w:w="124" w:type="dxa"/>
+              <w:left w:w="124" w:type="dxa"/>
+              <w:bottom w:w="124" w:type="dxa"/>
+              <w:right w:w="124" w:type="dxa"/>
+            </w:tcMar>
+          </w:tcPr>
+          <w:p>
+            <w:pPr>
+              <w:spacing w:before="0" w:after="0"/>
+            </w:pPr>
+            <w:r>
+              <w:rPr>
+                <w:b/>
+                <w:i w:val="0"/>
+                <w:color w:val="FFFFFF"/>
+                <w:sz w:val="25"/>
+              </w:rPr>
+              <w:t>recall@8 e MRR</w:t>
+            </w:r>
+          </w:p>
+        </w:tc>
+        <w:tc>
+          <w:tcPr>
+            <w:tcW w:type="dxa" w:w="11622"/>
+            <w:shd w:val="clear" w:color="auto" w:fill="FFFFFF"/>
+            <w:tcMar>
+              <w:top w:w="124" w:type="dxa"/>
+              <w:left w:w="124" w:type="dxa"/>
+              <w:bottom w:w="124" w:type="dxa"/>
+              <w:right w:w="124" w:type="dxa"/>
+            </w:tcMar>
+          </w:tcPr>
+          <w:p>
+            <w:pPr>
+              <w:spacing w:before="0" w:after="0"/>
+            </w:pPr>
+            <w:r>
+              <w:rPr>
+                <w:b w:val="0"/>
+                <w:i w:val="0"/>
+                <w:color w:val="1F2328"/>
+                <w:sz w:val="24"/>
+              </w:rPr>
+              <w:t>recall@8: em quantas perguntas a resposta certa veio entre as 8 primeiras. MRR: média de 1/posição da resposta certa.</w:t>
+            </w:r>
+          </w:p>
+        </w:tc>
+      </w:tr>
+    </w:tbl>
+    <w:p>
+      <w:pPr>
+        <w:pageBreakBefore/>
+        <w:spacing w:before="0" w:after="40"/>
+      </w:pPr>
+      <w:r>
+        <w:rPr>
+          <w:rFonts w:ascii="Cambria" w:hAnsi="Cambria"/>
+          <w:b/>
+          <w:i w:val="0"/>
+          <w:color w:val="1B2A41"/>
+          <w:sz w:val="48"/>
+        </w:rPr>
+        <w:t>Peça 1 · Embedding: medir antes de escolher</w:t>
+      </w:r>
+    </w:p>
+    <w:p>
+      <w:pPr>
+        <w:spacing w:before="0" w:after="200"/>
+      </w:pPr>
+      <w:r>
+        <w:rPr>
+          <w:b w:val="0"/>
+          <w:i w:val="0"/>
+          <w:color w:val="6B7480"/>
+          <w:sz w:val="25"/>
+        </w:rPr>
+        <w:t>Para buscar por significado, cada texto vira um vetor de números; textos sobre o mesmo assunto ficam perto, mesmo com palavras diferentes.</w:t>
       </w:r>
     </w:p>
     <w:p>
@@ -713,7 +1721,7 @@
       <w:r>
         <w:drawing>
           <wp:inline xmlns:a="http://schemas.openxmlformats.org/drawingml/2006/main" xmlns:pic="http://schemas.openxmlformats.org/drawingml/2006/picture">
-            <wp:extent cx="8460000" cy="3689999"/>
+            <wp:extent cx="5697376" cy="2232000"/>
             <wp:docPr id="2" name="Picture 2"/>
             <wp:cNvGraphicFramePr>
               <a:graphicFrameLocks noChangeAspect="1"/>
@@ -722,7 +1730,7 @@
               <a:graphicData uri="http://schemas.openxmlformats.org/drawingml/2006/picture">
                 <pic:pic>
                   <pic:nvPicPr>
-                    <pic:cNvPr id="0" name="diag.png"/>
+                    <pic:cNvPr id="0" name="E6-embedding.png"/>
                     <pic:cNvPicPr/>
                   </pic:nvPicPr>
                   <pic:blipFill>
@@ -734,7 +1742,7 @@
                   <pic:spPr>
                     <a:xfrm>
                       <a:off x="0" y="0"/>
-                      <a:ext cx="8460000" cy="3689999"/>
+                      <a:ext cx="5697376" cy="2232000"/>
                     </a:xfrm>
                     <a:prstGeom prst="rect"/>
                   </pic:spPr>
@@ -747,79 +1755,1798 @@
     </w:p>
     <w:p>
       <w:pPr>
-        <w:pStyle w:val="ListBullet"/>
-        <w:spacing w:after="40"/>
+        <w:spacing w:before="0" w:after="80"/>
+      </w:pPr>
+    </w:p>
+    <w:tbl>
+      <w:tblPr>
+        <w:tblW w:type="auto" w:w="0"/>
+        <w:jc w:val="center"/>
+        <w:tblLayout w:type="fixed"/>
+        <w:tblLook w:firstColumn="1" w:firstRow="1" w:lastColumn="0" w:lastRow="0" w:noHBand="0" w:noVBand="1" w:val="04A0"/>
+        <w:tblBorders>
+          <w:top w:val="nil"/>
+          <w:left w:val="nil"/>
+          <w:bottom w:val="nil"/>
+          <w:right w:val="nil"/>
+          <w:insideH w:val="nil"/>
+          <w:insideV w:val="nil"/>
+        </w:tblBorders>
+      </w:tblPr>
+      <w:tblGrid>
+        <w:gridCol w:w="9354"/>
+        <w:gridCol w:w="5669"/>
+      </w:tblGrid>
+      <w:tr>
+        <w:tc>
+          <w:tcPr>
+            <w:tcW w:type="dxa" w:w="9354"/>
+            <w:shd w:val="clear" w:color="auto" w:fill="F2F4F7"/>
+            <w:tcMar>
+              <w:top w:w="170" w:type="dxa"/>
+              <w:left w:w="170" w:type="dxa"/>
+              <w:bottom w:w="170" w:type="dxa"/>
+              <w:right w:w="170" w:type="dxa"/>
+            </w:tcMar>
+          </w:tcPr>
+          <w:p>
+            <w:pPr>
+              <w:spacing w:before="0" w:after="60"/>
+            </w:pPr>
+            <w:r>
+              <w:rPr>
+                <w:b/>
+                <w:i w:val="0"/>
+                <w:color w:val="4A6FA5"/>
+                <w:sz w:val="21"/>
+              </w:rPr>
+              <w:t>COMO FUNCIONA</w:t>
+            </w:r>
+          </w:p>
+          <w:p>
+            <w:pPr>
+              <w:pStyle w:val="ListBullet"/>
+              <w:spacing w:after="40"/>
+            </w:pPr>
+            <w:r>
+              <w:rPr>
+                <w:b w:val="0"/>
+                <w:i w:val="0"/>
+                <w:color w:val="1F2328"/>
+                <w:sz w:val="22"/>
+              </w:rPr>
+              <w:t>Factory.Embedder é uma interface (behaviour), como o Provider da E3: embed/1 recebe um LOTE de textos e devolve um vetor por texto, na mesma ordem.</w:t>
+            </w:r>
+          </w:p>
+          <w:p>
+            <w:pPr>
+              <w:pStyle w:val="ListBullet"/>
+              <w:spacing w:after="40"/>
+            </w:pPr>
+            <w:r>
+              <w:rPr>
+                <w:b w:val="0"/>
+                <w:i w:val="0"/>
+                <w:color w:val="1F2328"/>
+                <w:sz w:val="22"/>
+              </w:rPr>
+              <w:t>Documento e pergunta são vetorizados com prefixos diferentes (embed/1 e embed_query/1): o modelo escolhido foi treinado assim e a qualidade depende disso.</w:t>
+            </w:r>
+          </w:p>
+          <w:p>
+            <w:pPr>
+              <w:pStyle w:val="ListBullet"/>
+              <w:spacing w:after="40"/>
+            </w:pPr>
+            <w:r>
+              <w:rPr>
+                <w:b w:val="0"/>
+                <w:i w:val="0"/>
+                <w:color w:val="1F2328"/>
+                <w:sz w:val="22"/>
+              </w:rPr>
+              <w:t>Todo vetor devolvido tem o tamanho conferido; dimensão errada vira erro com nome, nunca um vetor torto gravado no banco.</w:t>
+            </w:r>
+          </w:p>
+        </w:tc>
+        <w:tc>
+          <w:tcPr>
+            <w:tcW w:type="dxa" w:w="5669"/>
+            <w:shd w:val="clear" w:color="auto" w:fill="2A9D8F"/>
+            <w:tcMar>
+              <w:top w:w="170" w:type="dxa"/>
+              <w:left w:w="170" w:type="dxa"/>
+              <w:bottom w:w="170" w:type="dxa"/>
+              <w:right w:w="170" w:type="dxa"/>
+            </w:tcMar>
+          </w:tcPr>
+          <w:p>
+            <w:pPr>
+              <w:spacing w:before="0" w:after="80"/>
+            </w:pPr>
+            <w:r>
+              <w:rPr>
+                <w:b/>
+                <w:i w:val="0"/>
+                <w:color w:val="FFFFFF"/>
+                <w:sz w:val="21"/>
+              </w:rPr>
+              <w:t>POR QUE É RELEVANTE</w:t>
+            </w:r>
+          </w:p>
+          <w:p>
+            <w:pPr>
+              <w:spacing w:before="0" w:after="0"/>
+            </w:pPr>
+            <w:r>
+              <w:rPr>
+                <w:b/>
+                <w:i w:val="0"/>
+                <w:color w:val="FFFFFF"/>
+                <w:sz w:val="24"/>
+              </w:rPr>
+              <w:t>É o que permite achar "conexão recusada no PostgreSQL" quando a pergunta é "o banco não sobe" — a busca por palavra não faria essa ligação.</w:t>
+            </w:r>
+          </w:p>
+        </w:tc>
+      </w:tr>
+    </w:tbl>
+    <w:p>
+      <w:pPr>
+        <w:pageBreakBefore/>
+        <w:spacing w:before="0" w:after="40"/>
+      </w:pPr>
+      <w:r>
+        <w:rPr>
+          <w:rFonts w:ascii="Cambria" w:hAnsi="Cambria"/>
+          <w:b/>
+          <w:i w:val="0"/>
+          <w:color w:val="1B2A41"/>
+          <w:sz w:val="48"/>
+        </w:rPr>
+        <w:t>Os quatro adaptadores e a escolha medida</w:t>
+      </w:r>
+    </w:p>
+    <w:p>
+      <w:pPr>
+        <w:spacing w:before="0" w:after="200"/>
       </w:pPr>
       <w:r>
         <w:rPr>
           <w:b w:val="0"/>
           <w:i w:val="0"/>
-          <w:color w:val="1F2328"/>
-          <w:sz w:val="24"/>
+          <w:color w:val="6B7480"/>
+          <w:sz w:val="25"/>
         </w:rPr>
-        <w:t>Medição antes da escolha: o modelo de embedding local escolhido por desempenho medido (R9).</w:t>
+        <w:t>Quatro formas de gerar o vetor atrás da mesma interface; a padrão foi escolhida por medição na máquina-alvo, não por preferência.</w:t>
       </w:r>
     </w:p>
     <w:p>
       <w:pPr>
-        <w:pStyle w:val="ListBullet"/>
-        <w:spacing w:after="40"/>
+        <w:jc w:val="center"/>
+      </w:pPr>
+      <w:r>
+        <w:drawing>
+          <wp:inline xmlns:a="http://schemas.openxmlformats.org/drawingml/2006/main" xmlns:pic="http://schemas.openxmlformats.org/drawingml/2006/picture">
+            <wp:extent cx="8237714" cy="2304000"/>
+            <wp:docPr id="3" name="Picture 3"/>
+            <wp:cNvGraphicFramePr>
+              <a:graphicFrameLocks noChangeAspect="1"/>
+            </wp:cNvGraphicFramePr>
+            <a:graphic>
+              <a:graphicData uri="http://schemas.openxmlformats.org/drawingml/2006/picture">
+                <pic:pic>
+                  <pic:nvPicPr>
+                    <pic:cNvPr id="0" name="E6-adaptadores.png"/>
+                    <pic:cNvPicPr/>
+                  </pic:nvPicPr>
+                  <pic:blipFill>
+                    <a:blip r:embed="rId13"/>
+                    <a:stretch>
+                      <a:fillRect/>
+                    </a:stretch>
+                  </pic:blipFill>
+                  <pic:spPr>
+                    <a:xfrm>
+                      <a:off x="0" y="0"/>
+                      <a:ext cx="8237714" cy="2304000"/>
+                    </a:xfrm>
+                    <a:prstGeom prst="rect"/>
+                  </pic:spPr>
+                </pic:pic>
+              </a:graphicData>
+            </a:graphic>
+          </wp:inline>
+        </w:drawing>
+      </w:r>
+    </w:p>
+    <w:p>
+      <w:pPr>
+        <w:spacing w:before="0" w:after="80"/>
+      </w:pPr>
+    </w:p>
+    <w:tbl>
+      <w:tblPr>
+        <w:tblW w:type="auto" w:w="0"/>
+        <w:jc w:val="center"/>
+        <w:tblLayout w:type="fixed"/>
+        <w:tblLook w:firstColumn="1" w:firstRow="1" w:lastColumn="0" w:lastRow="0" w:noHBand="0" w:noVBand="1" w:val="04A0"/>
+        <w:tblBorders>
+          <w:top w:val="nil"/>
+          <w:left w:val="nil"/>
+          <w:bottom w:val="nil"/>
+          <w:right w:val="nil"/>
+          <w:insideH w:val="nil"/>
+          <w:insideV w:val="nil"/>
+        </w:tblBorders>
+      </w:tblPr>
+      <w:tblGrid>
+        <w:gridCol w:w="9354"/>
+        <w:gridCol w:w="5669"/>
+      </w:tblGrid>
+      <w:tr>
+        <w:tc>
+          <w:tcPr>
+            <w:tcW w:type="dxa" w:w="9354"/>
+            <w:shd w:val="clear" w:color="auto" w:fill="F2F4F7"/>
+            <w:tcMar>
+              <w:top w:w="170" w:type="dxa"/>
+              <w:left w:w="170" w:type="dxa"/>
+              <w:bottom w:w="170" w:type="dxa"/>
+              <w:right w:w="170" w:type="dxa"/>
+            </w:tcMar>
+          </w:tcPr>
+          <w:p>
+            <w:pPr>
+              <w:spacing w:before="0" w:after="60"/>
+            </w:pPr>
+            <w:r>
+              <w:rPr>
+                <w:b/>
+                <w:i w:val="0"/>
+                <w:color w:val="4A6FA5"/>
+                <w:sz w:val="21"/>
+              </w:rPr>
+              <w:t>COMO FUNCIONA</w:t>
+            </w:r>
+          </w:p>
+          <w:p>
+            <w:pPr>
+              <w:pStyle w:val="ListBullet"/>
+              <w:spacing w:after="40"/>
+            </w:pPr>
+            <w:r>
+              <w:rPr>
+                <w:b w:val="0"/>
+                <w:i w:val="0"/>
+                <w:color w:val="1F2328"/>
+                <w:sz w:val="22"/>
+              </w:rPr>
+              <w:t>O modelo dentro do Elixir (Bumblebee) foi medido: ~87 MB em disco, ~220 MB residentes, 15–30 s para carregar. No Windows não há binário de aceleração, e o caminho interpretado ficou lento demais para uso.</w:t>
+            </w:r>
+          </w:p>
+          <w:p>
+            <w:pPr>
+              <w:pStyle w:val="ListBullet"/>
+              <w:spacing w:after="40"/>
+            </w:pPr>
+            <w:r>
+              <w:rPr>
+                <w:b w:val="0"/>
+                <w:i w:val="0"/>
+                <w:color w:val="1F2328"/>
+                <w:sz w:val="22"/>
+              </w:rPr>
+              <w:t>Por isso o padrão em desenvolvimento é o Ollama local (embeddinggemma, 768 números): zero custo, sem chave, fora do processo do sistema.</w:t>
+            </w:r>
+          </w:p>
+          <w:p>
+            <w:pPr>
+              <w:pStyle w:val="ListBullet"/>
+              <w:spacing w:after="40"/>
+            </w:pPr>
+            <w:r>
+              <w:rPr>
+                <w:b w:val="0"/>
+                <w:i w:val="0"/>
+                <w:color w:val="1F2328"/>
+                <w:sz w:val="22"/>
+              </w:rPr>
+              <w:t>Nos testes o padrão é o Fake: vetor por hash, sem rede e sem significado. Um probe separado (priv/probes/ollama_real.exs) confere o serviço real, sem custo.</w:t>
+            </w:r>
+          </w:p>
+        </w:tc>
+        <w:tc>
+          <w:tcPr>
+            <w:tcW w:type="dxa" w:w="5669"/>
+            <w:shd w:val="clear" w:color="auto" w:fill="2A9D8F"/>
+            <w:tcMar>
+              <w:top w:w="170" w:type="dxa"/>
+              <w:left w:w="170" w:type="dxa"/>
+              <w:bottom w:w="170" w:type="dxa"/>
+              <w:right w:w="170" w:type="dxa"/>
+            </w:tcMar>
+          </w:tcPr>
+          <w:p>
+            <w:pPr>
+              <w:spacing w:before="0" w:after="80"/>
+            </w:pPr>
+            <w:r>
+              <w:rPr>
+                <w:b/>
+                <w:i w:val="0"/>
+                <w:color w:val="FFFFFF"/>
+                <w:sz w:val="21"/>
+              </w:rPr>
+              <w:t>POR QUE É RELEVANTE</w:t>
+            </w:r>
+          </w:p>
+          <w:p>
+            <w:pPr>
+              <w:spacing w:before="0" w:after="0"/>
+            </w:pPr>
+            <w:r>
+              <w:rPr>
+                <w:b/>
+                <w:i w:val="0"/>
+                <w:color w:val="FFFFFF"/>
+                <w:sz w:val="24"/>
+              </w:rPr>
+              <w:t>Atende parte de R9 (cabe na máquina de 8 GB): o peso do modelo fica fora do sistema e a escolha se apoia em número medido.</w:t>
+            </w:r>
+          </w:p>
+        </w:tc>
+      </w:tr>
+    </w:tbl>
+    <w:p>
+      <w:pPr>
+        <w:pageBreakBefore/>
+        <w:spacing w:before="0" w:after="40"/>
+      </w:pPr>
+      <w:r>
+        <w:rPr>
+          <w:rFonts w:ascii="Cambria" w:hAnsi="Cambria"/>
+          <w:b/>
+          <w:i w:val="0"/>
+          <w:color w:val="1B2A41"/>
+          <w:sz w:val="48"/>
+        </w:rPr>
+        <w:t>Peça 2 · Os trechos no banco, com a dimensão conferida</w:t>
+      </w:r>
+    </w:p>
+    <w:p>
+      <w:pPr>
+        <w:spacing w:before="0" w:after="200"/>
       </w:pPr>
       <w:r>
         <w:rPr>
           <w:b w:val="0"/>
           <w:i w:val="0"/>
-          <w:color w:val="1F2328"/>
-          <w:sz w:val="24"/>
+          <w:color w:val="6B7480"/>
+          <w:sz w:val="25"/>
         </w:rPr>
-        <w:t>Cada commit do projeto vira trechos com embedding, sem duplicar em reingestão.</w:t>
+        <w:t>Cada trecho do histórico vira uma linha da tabela chunks, com o texto, a fonte, o vetor e as palavras — tudo no mesmo PostgreSQL.</w:t>
       </w:r>
     </w:p>
     <w:p>
       <w:pPr>
-        <w:pStyle w:val="ListBullet"/>
-        <w:spacing w:after="40"/>
+        <w:jc w:val="center"/>
+      </w:pPr>
+      <w:r>
+        <w:drawing>
+          <wp:inline xmlns:a="http://schemas.openxmlformats.org/drawingml/2006/main" xmlns:pic="http://schemas.openxmlformats.org/drawingml/2006/picture">
+            <wp:extent cx="8730220" cy="1655999"/>
+            <wp:docPr id="4" name="Picture 4"/>
+            <wp:cNvGraphicFramePr>
+              <a:graphicFrameLocks noChangeAspect="1"/>
+            </wp:cNvGraphicFramePr>
+            <a:graphic>
+              <a:graphicData uri="http://schemas.openxmlformats.org/drawingml/2006/picture">
+                <pic:pic>
+                  <pic:nvPicPr>
+                    <pic:cNvPr id="0" name="E6-chunks.png"/>
+                    <pic:cNvPicPr/>
+                  </pic:nvPicPr>
+                  <pic:blipFill>
+                    <a:blip r:embed="rId14"/>
+                    <a:stretch>
+                      <a:fillRect/>
+                    </a:stretch>
+                  </pic:blipFill>
+                  <pic:spPr>
+                    <a:xfrm>
+                      <a:off x="0" y="0"/>
+                      <a:ext cx="8730220" cy="1655999"/>
+                    </a:xfrm>
+                    <a:prstGeom prst="rect"/>
+                  </pic:spPr>
+                </pic:pic>
+              </a:graphicData>
+            </a:graphic>
+          </wp:inline>
+        </w:drawing>
+      </w:r>
+    </w:p>
+    <w:p>
+      <w:pPr>
+        <w:spacing w:before="0" w:after="80"/>
+      </w:pPr>
+    </w:p>
+    <w:tbl>
+      <w:tblPr>
+        <w:tblW w:type="auto" w:w="0"/>
+        <w:jc w:val="center"/>
+        <w:tblLayout w:type="fixed"/>
+        <w:tblLook w:firstColumn="1" w:firstRow="1" w:lastColumn="0" w:lastRow="0" w:noHBand="0" w:noVBand="1" w:val="04A0"/>
+        <w:tblBorders>
+          <w:top w:val="nil"/>
+          <w:left w:val="nil"/>
+          <w:bottom w:val="nil"/>
+          <w:right w:val="nil"/>
+          <w:insideH w:val="nil"/>
+          <w:insideV w:val="nil"/>
+        </w:tblBorders>
+      </w:tblPr>
+      <w:tblGrid>
+        <w:gridCol w:w="9354"/>
+        <w:gridCol w:w="5669"/>
+      </w:tblGrid>
+      <w:tr>
+        <w:tc>
+          <w:tcPr>
+            <w:tcW w:type="dxa" w:w="9354"/>
+            <w:shd w:val="clear" w:color="auto" w:fill="F2F4F7"/>
+            <w:tcMar>
+              <w:top w:w="170" w:type="dxa"/>
+              <w:left w:w="170" w:type="dxa"/>
+              <w:bottom w:w="170" w:type="dxa"/>
+              <w:right w:w="170" w:type="dxa"/>
+            </w:tcMar>
+          </w:tcPr>
+          <w:p>
+            <w:pPr>
+              <w:spacing w:before="0" w:after="60"/>
+            </w:pPr>
+            <w:r>
+              <w:rPr>
+                <w:b/>
+                <w:i w:val="0"/>
+                <w:color w:val="4A6FA5"/>
+                <w:sz w:val="21"/>
+              </w:rPr>
+              <w:t>COMO FUNCIONA</w:t>
+            </w:r>
+          </w:p>
+          <w:p>
+            <w:pPr>
+              <w:pStyle w:val="ListBullet"/>
+              <w:spacing w:after="40"/>
+            </w:pPr>
+            <w:r>
+              <w:rPr>
+                <w:b w:val="0"/>
+                <w:i w:val="0"/>
+                <w:color w:val="1F2328"/>
+                <w:sz w:val="22"/>
+              </w:rPr>
+              <w:t>Dois índices: HNSW sobre o vetor (vizinhos mais próximos) e GIN sobre as palavras (busca textual). A coluna de palavras é gerada pelo próprio banco.</w:t>
+            </w:r>
+          </w:p>
+          <w:p>
+            <w:pPr>
+              <w:pStyle w:val="ListBullet"/>
+              <w:spacing w:after="40"/>
+            </w:pPr>
+            <w:r>
+              <w:rPr>
+                <w:b w:val="0"/>
+                <w:i w:val="0"/>
+                <w:color w:val="1F2328"/>
+                <w:sz w:val="22"/>
+              </w:rPr>
+              <w:t>Factory.Memory.Dimension lê a dimensão REAL da coluna no catálogo do PostgreSQL e compara com a do embedder configurado.</w:t>
+            </w:r>
+          </w:p>
+          <w:p>
+            <w:pPr>
+              <w:pStyle w:val="ListBullet"/>
+              <w:spacing w:after="40"/>
+            </w:pPr>
+            <w:r>
+              <w:rPr>
+                <w:b w:val="0"/>
+                <w:i w:val="0"/>
+                <w:color w:val="1F2328"/>
+                <w:sz w:val="22"/>
+              </w:rPr>
+              <w:t>Trocar de modelo é align!/0: apaga os trechos e muda a coluna numa transação — o histórico é derivável e a próxima ingestão o reconstrói. A ingestão se recusa a gravar se as dimensões divergirem.</w:t>
+            </w:r>
+          </w:p>
+        </w:tc>
+        <w:tc>
+          <w:tcPr>
+            <w:tcW w:type="dxa" w:w="5669"/>
+            <w:shd w:val="clear" w:color="auto" w:fill="2A9D8F"/>
+            <w:tcMar>
+              <w:top w:w="170" w:type="dxa"/>
+              <w:left w:w="170" w:type="dxa"/>
+              <w:bottom w:w="170" w:type="dxa"/>
+              <w:right w:w="170" w:type="dxa"/>
+            </w:tcMar>
+          </w:tcPr>
+          <w:p>
+            <w:pPr>
+              <w:spacing w:before="0" w:after="80"/>
+            </w:pPr>
+            <w:r>
+              <w:rPr>
+                <w:b/>
+                <w:i w:val="0"/>
+                <w:color w:val="FFFFFF"/>
+                <w:sz w:val="21"/>
+              </w:rPr>
+              <w:t>POR QUE É RELEVANTE</w:t>
+            </w:r>
+          </w:p>
+          <w:p>
+            <w:pPr>
+              <w:spacing w:before="0" w:after="0"/>
+            </w:pPr>
+            <w:r>
+              <w:rPr>
+                <w:b/>
+                <w:i w:val="0"/>
+                <w:color w:val="FFFFFF"/>
+                <w:sz w:val="24"/>
+              </w:rPr>
+              <w:t>Um vetor de 768 números não se compara com um de 384. Conferir a dimensão como fato, e não como constante espalhada, evita uma busca que "funciona" e devolve lixo.</w:t>
+            </w:r>
+          </w:p>
+        </w:tc>
+      </w:tr>
+    </w:tbl>
+    <w:p>
+      <w:pPr>
+        <w:pageBreakBefore/>
+        <w:spacing w:before="0" w:after="40"/>
+      </w:pPr>
+      <w:r>
+        <w:rPr>
+          <w:rFonts w:ascii="Cambria" w:hAnsi="Cambria"/>
+          <w:b/>
+          <w:i w:val="0"/>
+          <w:color w:val="1B2A41"/>
+          <w:sz w:val="48"/>
+        </w:rPr>
+        <w:t>Peça 3 · Ingestão: o histórico vira trechos</w:t>
+      </w:r>
+    </w:p>
+    <w:p>
+      <w:pPr>
+        <w:spacing w:before="0" w:after="200"/>
       </w:pPr>
       <w:r>
         <w:rPr>
           <w:b w:val="0"/>
           <w:i w:val="0"/>
-          <w:color w:val="1F2328"/>
-          <w:sz w:val="24"/>
+          <w:color w:val="6B7480"/>
+          <w:sz w:val="25"/>
         </w:rPr>
-        <w:t>Busca híbrida (significado + termo exato) com fusão de postos, filtrada por projeto.</w:t>
+        <w:t>Os arquivos de histórico são cortados por seção; só o que é novo ou mudou paga embedding, num único lote.</w:t>
       </w:r>
     </w:p>
     <w:p>
       <w:pPr>
-        <w:pStyle w:val="ListBullet"/>
-        <w:spacing w:after="40"/>
+        <w:jc w:val="center"/>
+      </w:pPr>
+      <w:r>
+        <w:drawing>
+          <wp:inline xmlns:a="http://schemas.openxmlformats.org/drawingml/2006/main" xmlns:pic="http://schemas.openxmlformats.org/drawingml/2006/picture">
+            <wp:extent cx="8640000" cy="1227834"/>
+            <wp:docPr id="5" name="Picture 5"/>
+            <wp:cNvGraphicFramePr>
+              <a:graphicFrameLocks noChangeAspect="1"/>
+            </wp:cNvGraphicFramePr>
+            <a:graphic>
+              <a:graphicData uri="http://schemas.openxmlformats.org/drawingml/2006/picture">
+                <pic:pic>
+                  <pic:nvPicPr>
+                    <pic:cNvPr id="0" name="E6-ingestao.png"/>
+                    <pic:cNvPicPr/>
+                  </pic:nvPicPr>
+                  <pic:blipFill>
+                    <a:blip r:embed="rId15"/>
+                    <a:stretch>
+                      <a:fillRect/>
+                    </a:stretch>
+                  </pic:blipFill>
+                  <pic:spPr>
+                    <a:xfrm>
+                      <a:off x="0" y="0"/>
+                      <a:ext cx="8640000" cy="1227834"/>
+                    </a:xfrm>
+                    <a:prstGeom prst="rect"/>
+                  </pic:spPr>
+                </pic:pic>
+              </a:graphicData>
+            </a:graphic>
+          </wp:inline>
+        </w:drawing>
+      </w:r>
+    </w:p>
+    <w:p>
+      <w:pPr>
+        <w:spacing w:before="0" w:after="80"/>
+      </w:pPr>
+    </w:p>
+    <w:tbl>
+      <w:tblPr>
+        <w:tblW w:type="auto" w:w="0"/>
+        <w:jc w:val="center"/>
+        <w:tblLayout w:type="fixed"/>
+        <w:tblLook w:firstColumn="1" w:firstRow="1" w:lastColumn="0" w:lastRow="0" w:noHBand="0" w:noVBand="1" w:val="04A0"/>
+        <w:tblBorders>
+          <w:top w:val="nil"/>
+          <w:left w:val="nil"/>
+          <w:bottom w:val="nil"/>
+          <w:right w:val="nil"/>
+          <w:insideH w:val="nil"/>
+          <w:insideV w:val="nil"/>
+        </w:tblBorders>
+      </w:tblPr>
+      <w:tblGrid>
+        <w:gridCol w:w="9354"/>
+        <w:gridCol w:w="5669"/>
+      </w:tblGrid>
+      <w:tr>
+        <w:tc>
+          <w:tcPr>
+            <w:tcW w:type="dxa" w:w="9354"/>
+            <w:shd w:val="clear" w:color="auto" w:fill="F2F4F7"/>
+            <w:tcMar>
+              <w:top w:w="170" w:type="dxa"/>
+              <w:left w:w="170" w:type="dxa"/>
+              <w:bottom w:w="170" w:type="dxa"/>
+              <w:right w:w="170" w:type="dxa"/>
+            </w:tcMar>
+          </w:tcPr>
+          <w:p>
+            <w:pPr>
+              <w:spacing w:before="0" w:after="60"/>
+            </w:pPr>
+            <w:r>
+              <w:rPr>
+                <w:b/>
+                <w:i w:val="0"/>
+                <w:color w:val="4A6FA5"/>
+                <w:sz w:val="21"/>
+              </w:rPr>
+              <w:t>COMO FUNCIONA</w:t>
+            </w:r>
+          </w:p>
+          <w:p>
+            <w:pPr>
+              <w:pStyle w:val="ListBullet"/>
+              <w:spacing w:after="40"/>
+            </w:pPr>
+            <w:r>
+              <w:rPr>
+                <w:b w:val="0"/>
+                <w:i w:val="0"/>
+                <w:color w:val="1F2328"/>
+                <w:sz w:val="22"/>
+              </w:rPr>
+              <w:t>split/1 corta o markdown a cada título e nunca dentro de um bloco de código; título repetido ganha sufixo (#1, #2) para a fonte continuar única.</w:t>
+            </w:r>
+          </w:p>
+          <w:p>
+            <w:pPr>
+              <w:pStyle w:val="ListBullet"/>
+              <w:spacing w:after="40"/>
+            </w:pPr>
+            <w:r>
+              <w:rPr>
+                <w:b w:val="0"/>
+                <w:i w:val="0"/>
+                <w:color w:val="1F2328"/>
+                <w:sz w:val="22"/>
+              </w:rPr>
+              <w:t>process/3 compara o sha256 de cada trecho com o guardado: reingerir o mesmo conteúdo não chama o embedder e não duplica nada.</w:t>
+            </w:r>
+          </w:p>
+          <w:p>
+            <w:pPr>
+              <w:pStyle w:val="ListBullet"/>
+              <w:spacing w:after="40"/>
+            </w:pPr>
+            <w:r>
+              <w:rPr>
+                <w:b w:val="0"/>
+                <w:i w:val="0"/>
+                <w:color w:val="1F2328"/>
+                <w:sz w:val="22"/>
+              </w:rPr>
+              <w:t>Trecho e vetor são gravados na mesma transação: uma falha no meio nunca deixa trecho com hash "em dia" e vetor vazio, que ficaria invisível para sempre.</w:t>
+            </w:r>
+          </w:p>
+        </w:tc>
+        <w:tc>
+          <w:tcPr>
+            <w:tcW w:type="dxa" w:w="5669"/>
+            <w:shd w:val="clear" w:color="auto" w:fill="2A9D8F"/>
+            <w:tcMar>
+              <w:top w:w="170" w:type="dxa"/>
+              <w:left w:w="170" w:type="dxa"/>
+              <w:bottom w:w="170" w:type="dxa"/>
+              <w:right w:w="170" w:type="dxa"/>
+            </w:tcMar>
+          </w:tcPr>
+          <w:p>
+            <w:pPr>
+              <w:spacing w:before="0" w:after="80"/>
+            </w:pPr>
+            <w:r>
+              <w:rPr>
+                <w:b/>
+                <w:i w:val="0"/>
+                <w:color w:val="FFFFFF"/>
+                <w:sz w:val="21"/>
+              </w:rPr>
+              <w:t>POR QUE É RELEVANTE</w:t>
+            </w:r>
+          </w:p>
+          <w:p>
+            <w:pPr>
+              <w:spacing w:before="0" w:after="0"/>
+            </w:pPr>
+            <w:r>
+              <w:rPr>
+                <w:b/>
+                <w:i w:val="0"/>
+                <w:color w:val="FFFFFF"/>
+                <w:sz w:val="24"/>
+              </w:rPr>
+              <w:t>Indexa o HISTÓRICO (decisões, relatórios, achados), não o código — o código já tem o índice da E3. Escolher quais arquivos ingerir é de quem chama; nesta etapa, quem chama são os testes.</w:t>
+            </w:r>
+          </w:p>
+        </w:tc>
+      </w:tr>
+    </w:tbl>
+    <w:p>
+      <w:pPr>
+        <w:pageBreakBefore/>
+        <w:spacing w:before="0" w:after="40"/>
+      </w:pPr>
+      <w:r>
+        <w:rPr>
+          <w:rFonts w:ascii="Cambria" w:hAnsi="Cambria"/>
+          <w:b/>
+          <w:i w:val="0"/>
+          <w:color w:val="1B2A41"/>
+          <w:sz w:val="48"/>
+        </w:rPr>
+        <w:t>Peça 4 · Busca híbrida: significado + termo exato</w:t>
+      </w:r>
+    </w:p>
+    <w:p>
+      <w:pPr>
+        <w:spacing w:before="0" w:after="200"/>
       </w:pPr>
       <w:r>
         <w:rPr>
           <w:b w:val="0"/>
           <w:i w:val="0"/>
-          <w:color w:val="1F2328"/>
-          <w:sz w:val="24"/>
+          <w:color w:val="6B7480"/>
+          <w:sz w:val="25"/>
         </w:rPr>
-        <w:t>Bloco de contexto com a fonte de cada trecho, fora da faixa cacheada do prompt (R7).</w:t>
+        <w:t>Duas buscas sobre o mesmo projeto — por significado e por palavra — fundidas por posição numa única consulta SQL.</w:t>
       </w:r>
     </w:p>
     <w:p>
       <w:pPr>
-        <w:pStyle w:val="ListBullet"/>
-        <w:spacing w:after="40"/>
+        <w:jc w:val="center"/>
+      </w:pPr>
+      <w:r>
+        <w:drawing>
+          <wp:inline xmlns:a="http://schemas.openxmlformats.org/drawingml/2006/main" xmlns:pic="http://schemas.openxmlformats.org/drawingml/2006/picture">
+            <wp:extent cx="6222934" cy="1655999"/>
+            <wp:docPr id="6" name="Picture 6"/>
+            <wp:cNvGraphicFramePr>
+              <a:graphicFrameLocks noChangeAspect="1"/>
+            </wp:cNvGraphicFramePr>
+            <a:graphic>
+              <a:graphicData uri="http://schemas.openxmlformats.org/drawingml/2006/picture">
+                <pic:pic>
+                  <pic:nvPicPr>
+                    <pic:cNvPr id="0" name="E6-busca.png"/>
+                    <pic:cNvPicPr/>
+                  </pic:nvPicPr>
+                  <pic:blipFill>
+                    <a:blip r:embed="rId16"/>
+                    <a:stretch>
+                      <a:fillRect/>
+                    </a:stretch>
+                  </pic:blipFill>
+                  <pic:spPr>
+                    <a:xfrm>
+                      <a:off x="0" y="0"/>
+                      <a:ext cx="6222934" cy="1655999"/>
+                    </a:xfrm>
+                    <a:prstGeom prst="rect"/>
+                  </pic:spPr>
+                </pic:pic>
+              </a:graphicData>
+            </a:graphic>
+          </wp:inline>
+        </w:drawing>
+      </w:r>
+    </w:p>
+    <w:p>
+      <w:pPr>
+        <w:spacing w:before="0" w:after="80"/>
+      </w:pPr>
+    </w:p>
+    <w:tbl>
+      <w:tblPr>
+        <w:tblW w:type="auto" w:w="0"/>
+        <w:jc w:val="center"/>
+        <w:tblLayout w:type="fixed"/>
+        <w:tblLook w:firstColumn="1" w:firstRow="1" w:lastColumn="0" w:lastRow="0" w:noHBand="0" w:noVBand="1" w:val="04A0"/>
+        <w:tblBorders>
+          <w:top w:val="nil"/>
+          <w:left w:val="nil"/>
+          <w:bottom w:val="nil"/>
+          <w:right w:val="nil"/>
+          <w:insideH w:val="nil"/>
+          <w:insideV w:val="nil"/>
+        </w:tblBorders>
+      </w:tblPr>
+      <w:tblGrid>
+        <w:gridCol w:w="9354"/>
+        <w:gridCol w:w="5669"/>
+      </w:tblGrid>
+      <w:tr>
+        <w:tc>
+          <w:tcPr>
+            <w:tcW w:type="dxa" w:w="9354"/>
+            <w:shd w:val="clear" w:color="auto" w:fill="F2F4F7"/>
+            <w:tcMar>
+              <w:top w:w="170" w:type="dxa"/>
+              <w:left w:w="170" w:type="dxa"/>
+              <w:bottom w:w="170" w:type="dxa"/>
+              <w:right w:w="170" w:type="dxa"/>
+            </w:tcMar>
+          </w:tcPr>
+          <w:p>
+            <w:pPr>
+              <w:spacing w:before="0" w:after="60"/>
+            </w:pPr>
+            <w:r>
+              <w:rPr>
+                <w:b/>
+                <w:i w:val="0"/>
+                <w:color w:val="4A6FA5"/>
+                <w:sz w:val="21"/>
+              </w:rPr>
+              <w:t>COMO FUNCIONA</w:t>
+            </w:r>
+          </w:p>
+          <w:p>
+            <w:pPr>
+              <w:pStyle w:val="ListBullet"/>
+              <w:spacing w:after="40"/>
+            </w:pPr>
+            <w:r>
+              <w:rPr>
+                <w:b w:val="0"/>
+                <w:i w:val="0"/>
+                <w:color w:val="1F2328"/>
+                <w:sz w:val="22"/>
+              </w:rPr>
+              <w:t>Vetores perdem nomes próprios (uma opção --require não significa nada para um embedding); a busca por palavra perde sinônimos. Cada metade cobre o buraco da outra.</w:t>
+            </w:r>
+          </w:p>
+          <w:p>
+            <w:pPr>
+              <w:pStyle w:val="ListBullet"/>
+              <w:spacing w:after="40"/>
+            </w:pPr>
+            <w:r>
+              <w:rPr>
+                <w:b w:val="0"/>
+                <w:i w:val="0"/>
+                <w:color w:val="1F2328"/>
+                <w:sz w:val="22"/>
+              </w:rPr>
+              <w:t>O filtro por projeto vem PRIMEIRO (CTE materializada): sem isso o índice aproximado poderia devolver menos resultados quando trechos de outros projetos estão mais perto.</w:t>
+            </w:r>
+          </w:p>
+          <w:p>
+            <w:pPr>
+              <w:pStyle w:val="ListBullet"/>
+              <w:spacing w:after="40"/>
+            </w:pPr>
+            <w:r>
+              <w:rPr>
+                <w:b w:val="0"/>
+                <w:i w:val="0"/>
+                <w:color w:val="1F2328"/>
+                <w:sz w:val="22"/>
+              </w:rPr>
+              <w:t>Três modos (híbrido, vetor, texto); o modo texto nunca chama o embedder. Embedder com erro vira erro com nome, nunca uma queda.</w:t>
+            </w:r>
+          </w:p>
+        </w:tc>
+        <w:tc>
+          <w:tcPr>
+            <w:tcW w:type="dxa" w:w="5669"/>
+            <w:shd w:val="clear" w:color="auto" w:fill="2A9D8F"/>
+            <w:tcMar>
+              <w:top w:w="170" w:type="dxa"/>
+              <w:left w:w="170" w:type="dxa"/>
+              <w:bottom w:w="170" w:type="dxa"/>
+              <w:right w:w="170" w:type="dxa"/>
+            </w:tcMar>
+          </w:tcPr>
+          <w:p>
+            <w:pPr>
+              <w:spacing w:before="0" w:after="80"/>
+            </w:pPr>
+            <w:r>
+              <w:rPr>
+                <w:b/>
+                <w:i w:val="0"/>
+                <w:color w:val="FFFFFF"/>
+                <w:sz w:val="21"/>
+              </w:rPr>
+              <w:t>POR QUE É RELEVANTE</w:t>
+            </w:r>
+          </w:p>
+          <w:p>
+            <w:pPr>
+              <w:spacing w:before="0" w:after="0"/>
+            </w:pPr>
+            <w:r>
+              <w:rPr>
+                <w:b/>
+                <w:i w:val="0"/>
+                <w:color w:val="FFFFFF"/>
+                <w:sz w:val="24"/>
+              </w:rPr>
+              <w:t>Cada busca é UMA ida ao banco — e nenhum trecho de outro projeto aparece no resultado, o que é testado.</w:t>
+            </w:r>
+          </w:p>
+        </w:tc>
+      </w:tr>
+    </w:tbl>
+    <w:p>
+      <w:pPr>
+        <w:pageBreakBefore/>
+        <w:spacing w:before="0" w:after="40"/>
+      </w:pPr>
+      <w:r>
+        <w:rPr>
+          <w:rFonts w:ascii="Cambria" w:hAnsi="Cambria"/>
+          <w:b/>
+          <w:i w:val="0"/>
+          <w:color w:val="1B2A41"/>
+          <w:sz w:val="48"/>
+        </w:rPr>
+        <w:t>A fusão por posições, num exemplo</w:t>
+      </w:r>
+    </w:p>
+    <w:p>
+      <w:pPr>
+        <w:spacing w:before="0" w:after="200"/>
       </w:pPr>
       <w:r>
         <w:rPr>
           <w:b w:val="0"/>
           <w:i w:val="0"/>
-          <w:color w:val="1F2328"/>
-          <w:sz w:val="24"/>
+          <w:color w:val="6B7480"/>
+          <w:sz w:val="25"/>
         </w:rPr>
-        <w:t>Avaliação com recall@8, recall@1 e MRR; busca abaixo da linha de base desliga o bloco.</w:t>
+        <w:t>A pontuação de cada trecho é a soma de 1/(60 + posição) em cada lista onde ele aparece; quem aparece nas duas sobe.</w:t>
       </w:r>
     </w:p>
+    <w:p>
+      <w:pPr>
+        <w:jc w:val="center"/>
+      </w:pPr>
+      <w:r>
+        <w:drawing>
+          <wp:inline xmlns:a="http://schemas.openxmlformats.org/drawingml/2006/main" xmlns:pic="http://schemas.openxmlformats.org/drawingml/2006/picture">
+            <wp:extent cx="6204167" cy="1800000"/>
+            <wp:docPr id="7" name="Picture 7"/>
+            <wp:cNvGraphicFramePr>
+              <a:graphicFrameLocks noChangeAspect="1"/>
+            </wp:cNvGraphicFramePr>
+            <a:graphic>
+              <a:graphicData uri="http://schemas.openxmlformats.org/drawingml/2006/picture">
+                <pic:pic>
+                  <pic:nvPicPr>
+                    <pic:cNvPr id="0" name="E6-rrf.png"/>
+                    <pic:cNvPicPr/>
+                  </pic:nvPicPr>
+                  <pic:blipFill>
+                    <a:blip r:embed="rId17"/>
+                    <a:stretch>
+                      <a:fillRect/>
+                    </a:stretch>
+                  </pic:blipFill>
+                  <pic:spPr>
+                    <a:xfrm>
+                      <a:off x="0" y="0"/>
+                      <a:ext cx="6204167" cy="1800000"/>
+                    </a:xfrm>
+                    <a:prstGeom prst="rect"/>
+                  </pic:spPr>
+                </pic:pic>
+              </a:graphicData>
+            </a:graphic>
+          </wp:inline>
+        </w:drawing>
+      </w:r>
+    </w:p>
+    <w:p>
+      <w:pPr>
+        <w:spacing w:before="0" w:after="80"/>
+      </w:pPr>
+    </w:p>
+    <w:tbl>
+      <w:tblPr>
+        <w:tblW w:type="auto" w:w="0"/>
+        <w:jc w:val="center"/>
+        <w:tblLayout w:type="fixed"/>
+        <w:tblLook w:firstColumn="1" w:firstRow="1" w:lastColumn="0" w:lastRow="0" w:noHBand="0" w:noVBand="1" w:val="04A0"/>
+        <w:tblBorders>
+          <w:top w:val="nil"/>
+          <w:left w:val="nil"/>
+          <w:bottom w:val="nil"/>
+          <w:right w:val="nil"/>
+          <w:insideH w:val="nil"/>
+          <w:insideV w:val="nil"/>
+        </w:tblBorders>
+      </w:tblPr>
+      <w:tblGrid>
+        <w:gridCol w:w="9354"/>
+        <w:gridCol w:w="5669"/>
+      </w:tblGrid>
+      <w:tr>
+        <w:tc>
+          <w:tcPr>
+            <w:tcW w:type="dxa" w:w="9354"/>
+            <w:shd w:val="clear" w:color="auto" w:fill="F2F4F7"/>
+            <w:tcMar>
+              <w:top w:w="170" w:type="dxa"/>
+              <w:left w:w="170" w:type="dxa"/>
+              <w:bottom w:w="170" w:type="dxa"/>
+              <w:right w:w="170" w:type="dxa"/>
+            </w:tcMar>
+          </w:tcPr>
+          <w:p>
+            <w:pPr>
+              <w:spacing w:before="0" w:after="60"/>
+            </w:pPr>
+            <w:r>
+              <w:rPr>
+                <w:b/>
+                <w:i w:val="0"/>
+                <w:color w:val="4A6FA5"/>
+                <w:sz w:val="21"/>
+              </w:rPr>
+              <w:t>COMO FUNCIONA</w:t>
+            </w:r>
+          </w:p>
+          <w:p>
+            <w:pPr>
+              <w:pStyle w:val="ListBullet"/>
+              <w:spacing w:after="40"/>
+            </w:pPr>
+            <w:r>
+              <w:rPr>
+                <w:b w:val="0"/>
+                <w:i w:val="0"/>
+                <w:color w:val="1F2328"/>
+                <w:sz w:val="22"/>
+              </w:rPr>
+              <w:t>Cada metade traz até 40 candidatos; a fusão junta as duas listas (quem só aparece numa recebe zero da outra).</w:t>
+            </w:r>
+          </w:p>
+          <w:p>
+            <w:pPr>
+              <w:pStyle w:val="ListBullet"/>
+              <w:spacing w:after="40"/>
+            </w:pPr>
+            <w:r>
+              <w:rPr>
+                <w:b w:val="0"/>
+                <w:i w:val="0"/>
+                <w:color w:val="1F2328"/>
+                <w:sz w:val="22"/>
+              </w:rPr>
+              <w:t>O resultado final são os 8 trechos de maior pontuação.</w:t>
+            </w:r>
+          </w:p>
+          <w:p>
+            <w:pPr>
+              <w:pStyle w:val="ListBullet"/>
+              <w:spacing w:after="40"/>
+            </w:pPr>
+            <w:r>
+              <w:rPr>
+                <w:b w:val="0"/>
+                <w:i w:val="0"/>
+                <w:color w:val="1F2328"/>
+                <w:sz w:val="22"/>
+              </w:rPr>
+              <w:t>A constante 60 é a usual da técnica: suaviza a diferença entre o 1º e o 2º lugar, para nenhuma lista sozinha dominar.</w:t>
+            </w:r>
+          </w:p>
+        </w:tc>
+        <w:tc>
+          <w:tcPr>
+            <w:tcW w:type="dxa" w:w="5669"/>
+            <w:shd w:val="clear" w:color="auto" w:fill="2A9D8F"/>
+            <w:tcMar>
+              <w:top w:w="170" w:type="dxa"/>
+              <w:left w:w="170" w:type="dxa"/>
+              <w:bottom w:w="170" w:type="dxa"/>
+              <w:right w:w="170" w:type="dxa"/>
+            </w:tcMar>
+          </w:tcPr>
+          <w:p>
+            <w:pPr>
+              <w:spacing w:before="0" w:after="80"/>
+            </w:pPr>
+            <w:r>
+              <w:rPr>
+                <w:b/>
+                <w:i w:val="0"/>
+                <w:color w:val="FFFFFF"/>
+                <w:sz w:val="21"/>
+              </w:rPr>
+              <w:t>POR QUE É RELEVANTE</w:t>
+            </w:r>
+          </w:p>
+          <w:p>
+            <w:pPr>
+              <w:spacing w:before="0" w:after="0"/>
+            </w:pPr>
+            <w:r>
+              <w:rPr>
+                <w:b/>
+                <w:i w:val="0"/>
+                <w:color w:val="FFFFFF"/>
+                <w:sz w:val="24"/>
+              </w:rPr>
+              <w:t>É o que deixa juntar duas medidas incomparáveis (distância de vetor e nota de texto) sem inventar pesos.</w:t>
+            </w:r>
+          </w:p>
+        </w:tc>
+      </w:tr>
+    </w:tbl>
+    <w:p>
+      <w:pPr>
+        <w:pageBreakBefore/>
+        <w:spacing w:before="0" w:after="40"/>
+      </w:pPr>
+      <w:r>
+        <w:rPr>
+          <w:rFonts w:ascii="Cambria" w:hAnsi="Cambria"/>
+          <w:b/>
+          <w:i w:val="0"/>
+          <w:color w:val="1B2A41"/>
+          <w:sz w:val="48"/>
+        </w:rPr>
+        <w:t>Peça 5 · O bloco de contexto, com a fonte citada</w:t>
+      </w:r>
+    </w:p>
+    <w:p>
+      <w:pPr>
+        <w:spacing w:before="0" w:after="200"/>
+      </w:pPr>
+      <w:r>
+        <w:rPr>
+          <w:b w:val="0"/>
+          <w:i w:val="0"/>
+          <w:color w:val="6B7480"/>
+          <w:sz w:val="25"/>
+        </w:rPr>
+        <w:t>Os melhores trechos viram um bloco de texto em que cada um cita de onde veio, colocado DEPOIS do prefixo que o cache reaproveita.</w:t>
+      </w:r>
+    </w:p>
+    <w:p>
+      <w:pPr>
+        <w:jc w:val="center"/>
+      </w:pPr>
+      <w:r>
+        <w:drawing>
+          <wp:inline xmlns:a="http://schemas.openxmlformats.org/drawingml/2006/main" xmlns:pic="http://schemas.openxmlformats.org/drawingml/2006/picture">
+            <wp:extent cx="7206694" cy="1224000"/>
+            <wp:docPr id="8" name="Picture 8"/>
+            <wp:cNvGraphicFramePr>
+              <a:graphicFrameLocks noChangeAspect="1"/>
+            </wp:cNvGraphicFramePr>
+            <a:graphic>
+              <a:graphicData uri="http://schemas.openxmlformats.org/drawingml/2006/picture">
+                <pic:pic>
+                  <pic:nvPicPr>
+                    <pic:cNvPr id="0" name="E6-bloco.png"/>
+                    <pic:cNvPicPr/>
+                  </pic:nvPicPr>
+                  <pic:blipFill>
+                    <a:blip r:embed="rId18"/>
+                    <a:stretch>
+                      <a:fillRect/>
+                    </a:stretch>
+                  </pic:blipFill>
+                  <pic:spPr>
+                    <a:xfrm>
+                      <a:off x="0" y="0"/>
+                      <a:ext cx="7206694" cy="1224000"/>
+                    </a:xfrm>
+                    <a:prstGeom prst="rect"/>
+                  </pic:spPr>
+                </pic:pic>
+              </a:graphicData>
+            </a:graphic>
+          </wp:inline>
+        </w:drawing>
+      </w:r>
+    </w:p>
+    <w:p>
+      <w:pPr>
+        <w:spacing w:before="0" w:after="80"/>
+      </w:pPr>
+    </w:p>
+    <w:tbl>
+      <w:tblPr>
+        <w:tblW w:type="auto" w:w="0"/>
+        <w:jc w:val="center"/>
+        <w:tblLayout w:type="fixed"/>
+        <w:tblLook w:firstColumn="1" w:firstRow="1" w:lastColumn="0" w:lastRow="0" w:noHBand="0" w:noVBand="1" w:val="04A0"/>
+        <w:tblBorders>
+          <w:top w:val="nil"/>
+          <w:left w:val="nil"/>
+          <w:bottom w:val="nil"/>
+          <w:right w:val="nil"/>
+          <w:insideH w:val="nil"/>
+          <w:insideV w:val="nil"/>
+        </w:tblBorders>
+      </w:tblPr>
+      <w:tblGrid>
+        <w:gridCol w:w="9354"/>
+        <w:gridCol w:w="5669"/>
+      </w:tblGrid>
+      <w:tr>
+        <w:tc>
+          <w:tcPr>
+            <w:tcW w:type="dxa" w:w="9354"/>
+            <w:shd w:val="clear" w:color="auto" w:fill="F2F4F7"/>
+            <w:tcMar>
+              <w:top w:w="170" w:type="dxa"/>
+              <w:left w:w="170" w:type="dxa"/>
+              <w:bottom w:w="170" w:type="dxa"/>
+              <w:right w:w="170" w:type="dxa"/>
+            </w:tcMar>
+          </w:tcPr>
+          <w:p>
+            <w:pPr>
+              <w:spacing w:before="0" w:after="60"/>
+            </w:pPr>
+            <w:r>
+              <w:rPr>
+                <w:b/>
+                <w:i w:val="0"/>
+                <w:color w:val="4A6FA5"/>
+                <w:sz w:val="21"/>
+              </w:rPr>
+              <w:t>COMO FUNCIONA</w:t>
+            </w:r>
+          </w:p>
+          <w:p>
+            <w:pPr>
+              <w:pStyle w:val="ListBullet"/>
+              <w:spacing w:after="40"/>
+            </w:pPr>
+            <w:r>
+              <w:rPr>
+                <w:b w:val="0"/>
+                <w:i w:val="0"/>
+                <w:color w:val="1F2328"/>
+                <w:sz w:val="22"/>
+              </w:rPr>
+              <w:t>Cada trecho entra como "### arquivo#seção" seguido do texto: o agente pode citar a fonte, e quem lê pode conferir.</w:t>
+            </w:r>
+          </w:p>
+          <w:p>
+            <w:pPr>
+              <w:pStyle w:val="ListBullet"/>
+              <w:spacing w:after="40"/>
+            </w:pPr>
+            <w:r>
+              <w:rPr>
+                <w:b w:val="0"/>
+                <w:i w:val="0"/>
+                <w:color w:val="1F2328"/>
+                <w:sz w:val="22"/>
+              </w:rPr>
+              <w:t>No máximo 8 trechos e 6.000 bytes; o corte é sempre de trechos inteiros do fim da lista, e o mais relevante entra sempre.</w:t>
+            </w:r>
+          </w:p>
+          <w:p>
+            <w:pPr>
+              <w:pStyle w:val="ListBullet"/>
+              <w:spacing w:after="40"/>
+            </w:pPr>
+            <w:r>
+              <w:rPr>
+                <w:b w:val="0"/>
+                <w:i w:val="0"/>
+                <w:color w:val="1F2328"/>
+                <w:sz w:val="22"/>
+              </w:rPr>
+              <w:t>Sem trechos, não há bloco: o texto final é byte a byte o prefixo. O bloco nunca altera o prefixo, que é o que mantém o cache válido (E3).</w:t>
+            </w:r>
+          </w:p>
+        </w:tc>
+        <w:tc>
+          <w:tcPr>
+            <w:tcW w:type="dxa" w:w="5669"/>
+            <w:shd w:val="clear" w:color="auto" w:fill="2A9D8F"/>
+            <w:tcMar>
+              <w:top w:w="170" w:type="dxa"/>
+              <w:left w:w="170" w:type="dxa"/>
+              <w:bottom w:w="170" w:type="dxa"/>
+              <w:right w:w="170" w:type="dxa"/>
+            </w:tcMar>
+          </w:tcPr>
+          <w:p>
+            <w:pPr>
+              <w:spacing w:before="0" w:after="80"/>
+            </w:pPr>
+            <w:r>
+              <w:rPr>
+                <w:b/>
+                <w:i w:val="0"/>
+                <w:color w:val="FFFFFF"/>
+                <w:sz w:val="21"/>
+              </w:rPr>
+              <w:t>POR QUE É RELEVANTE</w:t>
+            </w:r>
+          </w:p>
+          <w:p>
+            <w:pPr>
+              <w:spacing w:before="0" w:after="0"/>
+            </w:pPr>
+            <w:r>
+              <w:rPr>
+                <w:b/>
+                <w:i w:val="0"/>
+                <w:color w:val="FFFFFF"/>
+                <w:sz w:val="24"/>
+              </w:rPr>
+              <w:t>Atende o desenho de R7 (histórico citado com fonte) sem encarecer o despacho: o bloco muda a cada tarefa, por isso fica fora da faixa cacheada.</w:t>
+            </w:r>
+          </w:p>
+        </w:tc>
+      </w:tr>
+    </w:tbl>
+    <w:p>
+      <w:pPr>
+        <w:pageBreakBefore/>
+        <w:spacing w:before="0" w:after="40"/>
+      </w:pPr>
+      <w:r>
+        <w:rPr>
+          <w:rFonts w:ascii="Cambria" w:hAnsi="Cambria"/>
+          <w:b/>
+          <w:i w:val="0"/>
+          <w:color w:val="1B2A41"/>
+          <w:sz w:val="48"/>
+        </w:rPr>
+        <w:t>Peça 6 · Avaliar a busca e desligar se piorar</w:t>
+      </w:r>
+    </w:p>
+    <w:p>
+      <w:pPr>
+        <w:spacing w:before="0" w:after="200"/>
+      </w:pPr>
+      <w:r>
+        <w:rPr>
+          <w:b w:val="0"/>
+          <w:i w:val="0"/>
+          <w:color w:val="6B7480"/>
+          <w:sz w:val="25"/>
+        </w:rPr>
+        <w:t>Um gabarito de 21 perguntas com resposta conhecida mede a busca; se ela ficar abaixo da busca só por palavra, o bloco não é enviado.</w:t>
+      </w:r>
+    </w:p>
+    <w:p>
+      <w:pPr>
+        <w:jc w:val="center"/>
+      </w:pPr>
+      <w:r>
+        <w:drawing>
+          <wp:inline xmlns:a="http://schemas.openxmlformats.org/drawingml/2006/main" xmlns:pic="http://schemas.openxmlformats.org/drawingml/2006/picture">
+            <wp:extent cx="7254988" cy="1440000"/>
+            <wp:docPr id="9" name="Picture 9"/>
+            <wp:cNvGraphicFramePr>
+              <a:graphicFrameLocks noChangeAspect="1"/>
+            </wp:cNvGraphicFramePr>
+            <a:graphic>
+              <a:graphicData uri="http://schemas.openxmlformats.org/drawingml/2006/picture">
+                <pic:pic>
+                  <pic:nvPicPr>
+                    <pic:cNvPr id="0" name="E6-avaliacao.png"/>
+                    <pic:cNvPicPr/>
+                  </pic:nvPicPr>
+                  <pic:blipFill>
+                    <a:blip r:embed="rId19"/>
+                    <a:stretch>
+                      <a:fillRect/>
+                    </a:stretch>
+                  </pic:blipFill>
+                  <pic:spPr>
+                    <a:xfrm>
+                      <a:off x="0" y="0"/>
+                      <a:ext cx="7254988" cy="1440000"/>
+                    </a:xfrm>
+                    <a:prstGeom prst="rect"/>
+                  </pic:spPr>
+                </pic:pic>
+              </a:graphicData>
+            </a:graphic>
+          </wp:inline>
+        </w:drawing>
+      </w:r>
+    </w:p>
+    <w:p>
+      <w:pPr>
+        <w:spacing w:before="0" w:after="80"/>
+      </w:pPr>
+    </w:p>
+    <w:tbl>
+      <w:tblPr>
+        <w:tblW w:type="auto" w:w="0"/>
+        <w:jc w:val="center"/>
+        <w:tblLayout w:type="fixed"/>
+        <w:tblLook w:firstColumn="1" w:firstRow="1" w:lastColumn="0" w:lastRow="0" w:noHBand="0" w:noVBand="1" w:val="04A0"/>
+        <w:tblBorders>
+          <w:top w:val="nil"/>
+          <w:left w:val="nil"/>
+          <w:bottom w:val="nil"/>
+          <w:right w:val="nil"/>
+          <w:insideH w:val="nil"/>
+          <w:insideV w:val="nil"/>
+        </w:tblBorders>
+      </w:tblPr>
+      <w:tblGrid>
+        <w:gridCol w:w="9354"/>
+        <w:gridCol w:w="5669"/>
+      </w:tblGrid>
+      <w:tr>
+        <w:tc>
+          <w:tcPr>
+            <w:tcW w:type="dxa" w:w="9354"/>
+            <w:shd w:val="clear" w:color="auto" w:fill="F2F4F7"/>
+            <w:tcMar>
+              <w:top w:w="170" w:type="dxa"/>
+              <w:left w:w="170" w:type="dxa"/>
+              <w:bottom w:w="170" w:type="dxa"/>
+              <w:right w:w="170" w:type="dxa"/>
+            </w:tcMar>
+          </w:tcPr>
+          <w:p>
+            <w:pPr>
+              <w:spacing w:before="0" w:after="60"/>
+            </w:pPr>
+            <w:r>
+              <w:rPr>
+                <w:b/>
+                <w:i w:val="0"/>
+                <w:color w:val="4A6FA5"/>
+                <w:sz w:val="21"/>
+              </w:rPr>
+              <w:t>COMO FUNCIONA</w:t>
+            </w:r>
+          </w:p>
+          <w:p>
+            <w:pPr>
+              <w:pStyle w:val="ListBullet"/>
+              <w:spacing w:after="40"/>
+            </w:pPr>
+            <w:r>
+              <w:rPr>
+                <w:b w:val="0"/>
+                <w:i w:val="0"/>
+                <w:color w:val="1F2328"/>
+                <w:sz w:val="22"/>
+              </w:rPr>
+              <w:t>Cada pergunta do gabarito vem do histórico real e é escrita com palavras DIFERENTES da resposta — o caso em que a busca por palavra falha.</w:t>
+            </w:r>
+          </w:p>
+          <w:p>
+            <w:pPr>
+              <w:pStyle w:val="ListBullet"/>
+              <w:spacing w:after="40"/>
+            </w:pPr>
+            <w:r>
+              <w:rPr>
+                <w:b w:val="0"/>
+                <w:i w:val="0"/>
+                <w:color w:val="1F2328"/>
+                <w:sz w:val="22"/>
+              </w:rPr>
+              <w:t>A linha de base não é um número congelado: é a mesma medição usando só a busca por palavra, no mesmo projeto, calculada na hora.</w:t>
+            </w:r>
+          </w:p>
+          <w:p>
+            <w:pPr>
+              <w:pStyle w:val="ListBullet"/>
+              <w:spacing w:after="40"/>
+            </w:pPr>
+            <w:r>
+              <w:rPr>
+                <w:b w:val="0"/>
+                <w:i w:val="0"/>
+                <w:color w:val="1F2328"/>
+                <w:sz w:val="22"/>
+              </w:rPr>
+              <w:t>build_safe_context/3 é o atuador: mede, compara e só então monta o bloco com a mesma busca medida. Busca com erro conta como "não achou", nunca derruba o despacho.</w:t>
+            </w:r>
+          </w:p>
+        </w:tc>
+        <w:tc>
+          <w:tcPr>
+            <w:tcW w:type="dxa" w:w="5669"/>
+            <w:shd w:val="clear" w:color="auto" w:fill="2A9D8F"/>
+            <w:tcMar>
+              <w:top w:w="170" w:type="dxa"/>
+              <w:left w:w="170" w:type="dxa"/>
+              <w:bottom w:w="170" w:type="dxa"/>
+              <w:right w:w="170" w:type="dxa"/>
+            </w:tcMar>
+          </w:tcPr>
+          <w:p>
+            <w:pPr>
+              <w:spacing w:before="0" w:after="80"/>
+            </w:pPr>
+            <w:r>
+              <w:rPr>
+                <w:b/>
+                <w:i w:val="0"/>
+                <w:color w:val="FFFFFF"/>
+                <w:sz w:val="21"/>
+              </w:rPr>
+              <w:t>POR QUE É RELEVANTE</w:t>
+            </w:r>
+          </w:p>
+          <w:p>
+            <w:pPr>
+              <w:spacing w:before="0" w:after="0"/>
+            </w:pPr>
+            <w:r>
+              <w:rPr>
+                <w:b/>
+                <w:i w:val="0"/>
+                <w:color w:val="FFFFFF"/>
+                <w:sz w:val="24"/>
+              </w:rPr>
+              <w:t>Memória ruim é pior que memória nenhuma. A medição não é só um relatório: ela liga e desliga o bloco.</w:t>
+            </w:r>
+          </w:p>
+        </w:tc>
+      </w:tr>
+    </w:tbl>
+    <w:p>
+      <w:pPr>
+        <w:pageBreakBefore/>
+        <w:spacing w:before="0" w:after="40"/>
+      </w:pPr>
+      <w:r>
+        <w:rPr>
+          <w:rFonts w:ascii="Cambria" w:hAnsi="Cambria"/>
+          <w:b/>
+          <w:i w:val="0"/>
+          <w:color w:val="1B2A41"/>
+          <w:sz w:val="48"/>
+        </w:rPr>
+        <w:t>O número que escolheu o modo padrão</w:t>
+      </w:r>
+    </w:p>
+    <w:p>
+      <w:pPr>
+        <w:spacing w:before="0" w:after="200"/>
+      </w:pPr>
+      <w:r>
+        <w:rPr>
+          <w:b w:val="0"/>
+          <w:i w:val="0"/>
+          <w:color w:val="6B7480"/>
+          <w:sz w:val="25"/>
+        </w:rPr>
+        <w:t>Com o embedder real, o gabarito foi rodado nos três modos; o híbrido acertou mais e virou o padrão.</w:t>
+      </w:r>
+    </w:p>
+    <w:p>
+      <w:pPr>
+        <w:jc w:val="center"/>
+      </w:pPr>
+      <w:r>
+        <w:drawing>
+          <wp:inline xmlns:a="http://schemas.openxmlformats.org/drawingml/2006/main" xmlns:pic="http://schemas.openxmlformats.org/drawingml/2006/picture">
+            <wp:extent cx="5760949" cy="1655999"/>
+            <wp:docPr id="10" name="Picture 10"/>
+            <wp:cNvGraphicFramePr>
+              <a:graphicFrameLocks noChangeAspect="1"/>
+            </wp:cNvGraphicFramePr>
+            <a:graphic>
+              <a:graphicData uri="http://schemas.openxmlformats.org/drawingml/2006/picture">
+                <pic:pic>
+                  <pic:nvPicPr>
+                    <pic:cNvPr id="0" name="E6-medicao.png"/>
+                    <pic:cNvPicPr/>
+                  </pic:nvPicPr>
+                  <pic:blipFill>
+                    <a:blip r:embed="rId20"/>
+                    <a:stretch>
+                      <a:fillRect/>
+                    </a:stretch>
+                  </pic:blipFill>
+                  <pic:spPr>
+                    <a:xfrm>
+                      <a:off x="0" y="0"/>
+                      <a:ext cx="5760949" cy="1655999"/>
+                    </a:xfrm>
+                    <a:prstGeom prst="rect"/>
+                  </pic:spPr>
+                </pic:pic>
+              </a:graphicData>
+            </a:graphic>
+          </wp:inline>
+        </w:drawing>
+      </w:r>
+    </w:p>
+    <w:p>
+      <w:pPr>
+        <w:spacing w:before="0" w:after="80"/>
+      </w:pPr>
+    </w:p>
+    <w:tbl>
+      <w:tblPr>
+        <w:tblW w:type="auto" w:w="0"/>
+        <w:jc w:val="center"/>
+        <w:tblLayout w:type="fixed"/>
+        <w:tblLook w:firstColumn="1" w:firstRow="1" w:lastColumn="0" w:lastRow="0" w:noHBand="0" w:noVBand="1" w:val="04A0"/>
+        <w:tblBorders>
+          <w:top w:val="nil"/>
+          <w:left w:val="nil"/>
+          <w:bottom w:val="nil"/>
+          <w:right w:val="nil"/>
+          <w:insideH w:val="nil"/>
+          <w:insideV w:val="nil"/>
+        </w:tblBorders>
+      </w:tblPr>
+      <w:tblGrid>
+        <w:gridCol w:w="9354"/>
+        <w:gridCol w:w="5669"/>
+      </w:tblGrid>
+      <w:tr>
+        <w:tc>
+          <w:tcPr>
+            <w:tcW w:type="dxa" w:w="9354"/>
+            <w:shd w:val="clear" w:color="auto" w:fill="F2F4F7"/>
+            <w:tcMar>
+              <w:top w:w="170" w:type="dxa"/>
+              <w:left w:w="170" w:type="dxa"/>
+              <w:bottom w:w="170" w:type="dxa"/>
+              <w:right w:w="170" w:type="dxa"/>
+            </w:tcMar>
+          </w:tcPr>
+          <w:p>
+            <w:pPr>
+              <w:spacing w:before="0" w:after="60"/>
+            </w:pPr>
+            <w:r>
+              <w:rPr>
+                <w:b/>
+                <w:i w:val="0"/>
+                <w:color w:val="4A6FA5"/>
+                <w:sz w:val="21"/>
+              </w:rPr>
+              <w:t>COMO FUNCIONA</w:t>
+            </w:r>
+          </w:p>
+          <w:p>
+            <w:pPr>
+              <w:pStyle w:val="ListBullet"/>
+              <w:spacing w:after="40"/>
+            </w:pPr>
+            <w:r>
+              <w:rPr>
+                <w:b w:val="0"/>
+                <w:i w:val="0"/>
+                <w:color w:val="1F2328"/>
+                <w:sz w:val="22"/>
+              </w:rPr>
+              <w:t>recall@8: híbrido 0,667 (14 de 21), só vetor 0,619 (13 de 21), só palavra 0,048 (1 de 21). Híbrido e vetor empatam no recall@1.</w:t>
+            </w:r>
+          </w:p>
+          <w:p>
+            <w:pPr>
+              <w:pStyle w:val="ListBullet"/>
+              <w:spacing w:after="40"/>
+            </w:pPr>
+            <w:r>
+              <w:rPr>
+                <w:b w:val="0"/>
+                <w:i w:val="0"/>
+                <w:color w:val="1F2328"/>
+                <w:sz w:val="22"/>
+              </w:rPr>
+              <w:t>A metade de palavras fica mesmo sendo a pior sozinha: é ela que acha nomes próprios, que o vetor não reconhece.</w:t>
+            </w:r>
+          </w:p>
+          <w:p>
+            <w:pPr>
+              <w:pStyle w:val="ListBullet"/>
+              <w:spacing w:after="40"/>
+            </w:pPr>
+            <w:r>
+              <w:rPr>
+                <w:b w:val="0"/>
+                <w:i w:val="0"/>
+                <w:color w:val="1F2328"/>
+                <w:sz w:val="22"/>
+              </w:rPr>
+              <w:t>Nos testes, com o embedder falso (sem significado), o híbrido fica ABAIXO da base — e é exatamente isso que exercita o desligamento do bloco.</w:t>
+            </w:r>
+          </w:p>
+        </w:tc>
+        <w:tc>
+          <w:tcPr>
+            <w:tcW w:type="dxa" w:w="5669"/>
+            <w:shd w:val="clear" w:color="auto" w:fill="2A9D8F"/>
+            <w:tcMar>
+              <w:top w:w="170" w:type="dxa"/>
+              <w:left w:w="170" w:type="dxa"/>
+              <w:bottom w:w="170" w:type="dxa"/>
+              <w:right w:w="170" w:type="dxa"/>
+            </w:tcMar>
+          </w:tcPr>
+          <w:p>
+            <w:pPr>
+              <w:spacing w:before="0" w:after="80"/>
+            </w:pPr>
+            <w:r>
+              <w:rPr>
+                <w:b/>
+                <w:i w:val="0"/>
+                <w:color w:val="FFFFFF"/>
+                <w:sz w:val="21"/>
+              </w:rPr>
+              <w:t>POR QUE É RELEVANTE</w:t>
+            </w:r>
+          </w:p>
+          <w:p>
+            <w:pPr>
+              <w:spacing w:before="0" w:after="0"/>
+            </w:pPr>
+            <w:r>
+              <w:rPr>
+                <w:b/>
+                <w:i w:val="0"/>
+                <w:color w:val="FFFFFF"/>
+                <w:sz w:val="24"/>
+              </w:rPr>
+              <w:t>A decisão de projeto está escrita no código junto com o número que a sustenta, e pode ser refeita com measure_all_modes/2.</w:t>
+            </w:r>
+          </w:p>
+        </w:tc>
+      </w:tr>
+    </w:tbl>
     <w:p>
       <w:pPr>
         <w:pageBreakBefore/>
@@ -1105,7 +3832,7 @@
                 <w:color w:val="1B2A41"/>
                 <w:sz w:val="23"/>
               </w:rPr>
-              <w:t>Guardar o histórico a cada alteração</w:t>
+              <w:t>Guardar o histórico em trechos consultáveis</w:t>
             </w:r>
           </w:p>
           <w:p>
@@ -1119,7 +3846,7 @@
                 <w:color w:val="4A5160"/>
                 <w:sz w:val="20"/>
               </w:rPr>
-              <w:t>Ao commitar, quebrar o histórico do projeto em trechos e gravá-los com embedding.</w:t>
+              <w:t>Quebrar o histórico do projeto em trechos por seção e gravá-los com embedding, reprocessando só o que mudou.</w:t>
             </w:r>
           </w:p>
         </w:tc>
@@ -1317,7 +4044,7 @@
                 <w:color w:val="4A5160"/>
                 <w:sz w:val="20"/>
               </w:rPr>
-              <w:t>Montar o bloco de contexto recuperado, com a fonte de cada trecho, e anexá-lo ao despacho do agente.</w:t>
+              <w:t>Montar o bloco de contexto recuperado, com a fonte de cada trecho, pronto para entrar no despacho depois da faixa cacheada.</w:t>
             </w:r>
           </w:p>
         </w:tc>
@@ -1575,71 +4302,206 @@
           <w:color w:val="6B7480"/>
           <w:sz w:val="25"/>
         </w:rPr>
-        <w:t>A entrega combinada no plano, demonstrada por um teste ou execução real.</w:t>
+        <w:t>Entrega combinada: O agente cita a decisão anterior, com a fonte certa, em vez de decidir de novo.</w:t>
       </w:r>
     </w:p>
-    <w:tbl>
-      <w:tblPr>
-        <w:tblW w:type="auto" w:w="0"/>
+    <w:p>
+      <w:pPr>
+        <w:spacing w:before="0" w:after="80"/>
+      </w:pPr>
+      <w:r>
+        <w:rPr>
+          <w:b w:val="0"/>
+          <w:i w:val="0"/>
+          <w:color w:val="1F2328"/>
+          <w:sz w:val="23"/>
+        </w:rPr>
+        <w:t>A corrente da memória, elo a elo: todos os elos existem e estão testados, menos o último.</w:t>
+      </w:r>
+    </w:p>
+    <w:p>
+      <w:pPr>
         <w:jc w:val="center"/>
-        <w:tblLayout w:type="fixed"/>
-        <w:tblLook w:firstColumn="1" w:firstRow="1" w:lastColumn="0" w:lastRow="0" w:noHBand="0" w:noVBand="1" w:val="04A0"/>
-        <w:tblBorders>
-          <w:top w:val="nil"/>
-          <w:left w:val="nil"/>
-          <w:bottom w:val="nil"/>
-          <w:right w:val="nil"/>
-          <w:insideH w:val="nil"/>
-          <w:insideV w:val="nil"/>
-        </w:tblBorders>
-      </w:tblPr>
-      <w:tblGrid>
-        <w:gridCol w:w="15024"/>
-      </w:tblGrid>
-      <w:tr>
-        <w:tc>
-          <w:tcPr>
-            <w:tcW w:type="dxa" w:w="15024"/>
-            <w:shd w:val="clear" w:color="auto" w:fill="1B2A41"/>
-            <w:tcMar>
-              <w:top w:w="255" w:type="dxa"/>
-              <w:left w:w="255" w:type="dxa"/>
-              <w:bottom w:w="255" w:type="dxa"/>
-              <w:right w:w="255" w:type="dxa"/>
-            </w:tcMar>
-          </w:tcPr>
-          <w:p>
-            <w:pPr>
-              <w:spacing w:before="0" w:after="80"/>
-            </w:pPr>
-            <w:r>
-              <w:rPr>
-                <w:b/>
-                <w:i w:val="0"/>
-                <w:color w:val="FFFFFF"/>
-                <w:sz w:val="21"/>
-              </w:rPr>
-              <w:t>ENTREGA COMBINADA</w:t>
-            </w:r>
-          </w:p>
-          <w:p>
-            <w:pPr>
-              <w:spacing w:before="0" w:after="0"/>
-            </w:pPr>
-            <w:r>
-              <w:rPr>
-                <w:rFonts w:ascii="Cambria" w:hAnsi="Cambria"/>
-                <w:b/>
-                <w:i w:val="0"/>
-                <w:color w:val="FFFFFF"/>
-                <w:sz w:val="30"/>
-              </w:rPr>
-              <w:t>O agente cita a decisão anterior, com a fonte certa, em vez de decidir de novo.</w:t>
-            </w:r>
-          </w:p>
-        </w:tc>
-      </w:tr>
-    </w:tbl>
+      </w:pPr>
+      <w:r>
+        <w:drawing>
+          <wp:inline xmlns:a="http://schemas.openxmlformats.org/drawingml/2006/main" xmlns:pic="http://schemas.openxmlformats.org/drawingml/2006/picture">
+            <wp:extent cx="6449625" cy="648000"/>
+            <wp:docPr id="11" name="Picture 11"/>
+            <wp:cNvGraphicFramePr>
+              <a:graphicFrameLocks noChangeAspect="1"/>
+            </wp:cNvGraphicFramePr>
+            <a:graphic>
+              <a:graphicData uri="http://schemas.openxmlformats.org/drawingml/2006/picture">
+                <pic:pic>
+                  <pic:nvPicPr>
+                    <pic:cNvPr id="0" name="E6-marco.png"/>
+                    <pic:cNvPicPr/>
+                  </pic:nvPicPr>
+                  <pic:blipFill>
+                    <a:blip r:embed="rId21"/>
+                    <a:stretch>
+                      <a:fillRect/>
+                    </a:stretch>
+                  </pic:blipFill>
+                  <pic:spPr>
+                    <a:xfrm>
+                      <a:off x="0" y="0"/>
+                      <a:ext cx="6449625" cy="648000"/>
+                    </a:xfrm>
+                    <a:prstGeom prst="rect"/>
+                  </pic:spPr>
+                </pic:pic>
+              </a:graphicData>
+            </a:graphic>
+          </wp:inline>
+        </w:drawing>
+      </w:r>
+    </w:p>
+    <w:p>
+      <w:pPr>
+        <w:spacing w:before="0" w:after="40"/>
+      </w:pPr>
+      <w:r>
+        <w:rPr>
+          <w:b/>
+          <w:i w:val="0"/>
+          <w:color w:val="1B2A41"/>
+          <w:sz w:val="26"/>
+        </w:rPr>
+        <w:t>O que já está provado e o que falta</w:t>
+      </w:r>
+    </w:p>
+    <w:p>
+      <w:pPr>
+        <w:spacing w:before="0" w:after="40"/>
+      </w:pPr>
+      <w:r>
+        <w:rPr>
+          <w:b/>
+          <w:i w:val="0"/>
+          <w:color w:val="E9A23B"/>
+          <w:sz w:val="24"/>
+        </w:rPr>
+        <w:t xml:space="preserve">1.  </w:t>
+      </w:r>
+      <w:r>
+        <w:rPr>
+          <w:b w:val="0"/>
+          <w:i w:val="0"/>
+          <w:color w:val="1F2328"/>
+          <w:sz w:val="22"/>
+        </w:rPr>
+        <w:t>Provado pelas suítes (</w:t>
+      </w:r>
+      <w:r>
+        <w:rPr>
+          <w:rFonts w:ascii="Consolas" w:hAnsi="Consolas"/>
+          <w:b w:val="0"/>
+          <w:i w:val="0"/>
+          <w:color w:val="2A4A7F"/>
+          <w:sz w:val="21"/>
+        </w:rPr>
+        <w:t>mix test test/factory/memory/</w:t>
+      </w:r>
+      <w:r>
+        <w:rPr>
+          <w:b w:val="0"/>
+          <w:i w:val="0"/>
+          <w:color w:val="1F2328"/>
+          <w:sz w:val="22"/>
+        </w:rPr>
+        <w:t>): ingestão, busca híbrida por projeto, bloco com fonte e desligamento abaixo da base.</w:t>
+      </w:r>
+    </w:p>
+    <w:p>
+      <w:pPr>
+        <w:spacing w:before="0" w:after="40"/>
+      </w:pPr>
+      <w:r>
+        <w:rPr>
+          <w:b/>
+          <w:i w:val="0"/>
+          <w:color w:val="E9A23B"/>
+          <w:sz w:val="24"/>
+        </w:rPr>
+        <w:t xml:space="preserve">2.  </w:t>
+      </w:r>
+      <w:r>
+        <w:rPr>
+          <w:b w:val="0"/>
+          <w:i w:val="0"/>
+          <w:color w:val="1F2328"/>
+          <w:sz w:val="22"/>
+        </w:rPr>
+        <w:t>Provado pelo probe (</w:t>
+      </w:r>
+      <w:r>
+        <w:rPr>
+          <w:rFonts w:ascii="Consolas" w:hAnsi="Consolas"/>
+          <w:b w:val="0"/>
+          <w:i w:val="0"/>
+          <w:color w:val="2A4A7F"/>
+          <w:sz w:val="21"/>
+        </w:rPr>
+        <w:t>mix run priv/probes/ollama_real.exs</w:t>
+      </w:r>
+      <w:r>
+        <w:rPr>
+          <w:b w:val="0"/>
+          <w:i w:val="0"/>
+          <w:color w:val="1F2328"/>
+          <w:sz w:val="22"/>
+        </w:rPr>
+        <w:t>): o embedder real põe a pergunta mais perto do documento certo.</w:t>
+      </w:r>
+    </w:p>
+    <w:p>
+      <w:pPr>
+        <w:spacing w:before="0" w:after="40"/>
+      </w:pPr>
+      <w:r>
+        <w:rPr>
+          <w:b/>
+          <w:i w:val="0"/>
+          <w:color w:val="E9A23B"/>
+          <w:sz w:val="24"/>
+        </w:rPr>
+        <w:t xml:space="preserve">3.  </w:t>
+      </w:r>
+      <w:r>
+        <w:rPr>
+          <w:b w:val="0"/>
+          <w:i w:val="0"/>
+          <w:color w:val="1F2328"/>
+          <w:sz w:val="22"/>
+        </w:rPr>
+        <w:t>Falta a ligação: na E6 nenhum código do despacho chama a memória; na E7 o despacho anexa o bloco, mas a fila monta a mensagem sem ele.</w:t>
+      </w:r>
+    </w:p>
+    <w:p>
+      <w:pPr>
+        <w:spacing w:before="0" w:after="40"/>
+      </w:pPr>
+      <w:r>
+        <w:rPr>
+          <w:b/>
+          <w:i w:val="0"/>
+          <w:color w:val="E9A23B"/>
+          <w:sz w:val="24"/>
+        </w:rPr>
+        <w:t xml:space="preserve">4.  </w:t>
+      </w:r>
+      <w:r>
+        <w:rPr>
+          <w:b w:val="0"/>
+          <w:i w:val="0"/>
+          <w:color w:val="1F2328"/>
+          <w:sz w:val="22"/>
+        </w:rPr>
+        <w:t>Falta a observação: um agente real citar com a fonte certa uma decisão anterior.</w:t>
+      </w:r>
+    </w:p>
     <w:p>
       <w:pPr>
         <w:spacing w:before="0" w:after="80"/>
@@ -1699,9 +4561,9 @@
                 <w:b/>
                 <w:i w:val="0"/>
                 <w:color w:val="FFFFFF"/>
-                <w:sz w:val="26"/>
+                <w:sz w:val="24"/>
               </w:rPr>
-              <w:t>Marco da etapa 6, AINDA NÃO ATINGIDO (bloqueado): observar um agente real recebendo o bloco de memória e citando a decisão anterior com a fonte certa, em vez de decidir de novo. Todas as peças existem e estão testadas, mas o caminho real ainda não as liga.</w:t>
+              <w:t>Marco da etapa 6, AINDA NÃO ATINGIDO (bloqueado): as peças da memória existem e estão testadas, mas a memória ainda não chega à mensagem do agente real.</w:t>
             </w:r>
           </w:p>
         </w:tc>
@@ -1768,7 +4630,7 @@
                 <w:color w:val="1F2328"/>
                 <w:sz w:val="24"/>
               </w:rPr>
-              <w:t>mix test test/factory/memory/ — busca, contexto, ingestão e avaliação.</w:t>
+              <w:t>mix test test/factory/memory/ — ingestão, busca, bloco e avaliação  ·  mix run priv/probes/ollama_real.exs — o embedder real, sem custo</w:t>
             </w:r>
           </w:p>
         </w:tc>
@@ -2075,7 +4937,7 @@
         <w:drawing>
           <wp:inline xmlns:a="http://schemas.openxmlformats.org/drawingml/2006/main" xmlns:pic="http://schemas.openxmlformats.org/drawingml/2006/picture">
             <wp:extent cx="8280000" cy="2408727"/>
-            <wp:docPr id="3" name="Picture 3"/>
+            <wp:docPr id="12" name="Picture 12"/>
             <wp:cNvGraphicFramePr>
               <a:graphicFrameLocks noChangeAspect="1"/>
             </wp:cNvGraphicFramePr>
@@ -2087,7 +4949,7 @@
                     <pic:cNvPicPr/>
                   </pic:nvPicPr>
                   <pic:blipFill>
-                    <a:blip r:embed="rId13"/>
+                    <a:blip r:embed="rId22"/>
                     <a:stretch>
                       <a:fillRect/>
                     </a:stretch>
@@ -2214,7 +5076,7 @@
                 <w:color w:val="6B7480"/>
                 <w:sz w:val="22"/>
               </w:rPr>
-              <w:t>pendente — bloco ainda não chega ao agente</w:t>
+              <w:t>pendente — busca, bloco com fonte e avaliação prontos e testados; o bloco ainda não chega à mensagem de um agente real</w:t>
             </w:r>
           </w:p>
         </w:tc>
@@ -2278,7 +5140,7 @@
                 <w:color w:val="6B7480"/>
                 <w:sz w:val="22"/>
               </w:rPr>
-              <w:t>parcial — busca medida; pico com 3 em paralelo a medir</w:t>
+              <w:t>parcial — embedding local medido e escolhido (fora do processo, sem custo); o pico com agentes em paralelo ainda será medido</w:t>
             </w:r>
           </w:p>
         </w:tc>
@@ -2314,7 +5176,35 @@
           <w:color w:val="1F2328"/>
           <w:sz w:val="24"/>
         </w:rPr>
-        <w:t>Marco bloqueado: a fila ainda monta a mensagem do agente sem o bloco de memória (ajuste pequeno, já diagnosticado).</w:t>
+        <w:t>Marco bloqueado: nesta etapa a memória ainda não está ligada ao despacho; na E7 o despacho passa a anexar o bloco, mas a fila ainda o descarta ao montar a mensagem (ajuste pequeno, já localizado).</w:t>
+      </w:r>
+    </w:p>
+    <w:p>
+      <w:pPr>
+        <w:pStyle w:val="ListBullet"/>
+      </w:pPr>
+      <w:r>
+        <w:rPr>
+          <w:b w:val="0"/>
+          <w:i w:val="0"/>
+          <w:color w:val="1F2328"/>
+          <w:sz w:val="24"/>
+        </w:rPr>
+        <w:t>A ingestão ainda não é disparada sozinha a cada mudança do histórico; nesta etapa quem a chama são os testes.</w:t>
+      </w:r>
+    </w:p>
+    <w:p>
+      <w:pPr>
+        <w:pStyle w:val="ListBullet"/>
+      </w:pPr>
+      <w:r>
+        <w:rPr>
+          <w:b w:val="0"/>
+          <w:i w:val="0"/>
+          <w:color w:val="1F2328"/>
+          <w:sz w:val="24"/>
+        </w:rPr>
+        <w:t>Medir o pico de memória com agentes em paralelo na máquina de 8 GB (R9).</w:t>
       </w:r>
     </w:p>
     <w:p>
@@ -2378,7 +5268,7 @@
                 <w:color w:val="FFFFFF"/>
                 <w:sz w:val="30"/>
               </w:rPr>
-              <w:t>Fechar o ajuste da fila e demonstrar o agente real citando a decisão anterior.</w:t>
+              <w:t>E7 — painel ao vivo e piloto automático; o despacho passa a anexar a memória (falta a fila entregá-la ao agente).</w:t>
             </w:r>
           </w:p>
         </w:tc>
